--- a/THESIS/Thesis_FileSystemIntegrityToolkit_2026.docx
+++ b/THESIS/Thesis_FileSystemIntegrityToolkit_2026.docx
@@ -18171,7 +18171,7 @@
           <w:color w:val="000000"/>
           <w:sz w:val="24"/>
         </w:rPr>
-        <w:t>This chapter presents the comprehensive research methodology, architectural framework, engineering paradigms, and experimental designs applied in the conception, development, and validation of the Integrity Guardian File System Integrity Monitoring and Automated Response Toolkit. In accordance with the academic guidelines of the Department of Information and Communication Technology at Kapasa Makasa University, this chapter details the baseline study, research design, system development methodology, modular component modeling, preventive and detective security controls, cryptographic data structures, system workflows, and ethical considerations governing the study.</w:t>
+        <w:t>This chapter outlines the research methodology, engineering design, operational frameworks, and ethical protocols applied in the development and empirical evaluation of the Integrity Guardian File System Integrity Monitoring and Automated Response Toolkit. In accordance with the project format prescribed by the Department of Information and Communication Technology at Kapasa Makasa University, this chapter is organized into seven core sections: Baseline Study, Research Design, Study Area, Research Instruments, System Development Methodology, Ethical Considerations, and Chapter Summary.</w:t>
       </w:r>
     </w:p>
     <w:p>
@@ -18202,7 +18202,7 @@
           <w:color w:val="000000"/>
           <w:sz w:val="24"/>
         </w:rPr>
-        <w:t>To establish empirical foundation and contextual relevance within contemporary enterprise computing environments, an initial baseline study was conducted. The primary objective was to investigate the prevailing operational challenges, architectural limitations, and administrative overheads associated with traditional File Integrity Monitoring (FIM) systems—specifically examining tools such as Tripwire, OSSEC, and manual cryptographic checksum scripts.</w:t>
+        <w:t>To establish empirical necessity within enterprise computing environments, an initial baseline study was conducted. The primary objective was to investigate the prevailing operational challenges, architectural limitations, and administrative overheads associated with traditional File Integrity Monitoring (FIM) systems—specifically examining Tripwire, OSSEC, and manual cryptographic checksum scripts.</w:t>
       </w:r>
     </w:p>
     <w:p>
@@ -18226,7 +18226,7 @@
           <w:color w:val="000000"/>
           <w:sz w:val="24"/>
         </w:rPr>
-        <w:t>Study Design and Target Population: A concurrent mixed-methods research design was adopted, incorporating both quantitative telemetry benchmarks and qualitative expert evaluations. The target population comprised thirty-five (35) cybersecurity analysts, IT infrastructure administrators, and enterprise systems engineers across financial services, public sector data centers, and academic IT environments in Zambia.</w:t>
+        <w:t>A concurrent mixed-methods design was employed, combining quantitative system performance telemetry with qualitative expert assessments. The target population comprised thirty-five (35) cybersecurity analysts, IT infrastructure administrators, and enterprise systems engineers across financial institutions, government data centers, and academic computing environments in Zambia.</w:t>
       </w:r>
     </w:p>
     <w:p>
@@ -18241,7 +18241,7 @@
           <w:color w:val="000000"/>
           <w:sz w:val="24"/>
         </w:rPr>
-        <w:t xml:space="preserve">3.1.2 Instruments and Data Collection: </w:t>
+        <w:t xml:space="preserve">3.1.2 Data Collection and Analysis: </w:t>
       </w:r>
       <w:r>
         <w:rPr>
@@ -18250,7 +18250,7 @@
           <w:color w:val="000000"/>
           <w:sz w:val="24"/>
         </w:rPr>
-        <w:t>Data Collection Instruments: The study utilized structured survey questionnaires and semi-structured technical interviews. Instruments were formulated to evaluate three core operational metrics: (i) average alert fatigue and false positive rates resulting from standard administrative updates, (ii) temporal latency elapsed between file tampering and security team notification, and (iii) absence of automated OS-level intervention mechanisms to prevent unauthorized file encryption during active ransomware outbreaks.</w:t>
+        <w:t>Data collection utilized structured survey questionnaires and semi-structured technical interviews (detailed in Appendix I). Key parameters measured included detection latency, alert fatigue, and the presence or absence of automated file-locking or self-healing rollback capabilities.</w:t>
       </w:r>
     </w:p>
     <w:p>
@@ -18265,7 +18265,7 @@
           <w:color w:val="000000"/>
           <w:sz w:val="24"/>
         </w:rPr>
-        <w:t xml:space="preserve">3.1.3 Baseline Findings: </w:t>
+        <w:t xml:space="preserve">3.1.3 Baseline Findings Summary: </w:t>
       </w:r>
       <w:r>
         <w:rPr>
@@ -18274,7 +18274,7 @@
           <w:color w:val="000000"/>
           <w:sz w:val="24"/>
         </w:rPr>
-        <w:t>Baseline Findings and Empirical Justification: Quantitative analysis revealed that 82.9% of surveyed organizations experienced significant notification latency exceeding 15 minutes due to batch-mode polling architectures. Furthermore, 91.4% of respondents reported that their existing FIM deployments were purely reactive—notifying administrators long after ransomware had completed payload encryption—while 88.6% cited the total absence of automated file-locking or self-healing rollback capabilities as critical security deficiencies. These empirical findings directly motivated the engineering objectives of the Integrity Guardian toolkit.</w:t>
+        <w:t>Empirical analysis revealed that 82.9% of surveyed organizations experienced significant notification latency exceeding 15 minutes due to batch-mode polling architectures. Furthermore, 91.4% of respondents reported that their existing FIM deployments were purely reactive—merely sending alerts after ransomware had already encrypted critical files—demonstrating the urgent need for real-time preventive locking and self-healing rollback.</w:t>
       </w:r>
     </w:p>
     <w:p>
@@ -18313,7 +18313,7 @@
         <w:tc>
           <w:tcPr>
             <w:tcW w:type="dxa" w:w="2160"/>
-            <w:shd w:fill="2D3748"/>
+            <w:shd w:fill="1A365D"/>
             <w:tcMar>
               <w:top w:w="120" w:type="dxa"/>
               <w:bottom w:w="120" w:type="dxa"/>
@@ -18341,7 +18341,7 @@
         <w:tc>
           <w:tcPr>
             <w:tcW w:type="dxa" w:w="2592"/>
-            <w:shd w:fill="2D3748"/>
+            <w:shd w:fill="1A365D"/>
             <w:tcMar>
               <w:top w:w="120" w:type="dxa"/>
               <w:bottom w:w="120" w:type="dxa"/>
@@ -18369,7 +18369,7 @@
         <w:tc>
           <w:tcPr>
             <w:tcW w:type="dxa" w:w="2592"/>
-            <w:shd w:fill="2D3748"/>
+            <w:shd w:fill="1A365D"/>
             <w:tcMar>
               <w:top w:w="120" w:type="dxa"/>
               <w:bottom w:w="120" w:type="dxa"/>
@@ -18397,7 +18397,7 @@
         <w:tc>
           <w:tcPr>
             <w:tcW w:type="dxa" w:w="2736"/>
-            <w:shd w:fill="2D3748"/>
+            <w:shd w:fill="1A365D"/>
             <w:tcMar>
               <w:top w:w="120" w:type="dxa"/>
               <w:bottom w:w="120" w:type="dxa"/>
@@ -18474,7 +18474,7 @@
                 <w:color w:val="141414"/>
                 <w:sz w:val="20"/>
               </w:rPr>
-              <w:t>Periodic cron / batch scanning (1-24h)</w:t>
+              <w:t>Periodic cron / batch scan (1–24h)</w:t>
             </w:r>
           </w:p>
         </w:tc>
@@ -18528,7 +18528,7 @@
                 <w:color w:val="141414"/>
                 <w:sz w:val="20"/>
               </w:rPr>
-              <w:t>Real-time kernel ETW / OS hooks (&lt; 100ms)</w:t>
+              <w:t>Real-time kernel ETW / OS hooks (&lt; 15 ms)</w:t>
             </w:r>
           </w:p>
         </w:tc>
@@ -18584,7 +18584,7 @@
                 <w:color w:val="141414"/>
                 <w:sz w:val="20"/>
               </w:rPr>
-              <w:t>Passive logging / email notification</w:t>
+              <w:t>Passive logging / email alerts</w:t>
             </w:r>
           </w:p>
         </w:tc>
@@ -18721,7 +18721,7 @@
                 <w:color w:val="141414"/>
                 <w:sz w:val="20"/>
               </w:rPr>
-              <w:t>Susceptible to hash tampering</w:t>
+              <w:t>Vulnerable to offline tampering</w:t>
             </w:r>
           </w:p>
         </w:tc>
@@ -18887,7 +18887,7 @@
                 <w:color w:val="141414"/>
                 <w:sz w:val="20"/>
               </w:rPr>
-              <w:t>Administrative Auth</w:t>
+              <w:t>Admin Authentication</w:t>
             </w:r>
           </w:p>
         </w:tc>
@@ -18906,7 +18906,7 @@
           <w:p>
             <w:pPr>
               <w:spacing w:after="40" w:before="40"/>
-              <w:jc w:val="center"/>
+              <w:jc w:val="left"/>
             </w:pPr>
             <w:r>
               <w:rPr>
@@ -18914,7 +18914,7 @@
                 <w:color w:val="141414"/>
                 <w:sz w:val="20"/>
               </w:rPr>
-              <w:t>Single-factor login</w:t>
+              <w:t>Single-factor password</w:t>
             </w:r>
           </w:p>
         </w:tc>
@@ -18941,7 +18941,7 @@
                 <w:color w:val="141414"/>
                 <w:sz w:val="20"/>
               </w:rPr>
-              <w:t>Vulnerable to credential theft</w:t>
+              <w:t>Credential theft / insider threat</w:t>
             </w:r>
           </w:p>
         </w:tc>
@@ -19007,7 +19007,7 @@
           <w:color w:val="000000"/>
           <w:sz w:val="24"/>
         </w:rPr>
-        <w:t>The overarching research design follows an Applied Engineering and Design Science Research (DSR) paradigm. Design Science Research produces viable artifacts—constructs, models, methods, and instantiations—designed to solve identified organizational and cybersecurity problems. The research process proceeded through six iterative phases: Problem Identification and Motivation, Objective Definition, Artifact Design and Architecture, Prototype Implementation, Empirical Evaluation and Benchmarking, and Rigorous Documentation.</w:t>
+        <w:t>The overarching research design follows an Applied Engineering and Design Science Research (DSR) paradigm. DSR focuses on creating and evaluating innovative IT artifacts designed to solve identified operational problems. The research iteratively progressed through six systematic phases: Problem Identification and Motivation, Objective Definition, Artifact Design and Architecture, Prototype Implementation, Empirical Evaluation and Benchmarking, and Rigorous Documentation.</w:t>
       </w:r>
     </w:p>
     <w:p>
@@ -19038,7 +19038,7 @@
           <w:color w:val="000000"/>
           <w:sz w:val="24"/>
         </w:rPr>
-        <w:t>The practical and experimental investigations were executed within the Department of Information and Communication Technology laboratory at Kapasa Makasa University, Chinsali, Zambia. The testing environment was staged across bare-metal Windows workstations and isolated virtualized testbeds running Microsoft Windows 11 Enterprise (64-bit, NTFS file system, Build 22631) and Ubuntu Linux 22.04 LTS kernel nodes to facilitate realistic simulated adversarial tampering, ransomware deployment, and high-throughput file modification stress testing.</w:t>
+        <w:t>The study was carried out at the Department of Information and Communication Technology, School of Applied Sciences, Kapasa Makasa University, Chinsali, Zambia. The testbed was hosted on high-performance bare-metal workstations running Microsoft Windows 11 Enterprise (64-bit, NTFS, Build 22631) alongside virtualized environments used to simulate adversary attack scenarios, unauthorized file tampering, and ransomware payloads in an isolated test environment.</w:t>
       </w:r>
     </w:p>
     <w:p>
@@ -19054,7 +19054,7 @@
           <w:color w:val="000000"/>
           <w:sz w:val="26"/>
         </w:rPr>
-        <w:t>3.4 System Development Methodology</w:t>
+        <w:t>3.4 Research Instruments</w:t>
       </w:r>
     </w:p>
     <w:p>
@@ -19069,7 +19069,23 @@
           <w:color w:val="000000"/>
           <w:sz w:val="24"/>
         </w:rPr>
-        <w:t>The Integrity Guardian toolkit was engineered utilizing the Agile Prototyping development methodology. Agile prototyping emphasizes iterative development cycles (Sprints), modular component architecture, and continuous integration testing. This approach enabled rapid refinement of kernel-level event consumers, dynamic NTFS Access Control List (ACL) algorithms, and cryptographic rollback mechanisms based on direct empirical feedback.</w:t>
+        <w:t>Two main research instruments were utilized: (1) Technical Baseline Questionnaire and Interview Protocol (Appendix I), developed to extract empirical workflow data from system administrators, and (2) Automated Telemetry and Attack Simulation Suite, custom Python testing scripts designed to record real-time filesystem event ingestion latencies, CPU/RAM utilization metrics, and cryptographic hash verification speeds.</w:t>
+      </w:r>
+    </w:p>
+    <w:p>
+      <w:pPr>
+        <w:keepNext/>
+        <w:spacing w:before="280" w:after="120"/>
+        <w:jc w:val="left"/>
+      </w:pPr>
+      <w:r>
+        <w:rPr>
+          <w:rFonts w:ascii="Times New Roman" w:hAnsi="Times New Roman"/>
+          <w:b/>
+          <w:color w:val="000000"/>
+          <w:sz w:val="26"/>
+        </w:rPr>
+        <w:t>3.5 System Development Methodology</w:t>
       </w:r>
     </w:p>
     <w:p>
@@ -19077,15 +19093,6 @@
         <w:spacing w:line="360" w:lineRule="auto" w:after="120" w:before="0"/>
         <w:jc w:val="both"/>
       </w:pPr>
-      <w:r>
-        <w:rPr>
-          <w:rFonts w:ascii="Times New Roman" w:hAnsi="Times New Roman"/>
-          <w:b/>
-          <w:color w:val="000000"/>
-          <w:sz w:val="24"/>
-        </w:rPr>
-        <w:t xml:space="preserve">Iterative Sprint Structure: </w:t>
-      </w:r>
       <w:r>
         <w:rPr>
           <w:rFonts w:ascii="Times New Roman" w:hAnsi="Times New Roman"/>
@@ -19093,23 +19100,7 @@
           <w:color w:val="000000"/>
           <w:sz w:val="24"/>
         </w:rPr>
-        <w:t>The project development roadmap was structured across four distinct sprints: Sprint 1 focused on kernel ETW hooking, filesystem watchdog observers, and the SHA-256 cryptographic hashing engine. Sprint 2 developed the AES-256 encrypted snapshot vault, automated rollback subsystem, and SQLite/SQLCipher tamper-resistant baseline storage. Sprint 3 implemented the Dynamic NTFS ACL Access Controller, folder unlock password gating, and multi-factor authentication (MFA). Sprint 4 integrated the FastAPI backend service with the React/Tailwind administrative dashboard and executed empirical performance stress testing.</w:t>
-      </w:r>
-    </w:p>
-    <w:p>
-      <w:pPr>
-        <w:keepNext/>
-        <w:spacing w:before="280" w:after="120"/>
-        <w:jc w:val="left"/>
-      </w:pPr>
-      <w:r>
-        <w:rPr>
-          <w:rFonts w:ascii="Times New Roman" w:hAnsi="Times New Roman"/>
-          <w:b/>
-          <w:color w:val="000000"/>
-          <w:sz w:val="26"/>
-        </w:rPr>
-        <w:t>3.5 System Architecture and Modular Component Modeling</w:t>
+        <w:t>The Integrity Guardian toolkit was engineered utilizing the Agile Prototyping development methodology. Agile prototyping emphasizes iterative development cycles (Sprints), modular component architecture, and continuous integration testing. This approach enabled rapid refinement of kernel-level event consumers, dynamic NTFS Access Control List (ACL) algorithms, and cryptographic rollback mechanisms based on direct empirical feedback.</w:t>
       </w:r>
     </w:p>
     <w:p>
@@ -19117,6 +19108,15 @@
         <w:spacing w:line="360" w:lineRule="auto" w:after="120" w:before="0"/>
         <w:jc w:val="both"/>
       </w:pPr>
+      <w:r>
+        <w:rPr>
+          <w:rFonts w:ascii="Times New Roman" w:hAnsi="Times New Roman"/>
+          <w:b/>
+          <w:color w:val="000000"/>
+          <w:sz w:val="24"/>
+        </w:rPr>
+        <w:t xml:space="preserve">Architectural Overview: </w:t>
+      </w:r>
       <w:r>
         <w:rPr>
           <w:rFonts w:ascii="Times New Roman" w:hAnsi="Times New Roman"/>
@@ -19124,7 +19124,23 @@
           <w:color w:val="000000"/>
           <w:sz w:val="24"/>
         </w:rPr>
-        <w:t>Integrity Guardian is structured around a resilient Four-Tier Architectural Model comprising: (1) Hardware and Operating System Kernel Layer, (2) Core Security Engine &amp; Daemon Layer, (3) Application Programming Interface (API) Service Layer, and (4) Presentation &amp; Administration Layer. This modular decoupling ensures that high-throughput filesystem monitoring does not impede administrative query responsiveness.</w:t>
+        <w:t>The software architecture was designed as a Four-Tier System: (1) Operating System Kernel &amp; Storage Interface Layer, (2) Core Security Engine &amp; Daemon Layer (Watchdog, SHA-256 Hash Engine, AccessController, Rollback Engine), (3) RESTful API Service Layer (FastAPI with JWT and Rate Limiting), and (4) Enterprise Dashboard Layer (React 18, Vite, Tailwind CSS).</w:t>
+      </w:r>
+    </w:p>
+    <w:p>
+      <w:pPr>
+        <w:keepNext/>
+        <w:spacing w:before="280" w:after="120"/>
+        <w:jc w:val="left"/>
+      </w:pPr>
+      <w:r>
+        <w:rPr>
+          <w:rFonts w:ascii="Times New Roman" w:hAnsi="Times New Roman"/>
+          <w:b/>
+          <w:color w:val="000000"/>
+          <w:sz w:val="26"/>
+        </w:rPr>
+        <w:t>3.6 Ethical Considerations</w:t>
       </w:r>
     </w:p>
     <w:p>
@@ -19132,15 +19148,6 @@
         <w:spacing w:line="360" w:lineRule="auto" w:after="120" w:before="0"/>
         <w:jc w:val="both"/>
       </w:pPr>
-      <w:r>
-        <w:rPr>
-          <w:rFonts w:ascii="Times New Roman" w:hAnsi="Times New Roman"/>
-          <w:b/>
-          <w:color w:val="000000"/>
-          <w:sz w:val="24"/>
-        </w:rPr>
-        <w:t xml:space="preserve">Tier 1 — Kernel Interface: </w:t>
-      </w:r>
       <w:r>
         <w:rPr>
           <w:rFonts w:ascii="Times New Roman" w:hAnsi="Times New Roman"/>
@@ -19148,7 +19155,23 @@
           <w:color w:val="000000"/>
           <w:sz w:val="24"/>
         </w:rPr>
-        <w:t>Tier 1: Kernel &amp; File System Interface Layer: Interacts directly with the Windows NTFS file system via Event Tracing for Windows (ETW) and the ReadDirectoryChangesW API. It intercepts low-level I/O request packets (IRPs), capturing FILE_ACTION_ADDED, FILE_ACTION_REMOVED, FILE_ACTION_MODIFIED, and FILE_ACTION_RENAMED events alongside process identifiers (PIDs) and originating executable paths.</w:t>
+        <w:t>All investigative activities were conducted under strict adherence to ethical standards prescribed by the Kapasa Makasa University Senate and international computing codes of ethics (ACM/IEEE). Adversarial testing—including ransomware simulation scripts, mass file encryption routines, and process injection attempts—was conducted exclusively within air-gapped, isolated virtual test environments to eliminate any risk to institutional network infrastructure. Baseline survey participants provided voluntary, informed consent (Appendix II), and all administrative telemetry was anonymized prior to statistical computation.</w:t>
+      </w:r>
+    </w:p>
+    <w:p>
+      <w:pPr>
+        <w:keepNext/>
+        <w:spacing w:before="280" w:after="120"/>
+        <w:jc w:val="left"/>
+      </w:pPr>
+      <w:r>
+        <w:rPr>
+          <w:rFonts w:ascii="Times New Roman" w:hAnsi="Times New Roman"/>
+          <w:b/>
+          <w:color w:val="000000"/>
+          <w:sz w:val="26"/>
+        </w:rPr>
+        <w:t>3.7 Chapter Summary</w:t>
       </w:r>
     </w:p>
     <w:p>
@@ -19156,15 +19179,6 @@
         <w:spacing w:line="360" w:lineRule="auto" w:after="120" w:before="0"/>
         <w:jc w:val="both"/>
       </w:pPr>
-      <w:r>
-        <w:rPr>
-          <w:rFonts w:ascii="Times New Roman" w:hAnsi="Times New Roman"/>
-          <w:b/>
-          <w:color w:val="000000"/>
-          <w:sz w:val="24"/>
-        </w:rPr>
-        <w:t xml:space="preserve">Tier 2 — Security Daemon: </w:t>
-      </w:r>
       <w:r>
         <w:rPr>
           <w:rFonts w:ascii="Times New Roman" w:hAnsi="Times New Roman"/>
@@ -19172,7 +19186,28 @@
           <w:color w:val="000000"/>
           <w:sz w:val="24"/>
         </w:rPr>
-        <w:t>Tier 2: Core Security Daemon Layer: Hosts the primary analytical engines, including the Watchdog Observer Thread, Baseline Manager, Hash Engine (SHA-256), Encrypted Rollback Vault Engine, and Access Controller. This layer executes autonomously as a persistent Windows Service, ensuring unceasing surveillance regardless of user logon state.</w:t>
+        <w:t>Chapter Three presented the complete methodological framework of the research, encompassing the baseline investigation, design science methodology, experimental testbed parameters, research instruments, four-tier component modeling, and ethical compliance. Chapter Four presents the empirical findings, prototype evaluation results, and comparative analysis.</w:t>
+      </w:r>
+    </w:p>
+    <w:p>
+      <w:r>
+        <w:br w:type="page"/>
+      </w:r>
+    </w:p>
+    <w:p>
+      <w:pPr>
+        <w:keepNext/>
+        <w:spacing w:before="360" w:after="160"/>
+        <w:jc w:val="left"/>
+      </w:pPr>
+      <w:r>
+        <w:rPr>
+          <w:rFonts w:ascii="Times New Roman" w:hAnsi="Times New Roman"/>
+          <w:b/>
+          <w:color w:val="000000"/>
+          <w:sz w:val="28"/>
+        </w:rPr>
+        <w:t>CHAPTER FOUR: FINDINGS AND DISCUSSION</w:t>
       </w:r>
     </w:p>
     <w:p>
@@ -19180,15 +19215,6 @@
         <w:spacing w:line="360" w:lineRule="auto" w:after="120" w:before="0"/>
         <w:jc w:val="both"/>
       </w:pPr>
-      <w:r>
-        <w:rPr>
-          <w:rFonts w:ascii="Times New Roman" w:hAnsi="Times New Roman"/>
-          <w:b/>
-          <w:color w:val="000000"/>
-          <w:sz w:val="24"/>
-        </w:rPr>
-        <w:t xml:space="preserve">Tier 3 — REST API Service: </w:t>
-      </w:r>
       <w:r>
         <w:rPr>
           <w:rFonts w:ascii="Times New Roman" w:hAnsi="Times New Roman"/>
@@ -19196,7 +19222,23 @@
           <w:color w:val="000000"/>
           <w:sz w:val="24"/>
         </w:rPr>
-        <w:t>Tier 3: Application Programming Interface (API) Layer: Implemented via FastAPI, providing high-performance, asynchronous RESTful endpoints protected by Bearer token authorization and Rate Limiting. The API orchestrates asset registration, dynamic ACL locking, snapshot rollback, audit retrieval, and alert notifications.</w:t>
+        <w:t>This chapter presents the empirical findings, system development outcomes, prototype testing results, and critical discussions of the Integrity Guardian File System Integrity Monitoring and Automated Response Toolkit. In accordance with the Kapasa Makasa University project guidelines, this chapter is divided into: Findings Based on Research Objectives, System Development Findings, Existing System Findings, User Requirements Findings, Proposed System Features, System Testing and Evaluation Results, Discussion of Findings, and Chapter Summary.</w:t>
+      </w:r>
+    </w:p>
+    <w:p>
+      <w:pPr>
+        <w:keepNext/>
+        <w:spacing w:before="280" w:after="120"/>
+        <w:jc w:val="left"/>
+      </w:pPr>
+      <w:r>
+        <w:rPr>
+          <w:rFonts w:ascii="Times New Roman" w:hAnsi="Times New Roman"/>
+          <w:b/>
+          <w:color w:val="000000"/>
+          <w:sz w:val="26"/>
+        </w:rPr>
+        <w:t>4.1 Findings Based on Research Objectives</w:t>
       </w:r>
     </w:p>
     <w:p>
@@ -19204,15 +19246,6 @@
         <w:spacing w:line="360" w:lineRule="auto" w:after="120" w:before="0"/>
         <w:jc w:val="both"/>
       </w:pPr>
-      <w:r>
-        <w:rPr>
-          <w:rFonts w:ascii="Times New Roman" w:hAnsi="Times New Roman"/>
-          <w:b/>
-          <w:color w:val="000000"/>
-          <w:sz w:val="24"/>
-        </w:rPr>
-        <w:t xml:space="preserve">Tier 4 — Presentation Dashboard: </w:t>
-      </w:r>
       <w:r>
         <w:rPr>
           <w:rFonts w:ascii="Times New Roman" w:hAnsi="Times New Roman"/>
@@ -19220,61 +19253,23 @@
           <w:color w:val="000000"/>
           <w:sz w:val="24"/>
         </w:rPr>
-        <w:t>Tier 4: Enterprise Administration Dashboard Layer: Built using React 18, Vite, and Tailwind CSS. Provides security personnel with real-time telemetry feeds, interactive one-click NTFS DENY Write locks, folder unlock password modals, alert resolution workflows, and cryptographic vault inspection.</w:t>
-      </w:r>
-    </w:p>
-    <w:p>
-      <w:pPr>
-        <w:spacing w:before="120" w:after="160"/>
-        <w:jc w:val="center"/>
+        <w:t>The research was guided by three specific objectives established in Chapter One: (i) to design an event-driven file integrity monitoring architecture capable of sub-second tamper detection, (ii) to engineer proactive OS-level access control mechanisms capable of blocking ransomware encryption on critical assets, and (iii) to evaluate prototype performance under simulated adversary conditions. The empirical findings demonstrate that all three objectives were completely fulfilled:</w:t>
+      </w:r>
+    </w:p>
+    <w:p>
+      <w:pPr>
+        <w:spacing w:line="360" w:lineRule="auto" w:after="120" w:before="0"/>
+        <w:jc w:val="both"/>
       </w:pPr>
       <w:r>
         <w:rPr>
           <w:rFonts w:ascii="Times New Roman" w:hAnsi="Times New Roman"/>
           <w:b/>
-          <w:i/>
-          <w:color w:val="282828"/>
-          <w:sz w:val="22"/>
-        </w:rPr>
-        <w:t>Figure 3.1: Detailed Multi-Tier System Architecture of the Integrity Guardian Toolkit</w:t>
-      </w:r>
-    </w:p>
-    <w:p>
-      <w:pPr>
-        <w:spacing w:line="360" w:lineRule="auto" w:after="120" w:before="0"/>
-        <w:jc w:val="center"/>
-      </w:pPr>
-      <w:r>
-        <w:rPr>
-          <w:rFonts w:ascii="Times New Roman" w:hAnsi="Times New Roman"/>
-          <w:i/>
           <w:color w:val="000000"/>
           <w:sz w:val="24"/>
         </w:rPr>
-        <w:t>[ Architecture Diagram: Client Dashboard (React 18) &lt;---&gt; REST API (FastAPI) &lt;---&gt; Core Security Engine (Python Daemon) &lt;---&gt; SQLite/SQLCipher (Database) &amp; Windows NTFS Subsystem (icacls / ETW) ]</w:t>
-      </w:r>
-    </w:p>
-    <w:p>
-      <w:pPr>
-        <w:keepNext/>
-        <w:spacing w:before="280" w:after="120"/>
-        <w:jc w:val="left"/>
-      </w:pPr>
-      <w:r>
-        <w:rPr>
-          <w:rFonts w:ascii="Times New Roman" w:hAnsi="Times New Roman"/>
-          <w:b/>
-          <w:color w:val="000000"/>
-          <w:sz w:val="26"/>
-        </w:rPr>
-        <w:t>3.6 Preventive and Detective Security Controls</w:t>
-      </w:r>
-    </w:p>
-    <w:p>
-      <w:pPr>
-        <w:spacing w:line="360" w:lineRule="auto" w:after="120" w:before="0"/>
-        <w:jc w:val="both"/>
-      </w:pPr>
+        <w:t xml:space="preserve">4.1.1 Objective 1 — Real-Time Detection: </w:t>
+      </w:r>
       <w:r>
         <w:rPr>
           <w:rFonts w:ascii="Times New Roman" w:hAnsi="Times New Roman"/>
@@ -19282,7 +19277,7 @@
           <w:color w:val="000000"/>
           <w:sz w:val="24"/>
         </w:rPr>
-        <w:t>A foundational innovation of Integrity Guardian is the convergence of detective controls with active preventive enforcement. Traditional FIM systems passively observe attacks; Integrity Guardian actively halts unauthorized write operations at the file system level through the following integrated controls:</w:t>
+        <w:t>Objective 1 Fulfillment (Real-Time Detection): Integration of Windows ReadDirectoryChangesW API and kernel event consumers eliminated batch polling delays, achieving an average event capture latency of 14.2 milliseconds across monitored directories.</w:t>
       </w:r>
     </w:p>
     <w:p>
@@ -19297,7 +19292,7 @@
           <w:color w:val="000000"/>
           <w:sz w:val="24"/>
         </w:rPr>
-        <w:t xml:space="preserve">1. Dynamic NTFS DENY Write ACLs: </w:t>
+        <w:t xml:space="preserve">4.1.2 Objective 2 — Active Access Control: </w:t>
       </w:r>
       <w:r>
         <w:rPr>
@@ -19306,7 +19301,7 @@
           <w:color w:val="000000"/>
           <w:sz w:val="24"/>
         </w:rPr>
-        <w:t>Dynamic NTFS DENY Write Access Control Lists (ACLs): When an asset is assigned to the 'CRITICAL' protection tier, the AccessController automatically invokes the Windows security subsystem using programmatic icacls controls to apply a restrictive Discretionary Access Control List (DACL): icacls &lt;path&gt; /deny Everyone:(W,AD,WEA,WA) /T /C /Q. This explicitly revokes Write (W), Append Data (AD), Write Extended Attributes (WEA), and Write Attributes (WA) permissions for all user and process security principals, rendering targeted assets physically immune to ransomware encryption while preserving administrative read/monitoring access.</w:t>
+        <w:t>Objective 2 Fulfillment (Active Preventive Access Control): Engineering the AccessController with dynamic NTFS Discretionary Access Control Lists (DACLs) successfully blocked 100% of unauthorized modification attempts on critical assets, neutralizing simulated ransomware without requiring custom kernel drivers.</w:t>
       </w:r>
     </w:p>
     <w:p>
@@ -19321,7 +19316,7 @@
           <w:color w:val="000000"/>
           <w:sz w:val="24"/>
         </w:rPr>
-        <w:t xml:space="preserve">2. Passphrase-Gated ACL Release: </w:t>
+        <w:t xml:space="preserve">4.1.3 Objective 3 — Autonomous Recovery: </w:t>
       </w:r>
       <w:r>
         <w:rPr>
@@ -19330,7 +19325,23 @@
           <w:color w:val="000000"/>
           <w:sz w:val="24"/>
         </w:rPr>
-        <w:t>Folder Unlock Password Authorization: To prevent malicious processes or unauthorized insiders from programmatically releasing the DENY lock, critical folders support dedicated cryptographic unlock passphrases. When an administrator requests temporary maintenance access, the system requires password submission, hashes the input using SHA-256, and verifies it against the securely stored hash baseline before invoking ACL removal.</w:t>
+        <w:t>Objective 3 Fulfillment (Autonomous Self-Healing &amp; Evaluation): The AES-256-GCM encrypted snapshot vault achieved a 100% bit-perfect rollback success rate across 100 evaluation trials, restoring compromised assets with zero data loss in under 120 milliseconds.</w:t>
+      </w:r>
+    </w:p>
+    <w:p>
+      <w:pPr>
+        <w:keepNext/>
+        <w:spacing w:before="280" w:after="120"/>
+        <w:jc w:val="left"/>
+      </w:pPr>
+      <w:r>
+        <w:rPr>
+          <w:rFonts w:ascii="Times New Roman" w:hAnsi="Times New Roman"/>
+          <w:b/>
+          <w:color w:val="000000"/>
+          <w:sz w:val="26"/>
+        </w:rPr>
+        <w:t>4.2 System Development Findings</w:t>
       </w:r>
     </w:p>
     <w:p>
@@ -19338,15 +19349,6 @@
         <w:spacing w:line="360" w:lineRule="auto" w:after="120" w:before="0"/>
         <w:jc w:val="both"/>
       </w:pPr>
-      <w:r>
-        <w:rPr>
-          <w:rFonts w:ascii="Times New Roman" w:hAnsi="Times New Roman"/>
-          <w:b/>
-          <w:color w:val="000000"/>
-          <w:sz w:val="24"/>
-        </w:rPr>
-        <w:t xml:space="preserve">3. Encrypted Baseline &amp; HMAC Integrity: </w:t>
-      </w:r>
       <w:r>
         <w:rPr>
           <w:rFonts w:ascii="Times New Roman" w:hAnsi="Times New Roman"/>
@@ -19354,7 +19356,7 @@
           <w:color w:val="000000"/>
           <w:sz w:val="24"/>
         </w:rPr>
-        <w:t>Tamper-Resistant Encrypted Baseline Storage: Baseline hashes and cryptographic metadata are stored within a dedicated SQLite database secured with 256-bit AES encryption via SQLCipher. To protect against offline binary tampering, configuration files enforce HMAC-SHA256 digital signatures, ensuring the engine detects any out-of-band manipulation of monitored paths.</w:t>
+        <w:t>The implementation of Integrity Guardian resulted in a modular, highly performant software suite developed in Python 3.12, FastAPI, and React 18. Key development findings across core architectural subsystems include:</w:t>
       </w:r>
     </w:p>
     <w:p>
@@ -19369,7 +19371,7 @@
           <w:color w:val="000000"/>
           <w:sz w:val="24"/>
         </w:rPr>
-        <w:t xml:space="preserve">4. AES-256 Vault &amp; Automated Rollback: </w:t>
+        <w:t xml:space="preserve">Event Ingestion Subsystem: </w:t>
       </w:r>
       <w:r>
         <w:rPr>
@@ -19378,23 +19380,7 @@
           <w:color w:val="000000"/>
           <w:sz w:val="24"/>
         </w:rPr>
-        <w:t>Self-Healing Encrypted Snapshot Vault: Prior to locking or upon asset registration, the Rollback Engine generates a clean, compressed mirror snapshot of monitored files, encrypts the payload using AES-256 in Galois/Counter Mode (GCM), and archives it within an isolated vault directory. Upon detecting malicious tampering or unauthorized modification, administrators can trigger an instant, bit-perfect rollback with zero data loss.</w:t>
-      </w:r>
-    </w:p>
-    <w:p>
-      <w:pPr>
-        <w:keepNext/>
-        <w:spacing w:before="280" w:after="120"/>
-        <w:jc w:val="left"/>
-      </w:pPr>
-      <w:r>
-        <w:rPr>
-          <w:rFonts w:ascii="Times New Roman" w:hAnsi="Times New Roman"/>
-          <w:b/>
-          <w:color w:val="000000"/>
-          <w:sz w:val="26"/>
-        </w:rPr>
-        <w:t>3.7 System Workflow and Incident Processing Pipeline</w:t>
+        <w:t>1. Asynchronous Kernel Hooking: Utilizing a dedicated background daemon thread to consume Windows ETW and filesystem notification queues prevented blocking of main application loops, allowing continuous file surveillance even during intense disk I/O.</w:t>
       </w:r>
     </w:p>
     <w:p>
@@ -19402,6 +19388,15 @@
         <w:spacing w:line="360" w:lineRule="auto" w:after="120" w:before="0"/>
         <w:jc w:val="both"/>
       </w:pPr>
+      <w:r>
+        <w:rPr>
+          <w:rFonts w:ascii="Times New Roman" w:hAnsi="Times New Roman"/>
+          <w:b/>
+          <w:color w:val="000000"/>
+          <w:sz w:val="24"/>
+        </w:rPr>
+        <w:t xml:space="preserve">Hash Verification Subsystem: </w:t>
+      </w:r>
       <w:r>
         <w:rPr>
           <w:rFonts w:ascii="Times New Roman" w:hAnsi="Times New Roman"/>
@@ -19409,61 +19404,23 @@
           <w:color w:val="000000"/>
           <w:sz w:val="24"/>
         </w:rPr>
-        <w:t>The operational lifecycle of Integrity Guardian executes through a structured seven-stage pipeline: (1) Asset Registration &amp; Baseline Calculation, (2) Auto-Lock &amp; ACL Enforcement, (3) Continuous Kernel Event Interception, (4) Cryptographic Verification &amp; Anomaly Scoring, (5) Real-Time Threat Classification, (6) Multi-Channel Notification Dispatch, and (7) Automated/Admin-Triggered Vault Rollback.</w:t>
-      </w:r>
-    </w:p>
-    <w:p>
-      <w:pPr>
-        <w:spacing w:before="120" w:after="160"/>
-        <w:jc w:val="center"/>
+        <w:t>2. Chunked Cryptographic Hashing: Implementing 64KB block chunking for SHA-256 hashing enabled high throughput (averaging 412 MB/s) while constraining RAM consumption to under 50 MB, preventing out-of-memory exceptions on large enterprise files.</w:t>
+      </w:r>
+    </w:p>
+    <w:p>
+      <w:pPr>
+        <w:spacing w:line="360" w:lineRule="auto" w:after="120" w:before="0"/>
+        <w:jc w:val="both"/>
       </w:pPr>
       <w:r>
         <w:rPr>
           <w:rFonts w:ascii="Times New Roman" w:hAnsi="Times New Roman"/>
           <w:b/>
-          <w:i/>
-          <w:color w:val="282828"/>
-          <w:sz w:val="22"/>
-        </w:rPr>
-        <w:t>Figure 3.2: Execution Workflow and Incident Processing State Pipeline</w:t>
-      </w:r>
-    </w:p>
-    <w:p>
-      <w:pPr>
-        <w:spacing w:line="360" w:lineRule="auto" w:after="120" w:before="0"/>
-        <w:jc w:val="center"/>
-      </w:pPr>
-      <w:r>
-        <w:rPr>
-          <w:rFonts w:ascii="Times New Roman" w:hAnsi="Times New Roman"/>
-          <w:i/>
           <w:color w:val="000000"/>
           <w:sz w:val="24"/>
         </w:rPr>
-        <w:t>[ Workflow Pipeline: Monitored Folder Registration -&gt; Baseline SHA-256 Generated -&gt; Auto-Lock DENY Write Applied -&gt; Kernel ETW Monitoring Active -&gt; Event Detected -&gt; Hash Compared -&gt; If Tampered: Alert Logged (SMS/Email) &amp; Audit Recorded -&gt; One-Click Vault Rollback Available ]</w:t>
-      </w:r>
-    </w:p>
-    <w:p>
-      <w:pPr>
-        <w:keepNext/>
-        <w:spacing w:before="280" w:after="120"/>
-        <w:jc w:val="left"/>
-      </w:pPr>
-      <w:r>
-        <w:rPr>
-          <w:rFonts w:ascii="Times New Roman" w:hAnsi="Times New Roman"/>
-          <w:b/>
-          <w:color w:val="000000"/>
-          <w:sz w:val="26"/>
-        </w:rPr>
-        <w:t>3.8 Ethical and Academic Considerations</w:t>
-      </w:r>
-    </w:p>
-    <w:p>
-      <w:pPr>
-        <w:spacing w:line="360" w:lineRule="auto" w:after="120" w:before="0"/>
-        <w:jc w:val="both"/>
-      </w:pPr>
+        <w:t xml:space="preserve">Access Control Subsystem: </w:t>
+      </w:r>
       <w:r>
         <w:rPr>
           <w:rFonts w:ascii="Times New Roman" w:hAnsi="Times New Roman"/>
@@ -19471,23 +19428,7 @@
           <w:color w:val="000000"/>
           <w:sz w:val="24"/>
         </w:rPr>
-        <w:t>All investigative activities were conducted under strict adherence to ethical standards prescribed by the Kapasa Makasa University Senate and international computing codes of ethics (ACM/IEEE). Adversarial testing—including ransomware simulation scripts, mass file encryption routines, and process injection attempts—was conducted exclusively within air-gapped, isolated virtual test environments to eliminate any risk to institutional network infrastructure. Baseline survey participants provided voluntary, informed consent, and all administrative telemetry was anonymized prior to statistical computation.</w:t>
-      </w:r>
-    </w:p>
-    <w:p>
-      <w:pPr>
-        <w:keepNext/>
-        <w:spacing w:before="280" w:after="120"/>
-        <w:jc w:val="left"/>
-      </w:pPr>
-      <w:r>
-        <w:rPr>
-          <w:rFonts w:ascii="Times New Roman" w:hAnsi="Times New Roman"/>
-          <w:b/>
-          <w:color w:val="000000"/>
-          <w:sz w:val="26"/>
-        </w:rPr>
-        <w:t>3.9 Chapter Summary</w:t>
+        <w:t>3. Dynamic Programmatic icacls Controls: Applying NTFS DENY Write rules programmatically via icacls proved 100% effective in denying Write, Append, and Attribute modifications at the kernel boundary, creating an immutable lock on designated critical directories.</w:t>
       </w:r>
     </w:p>
     <w:p>
@@ -19495,6 +19436,15 @@
         <w:spacing w:line="360" w:lineRule="auto" w:after="120" w:before="0"/>
         <w:jc w:val="both"/>
       </w:pPr>
+      <w:r>
+        <w:rPr>
+          <w:rFonts w:ascii="Times New Roman" w:hAnsi="Times New Roman"/>
+          <w:b/>
+          <w:color w:val="000000"/>
+          <w:sz w:val="24"/>
+        </w:rPr>
+        <w:t xml:space="preserve">Folder Security &amp; Audit Trail: </w:t>
+      </w:r>
       <w:r>
         <w:rPr>
           <w:rFonts w:ascii="Times New Roman" w:hAnsi="Times New Roman"/>
@@ -19502,28 +19452,7 @@
           <w:color w:val="000000"/>
           <w:sz w:val="24"/>
         </w:rPr>
-        <w:t>Chapter Three established the methodological foundation for the study, detailing the baseline investigation, the applied design science approach, the four-tier architectural model, and the dual preventive-detective security framework. By integrating kernel-level ETW monitoring, dynamic NTFS DENY Write ACLs, password-gated maintenance, encrypted baseline storage, and self-healing AES-256 vault snapshots, the engineered methodology provides an enterprise-grade solution to the limitations of existing FIM tools. Chapter Four evaluates the empirical findings and experimental performance of the deployed prototype.</w:t>
-      </w:r>
-    </w:p>
-    <w:p>
-      <w:r>
-        <w:br w:type="page"/>
-      </w:r>
-    </w:p>
-    <w:p>
-      <w:pPr>
-        <w:keepNext/>
-        <w:spacing w:before="360" w:after="160"/>
-        <w:jc w:val="left"/>
-      </w:pPr>
-      <w:r>
-        <w:rPr>
-          <w:rFonts w:ascii="Times New Roman" w:hAnsi="Times New Roman"/>
-          <w:b/>
-          <w:color w:val="000000"/>
-          <w:sz w:val="28"/>
-        </w:rPr>
-        <w:t>CHAPTER FOUR: FINDINGS AND DISCUSSION</w:t>
+        <w:t>4. Passphrase-Gated ACL Unlock: Enforcing SHA-256 password validation prior to unlocking critical assets established strong protection against insider threats and credential hijacking.</w:t>
       </w:r>
     </w:p>
     <w:p>
@@ -19531,6 +19460,15 @@
         <w:spacing w:line="360" w:lineRule="auto" w:after="120" w:before="0"/>
         <w:jc w:val="both"/>
       </w:pPr>
+      <w:r>
+        <w:rPr>
+          <w:rFonts w:ascii="Times New Roman" w:hAnsi="Times New Roman"/>
+          <w:b/>
+          <w:color w:val="000000"/>
+          <w:sz w:val="24"/>
+        </w:rPr>
+        <w:t xml:space="preserve">Cryptographic Baseline Storage: </w:t>
+      </w:r>
       <w:r>
         <w:rPr>
           <w:rFonts w:ascii="Times New Roman" w:hAnsi="Times New Roman"/>
@@ -19538,7 +19476,7 @@
           <w:color w:val="000000"/>
           <w:sz w:val="24"/>
         </w:rPr>
-        <w:t>This chapter presents the empirical findings, prototype implementation results, performance evaluation metrics, and comparative analysis of the Integrity Guardian File System Integrity Monitoring and Automated Response Toolkit. In accordance with the project objectives outlined in Chapter One, this chapter details the system development findings across all architectural modules, evaluates empirical benchmarks across rigorous stress tests, and provides an in-depth analytical discussion comparing Integrity Guardian with existing state-of-the-art enterprise solutions.</w:t>
+        <w:t>5. Encrypted Baseline &amp; HMAC Signatures: Database encryption using SQLCipher (256-bit AES) and HMAC-SHA256 digital signing of configuration files guaranteed tamper-resistance against offline database tampering.</w:t>
       </w:r>
     </w:p>
     <w:p>
@@ -19554,7 +19492,7 @@
           <w:color w:val="000000"/>
           <w:sz w:val="26"/>
         </w:rPr>
-        <w:t>4.1 Findings Based on Research Objectives</w:t>
+        <w:t>4.3 Existing System Findings</w:t>
       </w:r>
     </w:p>
     <w:p>
@@ -19569,23 +19507,7 @@
           <w:color w:val="000000"/>
           <w:sz w:val="24"/>
         </w:rPr>
-        <w:t>The project sought to accomplish three primary objectives: (i) to design a real-time file integrity monitoring architecture capable of sub-second tamper detection, (ii) to engineer active OS-level preventive mechanisms preventing ransomware encryption of critical assets, and (iii) to evaluate prototype performance under simulated cyber attack conditions. The empirical findings demonstrate that all targeted objectives were successfully achieved, establishing a new benchmark in autonomous endpoint protection.</w:t>
-      </w:r>
-    </w:p>
-    <w:p>
-      <w:pPr>
-        <w:keepNext/>
-        <w:spacing w:before="280" w:after="120"/>
-        <w:jc w:val="left"/>
-      </w:pPr>
-      <w:r>
-        <w:rPr>
-          <w:rFonts w:ascii="Times New Roman" w:hAnsi="Times New Roman"/>
-          <w:b/>
-          <w:color w:val="000000"/>
-          <w:sz w:val="26"/>
-        </w:rPr>
-        <w:t>4.2 System Development Findings and Architectural Implementation</w:t>
+        <w:t>An in-depth empirical assessment of existing enterprise FIM systems—specifically Tripwire Open Source, OSSEC HIDS, and Samhain—identified fundamental architectural deficiencies that expose modern organizations to severe security vulnerabilities:</w:t>
       </w:r>
     </w:p>
     <w:p>
@@ -19593,6 +19515,15 @@
         <w:spacing w:line="360" w:lineRule="auto" w:after="120" w:before="0"/>
         <w:jc w:val="both"/>
       </w:pPr>
+      <w:r>
+        <w:rPr>
+          <w:rFonts w:ascii="Times New Roman" w:hAnsi="Times New Roman"/>
+          <w:b/>
+          <w:color w:val="000000"/>
+          <w:sz w:val="24"/>
+        </w:rPr>
+        <w:t xml:space="preserve">Finding 1 — Unacceptable Latency: </w:t>
+      </w:r>
       <w:r>
         <w:rPr>
           <w:rFonts w:ascii="Times New Roman" w:hAnsi="Times New Roman"/>
@@ -19600,7 +19531,7 @@
           <w:color w:val="000000"/>
           <w:sz w:val="24"/>
         </w:rPr>
-        <w:t>The prototype implementation of Integrity Guardian was developed in Python 3.12, FastAPI, and React 18, comprising over 15 modular services. The technical realization of each core subsystem yielded the following development findings:</w:t>
+        <w:t>1. Batch Scanning Delays: Tools relying on periodic scans (e.g., cron jobs every 1 to 24 hours) leave systems vulnerable to ransomware attacks that complete data encryption within seconds.</w:t>
       </w:r>
     </w:p>
     <w:p>
@@ -19615,7 +19546,7 @@
           <w:color w:val="000000"/>
           <w:sz w:val="24"/>
         </w:rPr>
-        <w:t xml:space="preserve">Real-Time Detection Engine: </w:t>
+        <w:t xml:space="preserve">Finding 2 — Passive Post-Facto Response: </w:t>
       </w:r>
       <w:r>
         <w:rPr>
@@ -19624,7 +19555,7 @@
           <w:color w:val="000000"/>
           <w:sz w:val="24"/>
         </w:rPr>
-        <w:t>1. Real-Time Filesystem Observer (Watchdog &amp; ETW): The event consumer operates asynchronously on a dedicated background thread, polling the Windows ReadDirectoryChangesW buffer. Unlike batch tools that poll every hour, Integrity Guardian captures file creation, modification, deletion, and renaming events within an average latency of 14.2 milliseconds across monitored directory trees.</w:t>
+        <w:t>2. Absence of Preventive Action: Traditional systems only generate passive alerts after files are modified, offering zero native mechanism to halt ongoing ransomware execution.</w:t>
       </w:r>
     </w:p>
     <w:p>
@@ -19639,7 +19570,7 @@
           <w:color w:val="000000"/>
           <w:sz w:val="24"/>
         </w:rPr>
-        <w:t xml:space="preserve">Cryptographic Verification Subsystem: </w:t>
+        <w:t xml:space="preserve">Finding 3 — Vulnerable Baselines: </w:t>
       </w:r>
       <w:r>
         <w:rPr>
@@ -19648,7 +19579,7 @@
           <w:color w:val="000000"/>
           <w:sz w:val="24"/>
         </w:rPr>
-        <w:t>2. Cryptographic Hash Engine: Utilizes 64KB block chunking to process large files efficiently without exhausting RAM. Baseline generation computes SHA-256 hashes with an average throughput of 412 MB/s on standard consumer NVMe storage. Configuration files are validated using HMAC-SHA256 signatures, preventing offline tampering with monitored asset definitions.</w:t>
+        <w:t>3. Unprotected Baselines: Baseline checksums stored in cleartext flat files can be maliciously modified by adversaries with root or administrator access to conceal unauthorized changes.</w:t>
       </w:r>
     </w:p>
     <w:p>
@@ -19663,7 +19594,7 @@
           <w:color w:val="000000"/>
           <w:sz w:val="24"/>
         </w:rPr>
-        <w:t xml:space="preserve">Access Control &amp; Lock Engine: </w:t>
+        <w:t xml:space="preserve">Finding 4 — Complex Disaster Recovery: </w:t>
       </w:r>
       <w:r>
         <w:rPr>
@@ -19672,110 +19603,7 @@
           <w:color w:val="000000"/>
           <w:sz w:val="24"/>
         </w:rPr>
-        <w:t>3. Dynamic NTFS ACL Access Controller: Implements programmatic icacls controls to apply NTFS DENY Write permissions. When folders are marked 'CRITICAL', the controller recursively denies Write, Append, and Attribute modification permissions. Tests confirmed that 100% of simulated unauthorized write and overwrite attempts by user applications and ransomware binaries were successfully blocked by the Windows NT kernel.</w:t>
-      </w:r>
-    </w:p>
-    <w:p>
-      <w:pPr>
-        <w:spacing w:line="360" w:lineRule="auto" w:after="120" w:before="0"/>
-        <w:jc w:val="both"/>
-      </w:pPr>
-      <w:r>
-        <w:rPr>
-          <w:rFonts w:ascii="Times New Roman" w:hAnsi="Times New Roman"/>
-          <w:b/>
-          <w:color w:val="000000"/>
-          <w:sz w:val="24"/>
-        </w:rPr>
-        <w:t xml:space="preserve">Password Protection &amp; Audit Trail: </w:t>
-      </w:r>
-      <w:r>
-        <w:rPr>
-          <w:rFonts w:ascii="Times New Roman" w:hAnsi="Times New Roman"/>
-          <w:i w:val="0"/>
-          <w:color w:val="000000"/>
-          <w:sz w:val="24"/>
-        </w:rPr>
-        <w:t>4. Password-Gated Unlock &amp; Structured Audit Trail: Critical assets support dedicated unlock passphrases. Attempts to unlock assets verify the SHA-256 hash before executing ACL removal. Every security event (LOCK_PATH, UNLOCK_PATH, FAILED_INVALID_PASSWORD, PASSWORD_CHANGED, AUTO_LOCK) is recorded with actor username, timestamp, and client IP in the encrypted audit_log database table.</w:t>
-      </w:r>
-    </w:p>
-    <w:p>
-      <w:pPr>
-        <w:spacing w:line="360" w:lineRule="auto" w:after="120" w:before="0"/>
-        <w:jc w:val="both"/>
-      </w:pPr>
-      <w:r>
-        <w:rPr>
-          <w:rFonts w:ascii="Times New Roman" w:hAnsi="Times New Roman"/>
-          <w:b/>
-          <w:color w:val="000000"/>
-          <w:sz w:val="24"/>
-        </w:rPr>
-        <w:t xml:space="preserve">Vault &amp; Rollback Engine: </w:t>
-      </w:r>
-      <w:r>
-        <w:rPr>
-          <w:rFonts w:ascii="Times New Roman" w:hAnsi="Times New Roman"/>
-          <w:i w:val="0"/>
-          <w:color w:val="000000"/>
-          <w:sz w:val="24"/>
-        </w:rPr>
-        <w:t>5. AES-256 Vault &amp; Self-Healing Rollback Engine: Prior to locking or on initial baseline registration, clean mirrors are encrypted via AES-256-GCM. In the event of administrative error or unauthorized modification, the engine executes a bit-perfect rollback in under 120 milliseconds for typical configuration files.</w:t>
-      </w:r>
-    </w:p>
-    <w:p>
-      <w:pPr>
-        <w:spacing w:line="360" w:lineRule="auto" w:after="120" w:before="0"/>
-        <w:jc w:val="both"/>
-      </w:pPr>
-      <w:r>
-        <w:rPr>
-          <w:rFonts w:ascii="Times New Roman" w:hAnsi="Times New Roman"/>
-          <w:b/>
-          <w:color w:val="000000"/>
-          <w:sz w:val="24"/>
-        </w:rPr>
-        <w:t xml:space="preserve">Authentication &amp; Alerting: </w:t>
-      </w:r>
-      <w:r>
-        <w:rPr>
-          <w:rFonts w:ascii="Times New Roman" w:hAnsi="Times New Roman"/>
-          <w:i w:val="0"/>
-          <w:color w:val="000000"/>
-          <w:sz w:val="24"/>
-        </w:rPr>
-        <w:t>6. Multi-Channel Alert &amp; MFA Authentication: Incorporates two-step email OTP verification (via Resend) and SMS dispatch (via Twilio) alongside an enterprise React 18 administrative dashboard, ensuring zero reliance on vulnerable single-factor administrative access.</w:t>
-      </w:r>
-    </w:p>
-    <w:p>
-      <w:pPr>
-        <w:keepNext/>
-        <w:spacing w:before="280" w:after="120"/>
-        <w:jc w:val="left"/>
-      </w:pPr>
-      <w:r>
-        <w:rPr>
-          <w:rFonts w:ascii="Times New Roman" w:hAnsi="Times New Roman"/>
-          <w:b/>
-          <w:color w:val="000000"/>
-          <w:sz w:val="26"/>
-        </w:rPr>
-        <w:t>4.3 Comparative Evaluation Against Existing FIM Systems</w:t>
-      </w:r>
-    </w:p>
-    <w:p>
-      <w:pPr>
-        <w:spacing w:line="360" w:lineRule="auto" w:after="120" w:before="0"/>
-        <w:jc w:val="both"/>
-      </w:pPr>
-      <w:r>
-        <w:rPr>
-          <w:rFonts w:ascii="Times New Roman" w:hAnsi="Times New Roman"/>
-          <w:i w:val="0"/>
-          <w:color w:val="000000"/>
-          <w:sz w:val="24"/>
-        </w:rPr>
-        <w:t>To rigorously assess the competitive positioning of Integrity Guardian, a comprehensive comparative evaluation was conducted against leading open-source and commercial solutions: Tripwire Open Source, OSSEC HIDS, and Samhain. As summarized in Table 4.1, Integrity Guardian uniquely bridges the divide between passive detection and proactive mitigation.</w:t>
+        <w:t>4. Lack of Self-Healing Rollback: Legacy tools lack integrated snapshot vaults, requiring manual backup restoration procedures that cause prolonged operational downtime.</w:t>
       </w:r>
     </w:p>
     <w:p>
@@ -19791,7 +19619,7 @@
           <w:color w:val="282828"/>
           <w:sz w:val="22"/>
         </w:rPr>
-        <w:t>Table 4.1: Comprehensive Comparative Evaluation of Integrity Guardian vs. Leading FIM Systems</w:t>
+        <w:t>Table 4.1: Comparative Matrix of Existing FIM Solutions vs. Integrity Guardian</w:t>
       </w:r>
     </w:p>
     <w:tbl>
@@ -19815,7 +19643,7 @@
         <w:tc>
           <w:tcPr>
             <w:tcW w:type="dxa" w:w="2160"/>
-            <w:shd w:fill="2D3748"/>
+            <w:shd w:fill="1A365D"/>
             <w:tcMar>
               <w:top w:w="120" w:type="dxa"/>
               <w:bottom w:w="120" w:type="dxa"/>
@@ -19836,14 +19664,14 @@
                 <w:color w:val="FFFFFF"/>
                 <w:sz w:val="21"/>
               </w:rPr>
-              <w:t>Evaluation Feature</w:t>
+              <w:t>Evaluation Dimension</w:t>
             </w:r>
           </w:p>
         </w:tc>
         <w:tc>
           <w:tcPr>
             <w:tcW w:type="dxa" w:w="2016"/>
-            <w:shd w:fill="2D3748"/>
+            <w:shd w:fill="1A365D"/>
             <w:tcMar>
               <w:top w:w="120" w:type="dxa"/>
               <w:bottom w:w="120" w:type="dxa"/>
@@ -19871,7 +19699,7 @@
         <w:tc>
           <w:tcPr>
             <w:tcW w:type="dxa" w:w="2016"/>
-            <w:shd w:fill="2D3748"/>
+            <w:shd w:fill="1A365D"/>
             <w:tcMar>
               <w:top w:w="120" w:type="dxa"/>
               <w:bottom w:w="120" w:type="dxa"/>
@@ -19899,7 +19727,7 @@
         <w:tc>
           <w:tcPr>
             <w:tcW w:type="dxa" w:w="2016"/>
-            <w:shd w:fill="2D3748"/>
+            <w:shd w:fill="1A365D"/>
             <w:tcMar>
               <w:top w:w="120" w:type="dxa"/>
               <w:bottom w:w="120" w:type="dxa"/>
@@ -19927,7 +19755,7 @@
         <w:tc>
           <w:tcPr>
             <w:tcW w:type="dxa" w:w="2160"/>
-            <w:shd w:fill="2D3748"/>
+            <w:shd w:fill="1A365D"/>
             <w:tcMar>
               <w:top w:w="120" w:type="dxa"/>
               <w:bottom w:w="120" w:type="dxa"/>
@@ -20133,7 +19961,7 @@
           <w:p>
             <w:pPr>
               <w:spacing w:after="40" w:before="40"/>
-              <w:jc w:val="left"/>
+              <w:jc w:val="center"/>
             </w:pPr>
             <w:r>
               <w:rPr>
@@ -20141,7 +19969,7 @@
                 <w:color w:val="141414"/>
                 <w:sz w:val="20"/>
               </w:rPr>
-              <w:t>&gt; 30 minutes (scan dependent)</w:t>
+              <w:t>&gt; 30 minutes</w:t>
             </w:r>
           </w:p>
         </w:tc>
@@ -20168,7 +19996,7 @@
                 <w:color w:val="141414"/>
                 <w:sz w:val="20"/>
               </w:rPr>
-              <w:t>1 - 5 seconds</w:t>
+              <w:t>1 – 5 seconds</w:t>
             </w:r>
           </w:p>
         </w:tc>
@@ -20195,7 +20023,7 @@
                 <w:color w:val="141414"/>
                 <w:sz w:val="20"/>
               </w:rPr>
-              <w:t>10 - 60 seconds</w:t>
+              <w:t>10 – 60 seconds</w:t>
             </w:r>
           </w:p>
         </w:tc>
@@ -20407,7 +20235,7 @@
           <w:p>
             <w:pPr>
               <w:spacing w:after="40" w:before="40"/>
-              <w:jc w:val="left"/>
+              <w:jc w:val="center"/>
             </w:pPr>
             <w:r>
               <w:rPr>
@@ -20415,7 +20243,7 @@
                 <w:color w:val="141414"/>
                 <w:sz w:val="20"/>
               </w:rPr>
-              <w:t>No (Files get encrypted)</w:t>
+              <w:t>No (Files encrypted)</w:t>
             </w:r>
           </w:p>
         </w:tc>
@@ -20442,7 +20270,7 @@
                 <w:color w:val="141414"/>
                 <w:sz w:val="20"/>
               </w:rPr>
-              <w:t>No (Only post-attack alert)</w:t>
+              <w:t>No (Post-attack alert)</w:t>
             </w:r>
           </w:p>
         </w:tc>
@@ -20469,7 +20297,7 @@
                 <w:color w:val="141414"/>
                 <w:sz w:val="20"/>
               </w:rPr>
-              <w:t>No (Only post-attack alert)</w:t>
+              <w:t>No (Post-attack alert)</w:t>
             </w:r>
           </w:p>
         </w:tc>
@@ -20496,7 +20324,7 @@
                 <w:color w:val="141414"/>
                 <w:sz w:val="20"/>
               </w:rPr>
-              <w:t>Yes (Write access denied by kernel)</w:t>
+              <w:t>Yes (Kernel DENY Write)</w:t>
             </w:r>
           </w:p>
         </w:tc>
@@ -20633,7 +20461,7 @@
                 <w:color w:val="141414"/>
                 <w:sz w:val="20"/>
               </w:rPr>
-              <w:t>Yes (SHA-256 passphrase gate)</w:t>
+              <w:t>Yes (SHA-256 Passphrase Gate)</w:t>
             </w:r>
           </w:p>
         </w:tc>
@@ -20936,7 +20764,7 @@
                 <w:color w:val="141414"/>
                 <w:sz w:val="20"/>
               </w:rPr>
-              <w:t>Administrative MFA</w:t>
+              <w:t>Admin Authentication</w:t>
             </w:r>
           </w:p>
         </w:tc>
@@ -20963,7 +20791,7 @@
                 <w:color w:val="141414"/>
                 <w:sz w:val="20"/>
               </w:rPr>
-              <w:t>None</w:t>
+              <w:t>Single-factor login</w:t>
             </w:r>
           </w:p>
         </w:tc>
@@ -20990,7 +20818,7 @@
                 <w:color w:val="141414"/>
                 <w:sz w:val="20"/>
               </w:rPr>
-              <w:t>None</w:t>
+              <w:t>Single-factor login</w:t>
             </w:r>
           </w:p>
         </w:tc>
@@ -21017,7 +20845,7 @@
                 <w:color w:val="141414"/>
                 <w:sz w:val="20"/>
               </w:rPr>
-              <w:t>None</w:t>
+              <w:t>Single-factor login</w:t>
             </w:r>
           </w:p>
         </w:tc>
@@ -21205,7 +21033,7 @@
           <w:color w:val="000000"/>
           <w:sz w:val="26"/>
         </w:rPr>
-        <w:t>4.4 Empirical Testing and Performance Evaluation Results</w:t>
+        <w:t>4.4 User Requirements Findings</w:t>
       </w:r>
     </w:p>
     <w:p>
@@ -21220,7 +21048,7 @@
           <w:color w:val="000000"/>
           <w:sz w:val="24"/>
         </w:rPr>
-        <w:t>To quantitatively validate system robustness, four rigorous empirical experiments were conducted within the testbed environment: (i) File Modification Detection Latency Benchmark, (ii) Simulated Ransomware Attack Mitigation Test, (iii) System Resource Overhead Stress Test, and (iv) Cryptographic Vault Rollback Recovery Precision Test.</w:t>
+        <w:t>Data gathered from the baseline study of enterprise IT administrators and security analysts defined key user requirements for the toolkit, categorized into functional and non-functional requirements:</w:t>
       </w:r>
     </w:p>
     <w:p>
@@ -21235,7 +21063,7 @@
           <w:color w:val="000000"/>
           <w:sz w:val="24"/>
         </w:rPr>
-        <w:t xml:space="preserve">4.4.1 Detection Latency Benchmark: </w:t>
+        <w:t xml:space="preserve">4.4.1 Functional Requirements (FR): </w:t>
       </w:r>
       <w:r>
         <w:rPr>
@@ -21244,7 +21072,261 @@
           <w:color w:val="000000"/>
           <w:sz w:val="24"/>
         </w:rPr>
-        <w:t>Experiment 1: Detection Latency Across File Scales: Detection latency was measured from the exact timestamp of filesystem I/O completion to the timestamp of alert ingestion by the Integrity Guardian database. Five distinct file scale categories (10 KB, 1 MB, 10 MB, 100 MB, and 1 GB) were evaluated across 100 trials each. As shown in Table 4.2, Integrity Guardian maintained instantaneous sub-second detection across all file scales, averaging 12.4 ms for text configurations and 48.7 ms for 1 GB binary files.</w:t>
+        <w:t>FR1: The system must provide real-time, sub-second detection of unauthorized file creations, modifications, deletions, and renames. FR2: The system must allow administrators to designate assets into Critical, Standard, and Informational tiers. FR3: Assets marked as Critical must support automatic NTFS DENY Write locking upon registration. FR4: Unlocking critical assets must require a dedicated passphrase. FR5: The system must maintain an immutable, chronological audit trail recording all locks, unlocks, and failed attempts with actor username and client IP. FR6: The system must provide 1-click automated rollback to restore files from encrypted snapshots. FR7: Administrative login must enforce Multi-Factor Authentication (MFA) via email OTP.</w:t>
+      </w:r>
+    </w:p>
+    <w:p>
+      <w:pPr>
+        <w:spacing w:line="360" w:lineRule="auto" w:after="120" w:before="0"/>
+        <w:jc w:val="both"/>
+      </w:pPr>
+      <w:r>
+        <w:rPr>
+          <w:rFonts w:ascii="Times New Roman" w:hAnsi="Times New Roman"/>
+          <w:b/>
+          <w:color w:val="000000"/>
+          <w:sz w:val="24"/>
+        </w:rPr>
+        <w:t xml:space="preserve">4.4.2 Non-Functional Requirements (NFR): </w:t>
+      </w:r>
+      <w:r>
+        <w:rPr>
+          <w:rFonts w:ascii="Times New Roman" w:hAnsi="Times New Roman"/>
+          <w:i w:val="0"/>
+          <w:color w:val="000000"/>
+          <w:sz w:val="24"/>
+        </w:rPr>
+        <w:t>NFR1 (Performance): System CPU utilization must remain below 5% and memory footprint below 60 MB under normal loads. NFR2 (Reliability): The detection daemon must achieve 99.9% uptime and recover gracefully from disk I/O bursts. NFR3 (Security): All baseline databases and snapshot vaults must be encrypted using 256-bit AES. NFR4 (Usability): The administrative dashboard must provide an intuitive web interface with clear color-coded security badges and zero terminal-only dependencies.</w:t>
+      </w:r>
+    </w:p>
+    <w:p>
+      <w:pPr>
+        <w:keepNext/>
+        <w:spacing w:before="280" w:after="120"/>
+        <w:jc w:val="left"/>
+      </w:pPr>
+      <w:r>
+        <w:rPr>
+          <w:rFonts w:ascii="Times New Roman" w:hAnsi="Times New Roman"/>
+          <w:b/>
+          <w:color w:val="000000"/>
+          <w:sz w:val="26"/>
+        </w:rPr>
+        <w:t>4.5 Proposed System Features</w:t>
+      </w:r>
+    </w:p>
+    <w:p>
+      <w:pPr>
+        <w:spacing w:line="360" w:lineRule="auto" w:after="120" w:before="0"/>
+        <w:jc w:val="both"/>
+      </w:pPr>
+      <w:r>
+        <w:rPr>
+          <w:rFonts w:ascii="Times New Roman" w:hAnsi="Times New Roman"/>
+          <w:i w:val="0"/>
+          <w:color w:val="000000"/>
+          <w:sz w:val="24"/>
+        </w:rPr>
+        <w:t>To fulfill all user requirements, Integrity Guardian incorporates six primary feature subsystems:</w:t>
+      </w:r>
+    </w:p>
+    <w:p>
+      <w:pPr>
+        <w:spacing w:line="360" w:lineRule="auto" w:after="120" w:before="0"/>
+        <w:jc w:val="both"/>
+      </w:pPr>
+      <w:r>
+        <w:rPr>
+          <w:rFonts w:ascii="Times New Roman" w:hAnsi="Times New Roman"/>
+          <w:b/>
+          <w:color w:val="000000"/>
+          <w:sz w:val="24"/>
+        </w:rPr>
+        <w:t xml:space="preserve">Feature 1: </w:t>
+      </w:r>
+      <w:r>
+        <w:rPr>
+          <w:rFonts w:ascii="Times New Roman" w:hAnsi="Times New Roman"/>
+          <w:i w:val="0"/>
+          <w:color w:val="000000"/>
+          <w:sz w:val="24"/>
+        </w:rPr>
+        <w:t>1. Real-Time Event Surveillance Engine: Hooks into OS-level filesystem notifications to capture all file mutations with exact process IDs and timestamps.</w:t>
+      </w:r>
+    </w:p>
+    <w:p>
+      <w:pPr>
+        <w:spacing w:line="360" w:lineRule="auto" w:after="120" w:before="0"/>
+        <w:jc w:val="both"/>
+      </w:pPr>
+      <w:r>
+        <w:rPr>
+          <w:rFonts w:ascii="Times New Roman" w:hAnsi="Times New Roman"/>
+          <w:b/>
+          <w:color w:val="000000"/>
+          <w:sz w:val="24"/>
+        </w:rPr>
+        <w:t xml:space="preserve">Feature 2: </w:t>
+      </w:r>
+      <w:r>
+        <w:rPr>
+          <w:rFonts w:ascii="Times New Roman" w:hAnsi="Times New Roman"/>
+          <w:i w:val="0"/>
+          <w:color w:val="000000"/>
+          <w:sz w:val="24"/>
+        </w:rPr>
+        <w:t>2. Dynamic NTFS DENY Write Access Controller: Programmatically invokes icacls to enforce Discretionary Access Control Lists denying Write, Append, and Attribute changes for Everyone, providing physical immunity against unauthorized encryption.</w:t>
+      </w:r>
+    </w:p>
+    <w:p>
+      <w:pPr>
+        <w:spacing w:line="360" w:lineRule="auto" w:after="120" w:before="0"/>
+        <w:jc w:val="both"/>
+      </w:pPr>
+      <w:r>
+        <w:rPr>
+          <w:rFonts w:ascii="Times New Roman" w:hAnsi="Times New Roman"/>
+          <w:b/>
+          <w:color w:val="000000"/>
+          <w:sz w:val="24"/>
+        </w:rPr>
+        <w:t xml:space="preserve">Feature 3: </w:t>
+      </w:r>
+      <w:r>
+        <w:rPr>
+          <w:rFonts w:ascii="Times New Roman" w:hAnsi="Times New Roman"/>
+          <w:i w:val="0"/>
+          <w:color w:val="000000"/>
+          <w:sz w:val="24"/>
+        </w:rPr>
+        <w:t>3. Password-Gated Folder Unlock &amp; ACL Manager: Provides an interactive modal to inspect live Windows DACL rules, set/update folder unlock passphrases, and perform temporary maintenance unlocks.</w:t>
+      </w:r>
+    </w:p>
+    <w:p>
+      <w:pPr>
+        <w:spacing w:line="360" w:lineRule="auto" w:after="120" w:before="0"/>
+        <w:jc w:val="both"/>
+      </w:pPr>
+      <w:r>
+        <w:rPr>
+          <w:rFonts w:ascii="Times New Roman" w:hAnsi="Times New Roman"/>
+          <w:b/>
+          <w:color w:val="000000"/>
+          <w:sz w:val="24"/>
+        </w:rPr>
+        <w:t xml:space="preserve">Feature 4: </w:t>
+      </w:r>
+      <w:r>
+        <w:rPr>
+          <w:rFonts w:ascii="Times New Roman" w:hAnsi="Times New Roman"/>
+          <w:i w:val="0"/>
+          <w:color w:val="000000"/>
+          <w:sz w:val="24"/>
+        </w:rPr>
+        <w:t>4. AES-256 Vault &amp; Automated Rollback: Creates compressed, encrypted mirror copies upon baseline registration, enabling instant single-click restoration of tampered files.</w:t>
+      </w:r>
+    </w:p>
+    <w:p>
+      <w:pPr>
+        <w:spacing w:line="360" w:lineRule="auto" w:after="120" w:before="0"/>
+        <w:jc w:val="both"/>
+      </w:pPr>
+      <w:r>
+        <w:rPr>
+          <w:rFonts w:ascii="Times New Roman" w:hAnsi="Times New Roman"/>
+          <w:b/>
+          <w:color w:val="000000"/>
+          <w:sz w:val="24"/>
+        </w:rPr>
+        <w:t xml:space="preserve">Feature 5: </w:t>
+      </w:r>
+      <w:r>
+        <w:rPr>
+          <w:rFonts w:ascii="Times New Roman" w:hAnsi="Times New Roman"/>
+          <w:i w:val="0"/>
+          <w:color w:val="000000"/>
+          <w:sz w:val="24"/>
+        </w:rPr>
+        <w:t>5. Multi-Channel Alert Dispatcher: Automatically transmits high-priority security notifications via Twilio SMS and Resend Email while maintaining an in-app Alert Inbox.</w:t>
+      </w:r>
+    </w:p>
+    <w:p>
+      <w:pPr>
+        <w:spacing w:line="360" w:lineRule="auto" w:after="120" w:before="0"/>
+        <w:jc w:val="both"/>
+      </w:pPr>
+      <w:r>
+        <w:rPr>
+          <w:rFonts w:ascii="Times New Roman" w:hAnsi="Times New Roman"/>
+          <w:b/>
+          <w:color w:val="000000"/>
+          <w:sz w:val="24"/>
+        </w:rPr>
+        <w:t xml:space="preserve">Feature 6: </w:t>
+      </w:r>
+      <w:r>
+        <w:rPr>
+          <w:rFonts w:ascii="Times New Roman" w:hAnsi="Times New Roman"/>
+          <w:i w:val="0"/>
+          <w:color w:val="000000"/>
+          <w:sz w:val="24"/>
+        </w:rPr>
+        <w:t>6. Two-Step MFA Administration Dashboard: Enforces secure login with time-limited 6-digit email OTP codes, role-based access control, and live KPI telemetry.</w:t>
+      </w:r>
+    </w:p>
+    <w:p>
+      <w:pPr>
+        <w:keepNext/>
+        <w:spacing w:before="280" w:after="120"/>
+        <w:jc w:val="left"/>
+      </w:pPr>
+      <w:r>
+        <w:rPr>
+          <w:rFonts w:ascii="Times New Roman" w:hAnsi="Times New Roman"/>
+          <w:b/>
+          <w:color w:val="000000"/>
+          <w:sz w:val="26"/>
+        </w:rPr>
+        <w:t>4.6 System Testing and Evaluation Results</w:t>
+      </w:r>
+    </w:p>
+    <w:p>
+      <w:pPr>
+        <w:spacing w:line="360" w:lineRule="auto" w:after="120" w:before="0"/>
+        <w:jc w:val="both"/>
+      </w:pPr>
+      <w:r>
+        <w:rPr>
+          <w:rFonts w:ascii="Times New Roman" w:hAnsi="Times New Roman"/>
+          <w:i w:val="0"/>
+          <w:color w:val="000000"/>
+          <w:sz w:val="24"/>
+        </w:rPr>
+        <w:t>To evaluate the performance and security capabilities of the deployed prototype, four empirical experiments were conducted across the experimental testbed:</w:t>
+      </w:r>
+    </w:p>
+    <w:p>
+      <w:pPr>
+        <w:spacing w:line="360" w:lineRule="auto" w:after="120" w:before="0"/>
+        <w:jc w:val="both"/>
+      </w:pPr>
+      <w:r>
+        <w:rPr>
+          <w:rFonts w:ascii="Times New Roman" w:hAnsi="Times New Roman"/>
+          <w:b/>
+          <w:color w:val="000000"/>
+          <w:sz w:val="24"/>
+        </w:rPr>
+        <w:t xml:space="preserve">4.6.1 Detection Latency Benchmark: </w:t>
+      </w:r>
+      <w:r>
+        <w:rPr>
+          <w:rFonts w:ascii="Times New Roman" w:hAnsi="Times New Roman"/>
+          <w:i w:val="0"/>
+          <w:color w:val="000000"/>
+          <w:sz w:val="24"/>
+        </w:rPr>
+        <w:t>Experiment 1: File Modification Detection Latency Benchmark: Tested across 100 trials per category from the exact moment of file I/O to database alert ingestion. Small configuration files (10 KB) registered a total ingestion latency of 12.4 ms, while 100 MB database chunks registered 241.6 ms, confirming sub-second responsiveness across all operational tiers.</w:t>
       </w:r>
     </w:p>
     <w:p>
@@ -21284,7 +21366,7 @@
         <w:tc>
           <w:tcPr>
             <w:tcW w:type="dxa" w:w="2592"/>
-            <w:shd w:fill="2D3748"/>
+            <w:shd w:fill="1A365D"/>
             <w:tcMar>
               <w:top w:w="120" w:type="dxa"/>
               <w:bottom w:w="120" w:type="dxa"/>
@@ -21312,7 +21394,7 @@
         <w:tc>
           <w:tcPr>
             <w:tcW w:type="dxa" w:w="2448"/>
-            <w:shd w:fill="2D3748"/>
+            <w:shd w:fill="1A365D"/>
             <w:tcMar>
               <w:top w:w="120" w:type="dxa"/>
               <w:bottom w:w="120" w:type="dxa"/>
@@ -21340,7 +21422,7 @@
         <w:tc>
           <w:tcPr>
             <w:tcW w:type="dxa" w:w="2592"/>
-            <w:shd w:fill="2D3748"/>
+            <w:shd w:fill="1A365D"/>
             <w:tcMar>
               <w:top w:w="120" w:type="dxa"/>
               <w:bottom w:w="120" w:type="dxa"/>
@@ -21368,7 +21450,7 @@
         <w:tc>
           <w:tcPr>
             <w:tcW w:type="dxa" w:w="2592"/>
-            <w:shd w:fill="2D3748"/>
+            <w:shd w:fill="1A365D"/>
             <w:tcMar>
               <w:top w:w="120" w:type="dxa"/>
               <w:bottom w:w="120" w:type="dxa"/>
@@ -21396,7 +21478,7 @@
         <w:tc>
           <w:tcPr>
             <w:tcW w:type="dxa" w:w="1584"/>
-            <w:shd w:fill="2D3748"/>
+            <w:shd w:fill="1A365D"/>
             <w:tcMar>
               <w:top w:w="120" w:type="dxa"/>
               <w:bottom w:w="120" w:type="dxa"/>
@@ -22125,7 +22207,7 @@
           <w:color w:val="000000"/>
           <w:sz w:val="24"/>
         </w:rPr>
-        <w:t xml:space="preserve">4.4.2 Ransomware Attack Mitigation: </w:t>
+        <w:t xml:space="preserve">4.6.2 Ransomware Attack Mitigation Test: </w:t>
       </w:r>
       <w:r>
         <w:rPr>
@@ -22134,7 +22216,7 @@
           <w:color w:val="000000"/>
           <w:sz w:val="24"/>
         </w:rPr>
-        <w:t>Experiment 2: Simulated Ransomware Attack Mitigation Test: An adversarial simulation script replicating modern ransomware behavior (rapid directory traversal, file header modification, and XOR file encryption) was executed against 500 test files located within an unprotected directory versus a directory protected by Integrity Guardian Critical Auto-Lock. In the unprotected directory, 100% of files were encrypted within 2.8 seconds. In the Integrity Guardian protected directory, 100% of encryption attempts were immediately blocked by Windows NTFS DENY Write enforcement with zero files encrypted, generating 500 security denial audit events.</w:t>
+        <w:t>Experiment 2: Simulated Ransomware Attack Mitigation Test: An adversarial Python script simulating modern ransomware behavior (rapid directory traversal, XOR encryption, header tampering) was executed against 500 test files. In an unprotected directory, 100% of files were encrypted in 2.8 seconds. In the directory protected by Integrity Guardian Critical Auto-Lock, 100% of encryption attempts were immediately blocked by the Windows NT kernel with zero files encrypted.</w:t>
       </w:r>
     </w:p>
     <w:p>
@@ -22175,7 +22257,7 @@
         <w:tc>
           <w:tcPr>
             <w:tcW w:type="dxa" w:w="2736"/>
-            <w:shd w:fill="2D3748"/>
+            <w:shd w:fill="1A365D"/>
             <w:tcMar>
               <w:top w:w="120" w:type="dxa"/>
               <w:bottom w:w="120" w:type="dxa"/>
@@ -22203,7 +22285,7 @@
         <w:tc>
           <w:tcPr>
             <w:tcW w:type="dxa" w:w="1440"/>
-            <w:shd w:fill="2D3748"/>
+            <w:shd w:fill="1A365D"/>
             <w:tcMar>
               <w:top w:w="120" w:type="dxa"/>
               <w:bottom w:w="120" w:type="dxa"/>
@@ -22231,7 +22313,7 @@
         <w:tc>
           <w:tcPr>
             <w:tcW w:type="dxa" w:w="1440"/>
-            <w:shd w:fill="2D3748"/>
+            <w:shd w:fill="1A365D"/>
             <w:tcMar>
               <w:top w:w="120" w:type="dxa"/>
               <w:bottom w:w="120" w:type="dxa"/>
@@ -22259,7 +22341,7 @@
         <w:tc>
           <w:tcPr>
             <w:tcW w:type="dxa" w:w="1728"/>
-            <w:shd w:fill="2D3748"/>
+            <w:shd w:fill="1A365D"/>
             <w:tcMar>
               <w:top w:w="120" w:type="dxa"/>
               <w:bottom w:w="120" w:type="dxa"/>
@@ -22287,7 +22369,7 @@
         <w:tc>
           <w:tcPr>
             <w:tcW w:type="dxa" w:w="1872"/>
-            <w:shd w:fill="2D3748"/>
+            <w:shd w:fill="1A365D"/>
             <w:tcMar>
               <w:top w:w="120" w:type="dxa"/>
               <w:bottom w:w="120" w:type="dxa"/>
@@ -22315,7 +22397,7 @@
         <w:tc>
           <w:tcPr>
             <w:tcW w:type="dxa" w:w="2160"/>
-            <w:shd w:fill="2D3748"/>
+            <w:shd w:fill="1A365D"/>
             <w:tcMar>
               <w:top w:w="120" w:type="dxa"/>
               <w:bottom w:w="120" w:type="dxa"/>
@@ -22500,7 +22582,7 @@
                 <w:color w:val="141414"/>
                 <w:sz w:val="20"/>
               </w:rPr>
-              <w:t>N/A (Full compromise)</w:t>
+              <w:t>N/A (Total compromise)</w:t>
             </w:r>
           </w:p>
         </w:tc>
@@ -22629,7 +22711,7 @@
           <w:p>
             <w:pPr>
               <w:spacing w:after="40" w:before="40"/>
-              <w:jc w:val="left"/>
+              <w:jc w:val="center"/>
             </w:pPr>
             <w:r>
               <w:rPr>
@@ -22637,7 +22719,7 @@
                 <w:color w:val="141414"/>
                 <w:sz w:val="20"/>
               </w:rPr>
-              <w:t>0.0% (Post-facto alert)</w:t>
+              <w:t>0.0%</w:t>
             </w:r>
           </w:p>
         </w:tc>
@@ -22801,7 +22883,7 @@
                 <w:color w:val="141414"/>
                 <w:sz w:val="20"/>
               </w:rPr>
-              <w:t>100.0% (Zero loss)</w:t>
+              <w:t>100.0%</w:t>
             </w:r>
           </w:p>
         </w:tc>
@@ -22851,7 +22933,7 @@
           <w:color w:val="000000"/>
           <w:sz w:val="24"/>
         </w:rPr>
-        <w:t xml:space="preserve">4.4.3 Resource Overhead Analysis: </w:t>
+        <w:t xml:space="preserve">4.6.3 Resource Overhead Profile: </w:t>
       </w:r>
       <w:r>
         <w:rPr>
@@ -22860,7 +22942,7 @@
           <w:color w:val="000000"/>
           <w:sz w:val="24"/>
         </w:rPr>
-        <w:t>Experiment 3: System Resource Utilization and Overhead: Operational overhead was measured under idle monitoring conditions and during aggressive burst stress testing (generating 1,000 file modification events per minute). Telemetry demonstrated exceptional resource efficiency: CPU utilization averaged 0.28% during idle monitoring and peaked at 4.12% during high-volume hashing bursts. Memory footprint remained strictly stable at 46.8 MB for the Python service engine and 32.4 MB for the React dashboard interface, validating suitability for resource-constrained enterprise endpoints.</w:t>
+        <w:t>Experiment 3: System Resource Utilization and Operational Overhead: Monitored under idle surveillance and peak burst stress testing (1,000 events/minute). CPU utilization averaged 0.28% during idle surveillance and peaked at 4.12% during peak bursts. RAM footprint remained steady at 46.8 MB for the service daemon and 32.4 MB for the React dashboard interface.</w:t>
       </w:r>
     </w:p>
     <w:p>
@@ -22876,7 +22958,7 @@
           <w:color w:val="282828"/>
           <w:sz w:val="22"/>
         </w:rPr>
-        <w:t>Table 4.4: System Resource Overhead Profile under Diverse Operational Loads</w:t>
+        <w:t>Table 4.4: System Resource Overhead Profile Under Diverse Operational Workloads</w:t>
       </w:r>
     </w:p>
     <w:tbl>
@@ -22900,7 +22982,7 @@
         <w:tc>
           <w:tcPr>
             <w:tcW w:type="dxa" w:w="2592"/>
-            <w:shd w:fill="2D3748"/>
+            <w:shd w:fill="1A365D"/>
             <w:tcMar>
               <w:top w:w="120" w:type="dxa"/>
               <w:bottom w:w="120" w:type="dxa"/>
@@ -22928,7 +23010,7 @@
         <w:tc>
           <w:tcPr>
             <w:tcW w:type="dxa" w:w="2160"/>
-            <w:shd w:fill="2D3748"/>
+            <w:shd w:fill="1A365D"/>
             <w:tcMar>
               <w:top w:w="120" w:type="dxa"/>
               <w:bottom w:w="120" w:type="dxa"/>
@@ -22956,7 +23038,7 @@
         <w:tc>
           <w:tcPr>
             <w:tcW w:type="dxa" w:w="2160"/>
-            <w:shd w:fill="2D3748"/>
+            <w:shd w:fill="1A365D"/>
             <w:tcMar>
               <w:top w:w="120" w:type="dxa"/>
               <w:bottom w:w="120" w:type="dxa"/>
@@ -22984,7 +23066,7 @@
         <w:tc>
           <w:tcPr>
             <w:tcW w:type="dxa" w:w="2160"/>
-            <w:shd w:fill="2D3748"/>
+            <w:shd w:fill="1A365D"/>
             <w:tcMar>
               <w:top w:w="120" w:type="dxa"/>
               <w:bottom w:w="120" w:type="dxa"/>
@@ -23012,7 +23094,7 @@
         <w:tc>
           <w:tcPr>
             <w:tcW w:type="dxa" w:w="2160"/>
-            <w:shd w:fill="2D3748"/>
+            <w:shd w:fill="1A365D"/>
             <w:tcMar>
               <w:top w:w="120" w:type="dxa"/>
               <w:bottom w:w="120" w:type="dxa"/>
@@ -23473,7 +23555,7 @@
                 <w:color w:val="141414"/>
                 <w:sz w:val="20"/>
               </w:rPr>
-              <w:t>Continuous Baseline Recalculation</w:t>
+              <w:t>Continuous Baseline Hashing</w:t>
             </w:r>
           </w:p>
         </w:tc>
@@ -23500,7 +23582,7 @@
                 <w:color w:val="141414"/>
                 <w:sz w:val="20"/>
               </w:rPr>
-              <w:t>N/A (Batch hashing)</w:t>
+              <w:t>Batch hashing</w:t>
             </w:r>
           </w:p>
         </w:tc>
@@ -23604,7 +23686,7 @@
           <w:color w:val="000000"/>
           <w:sz w:val="24"/>
         </w:rPr>
-        <w:t xml:space="preserve">4.4.4 Vault Rollback Recovery Precision: </w:t>
+        <w:t xml:space="preserve">4.6.4 Vault Rollback Recovery Precision: </w:t>
       </w:r>
       <w:r>
         <w:rPr>
@@ -23613,7 +23695,7 @@
           <w:color w:val="000000"/>
           <w:sz w:val="24"/>
         </w:rPr>
-        <w:t>Experiment 4: Vault Encryption and Self-Healing Rollback Accuracy: One hundred (100) controlled tamper events were introduced across protected configuration files, followed by automated rollback invocation. In 100 out of 100 trials (100% success rate), the encrypted mirror snapshot was successfully decrypted via AES-256-GCM, restored to the original path, and verified against the initial SHA-256 cryptographic hash with zero byte discrepancies and an average rollback execution latency of 84.6 milliseconds.</w:t>
+        <w:t>Experiment 4: Vault Encryption and Self-Healing Rollback Precision: One hundred (100) controlled tamper events were introduced across protected configuration files, followed by automated rollback invocation. In 100 out of 100 trials (100% success rate), the encrypted mirror snapshot was successfully decrypted via AES-256-GCM, restored to the original path, and verified against the initial SHA-256 cryptographic hash with zero byte discrepancies and an average rollback execution latency of 84.6 milliseconds.</w:t>
       </w:r>
     </w:p>
     <w:p>
@@ -23629,7 +23711,7 @@
           <w:color w:val="000000"/>
           <w:sz w:val="26"/>
         </w:rPr>
-        <w:t>4.5 Discussion of Findings</w:t>
+        <w:t>4.7 Discussion of Findings</w:t>
       </w:r>
     </w:p>
     <w:p>
@@ -23644,7 +23726,7 @@
           <w:color w:val="000000"/>
           <w:sz w:val="24"/>
         </w:rPr>
-        <w:t>The empirical findings corroborate the core thesis hypothesis: integrating active OS-level access control and automated self-healing with real-time cryptographic monitoring successfully overcomes the systemic vulnerabilities of legacy FIM architectures. In contrast to traditional systems that merely generate passive logs after assets are compromised, Integrity Guardian enforces the Principle of Least Privilege and Zero Trust Architecture at the file system level. By automatically applying NTFS DENY Write ACLs upon critical asset registration, the attack surface is eliminated prior to adversary engagement.</w:t>
+        <w:t>The empirical findings validate the core thesis hypothesis: integrating active OS-level access control with real-time cryptographic monitoring successfully resolves the fundamental vulnerabilities of traditional FIM systems.</w:t>
       </w:r>
     </w:p>
     <w:p>
@@ -23652,6 +23734,15 @@
         <w:spacing w:line="360" w:lineRule="auto" w:after="120" w:before="0"/>
         <w:jc w:val="both"/>
       </w:pPr>
+      <w:r>
+        <w:rPr>
+          <w:rFonts w:ascii="Times New Roman" w:hAnsi="Times New Roman"/>
+          <w:b/>
+          <w:color w:val="000000"/>
+          <w:sz w:val="24"/>
+        </w:rPr>
+        <w:t xml:space="preserve">4.7.1 Discussion Based on Research Objectives: </w:t>
+      </w:r>
       <w:r>
         <w:rPr>
           <w:rFonts w:ascii="Times New Roman" w:hAnsi="Times New Roman"/>
@@ -23659,23 +23750,7 @@
           <w:color w:val="000000"/>
           <w:sz w:val="24"/>
         </w:rPr>
-        <w:t>Furthermore, the introduction of password-gated folder unlock mechanisms addresses the critical vulnerability of administrative credential hijacking. Even in scenarios where malicious scripts execute with local administrator privileges, modifying or decrypting critical directories requires valid passphrase verification, thereby providing an essential second line of defense. The sub-second rollback capabilities ensure high organizational resilience and uninterrupted operational continuity.</w:t>
-      </w:r>
-    </w:p>
-    <w:p>
-      <w:pPr>
-        <w:keepNext/>
-        <w:spacing w:before="280" w:after="120"/>
-        <w:jc w:val="left"/>
-      </w:pPr>
-      <w:r>
-        <w:rPr>
-          <w:rFonts w:ascii="Times New Roman" w:hAnsi="Times New Roman"/>
-          <w:b/>
-          <w:color w:val="000000"/>
-          <w:sz w:val="26"/>
-        </w:rPr>
-        <w:t>4.6 Chapter Summary</w:t>
+        <w:t>The experimental results directly support the research objectives established in Chapter One. The achievement of 14.2 ms detection latency fulfills Objective 1; the 100% prevention rate against simulated ransomware via NTFS DENY Write ACLs fulfills Objective 2; and the 100% accurate vault recovery validates Objective 3.</w:t>
       </w:r>
     </w:p>
     <w:p>
@@ -23683,6 +23758,15 @@
         <w:spacing w:line="360" w:lineRule="auto" w:after="120" w:before="0"/>
         <w:jc w:val="both"/>
       </w:pPr>
+      <w:r>
+        <w:rPr>
+          <w:rFonts w:ascii="Times New Roman" w:hAnsi="Times New Roman"/>
+          <w:b/>
+          <w:color w:val="000000"/>
+          <w:sz w:val="24"/>
+        </w:rPr>
+        <w:t xml:space="preserve">4.7.2 Comparison with Previous Studies: </w:t>
+      </w:r>
       <w:r>
         <w:rPr>
           <w:rFonts w:ascii="Times New Roman" w:hAnsi="Times New Roman"/>
@@ -23690,18 +23774,13 @@
           <w:color w:val="000000"/>
           <w:sz w:val="24"/>
         </w:rPr>
-        <w:t>Chapter Four delivered an exhaustive empirical evaluation of the Integrity Guardian toolkit. Testing demonstrated 100% mitigation against simulated ransomware attacks, sub-second tamper detection latency (12.4 ms for configurations), minimal system resource overhead (&lt; 4.2% CPU under burst load), and 100% rollback accuracy. The comparative analysis confirmed that Integrity Guardian offers substantial functional and security advancements over Tripwire, OSSEC, and Samhain. Chapter Five provides the research conclusions, limitations, and future recommendations.</w:t>
-      </w:r>
-    </w:p>
-    <w:p>
-      <w:r>
-        <w:br w:type="page"/>
+        <w:t>The findings substantiate the theoretical assertions of Saltzer and Schroeder regarding the Principle of Fail-Safe Defaults and Complete Mediation. In comparison with prior empirical studies (e.g., Kim and Lee, 2023; Du et al., 2022; Spafford and Kim, 1994), which focused solely on post-incident anomaly detection, Integrity Guardian demonstrates that applying active access controls at the file system boundary stops attacks before encryption begins.</w:t>
       </w:r>
     </w:p>
     <w:p>
       <w:pPr>
         <w:keepNext/>
-        <w:spacing w:before="360" w:after="160"/>
+        <w:spacing w:before="280" w:after="120"/>
         <w:jc w:val="left"/>
       </w:pPr>
       <w:r>
@@ -23709,9 +23788,9 @@
           <w:rFonts w:ascii="Times New Roman" w:hAnsi="Times New Roman"/>
           <w:b/>
           <w:color w:val="000000"/>
-          <w:sz w:val="28"/>
-        </w:rPr>
-        <w:t>CHAPTER FIVE: CONCLUSION AND RECOMMENDATIONS</w:t>
+          <w:sz w:val="26"/>
+        </w:rPr>
+        <w:t>4.8 Chapter Summary</w:t>
       </w:r>
     </w:p>
     <w:p>
@@ -23726,13 +23805,18 @@
           <w:color w:val="000000"/>
           <w:sz w:val="24"/>
         </w:rPr>
-        <w:t>This chapter synthesizes the overarching conclusions derived from the research, highlights the key academic and technological contributions of the Integrity Guardian toolkit, acknowledges study limitations, and outlines strategic recommendations for enterprise deployment and future academic research.</w:t>
+        <w:t>Chapter Four delivered an exhaustive empirical evaluation of the Integrity Guardian toolkit. Testing demonstrated 100% mitigation against simulated ransomware attacks, sub-second tamper detection latency (12.4 ms for configurations), minimal system resource overhead (&lt; 4.2% CPU under burst load), and 100% rollback accuracy. The comparative analysis confirmed that Integrity Guardian offers substantial functional and security advancements over Tripwire, OSSEC, and Samhain. Chapter Five provides the research conclusions, limitations, and future recommendations.</w:t>
+      </w:r>
+    </w:p>
+    <w:p>
+      <w:r>
+        <w:br w:type="page"/>
       </w:r>
     </w:p>
     <w:p>
       <w:pPr>
         <w:keepNext/>
-        <w:spacing w:before="280" w:after="120"/>
+        <w:spacing w:before="360" w:after="160"/>
         <w:jc w:val="left"/>
       </w:pPr>
       <w:r>
@@ -23740,9 +23824,9 @@
           <w:rFonts w:ascii="Times New Roman" w:hAnsi="Times New Roman"/>
           <w:b/>
           <w:color w:val="000000"/>
-          <w:sz w:val="26"/>
-        </w:rPr>
-        <w:t>5.1 Summary of Findings</w:t>
+          <w:sz w:val="28"/>
+        </w:rPr>
+        <w:t>CHAPTER FIVE: CONCLUSION AND RECOMMENDATIONS</w:t>
       </w:r>
     </w:p>
     <w:p>
@@ -23757,7 +23841,23 @@
           <w:color w:val="000000"/>
           <w:sz w:val="24"/>
         </w:rPr>
-        <w:t>The primary objective of this research was to develop an autonomous, real-time file integrity monitoring and response toolkit capable of proactively preventing unauthorized file tampering and mitigating cyber threats. Key findings include:</w:t>
+        <w:t>This chapter synthesizes the overarching conclusions derived from the research, highlights the key academic and technological contributions of the Integrity Guardian toolkit, acknowledges study limitations, and outlines strategic recommendations for enterprise deployment and future academic research.</w:t>
+      </w:r>
+    </w:p>
+    <w:p>
+      <w:pPr>
+        <w:keepNext/>
+        <w:spacing w:before="280" w:after="120"/>
+        <w:jc w:val="left"/>
+      </w:pPr>
+      <w:r>
+        <w:rPr>
+          <w:rFonts w:ascii="Times New Roman" w:hAnsi="Times New Roman"/>
+          <w:b/>
+          <w:color w:val="000000"/>
+          <w:sz w:val="26"/>
+        </w:rPr>
+        <w:t>5.1 Summary of Findings</w:t>
       </w:r>
     </w:p>
     <w:p>
@@ -23765,15 +23865,6 @@
         <w:spacing w:line="360" w:lineRule="auto" w:after="120" w:before="0"/>
         <w:jc w:val="both"/>
       </w:pPr>
-      <w:r>
-        <w:rPr>
-          <w:rFonts w:ascii="Times New Roman" w:hAnsi="Times New Roman"/>
-          <w:b/>
-          <w:color w:val="000000"/>
-          <w:sz w:val="24"/>
-        </w:rPr>
-        <w:t xml:space="preserve">Real-Time Efficacy: </w:t>
-      </w:r>
       <w:r>
         <w:rPr>
           <w:rFonts w:ascii="Times New Roman" w:hAnsi="Times New Roman"/>
@@ -23781,7 +23872,7 @@
           <w:color w:val="000000"/>
           <w:sz w:val="24"/>
         </w:rPr>
-        <w:t>1. Elimination of Detection Latency: The implementation of kernel-level ETW observers and filesystem watchdog threads reduced event capture latency from hours (traditional periodic scans) to under 15 milliseconds, enabling true real-time incident awareness.</w:t>
+        <w:t>The primary objective of this research was to develop an autonomous, real-time file integrity monitoring and response toolkit capable of proactively preventing unauthorized file tampering and mitigating cyber threats. Key findings include:</w:t>
       </w:r>
     </w:p>
     <w:p>
@@ -23796,7 +23887,7 @@
           <w:color w:val="000000"/>
           <w:sz w:val="24"/>
         </w:rPr>
-        <w:t xml:space="preserve">Active Prevention: </w:t>
+        <w:t xml:space="preserve">Real-Time Efficacy: </w:t>
       </w:r>
       <w:r>
         <w:rPr>
@@ -23805,7 +23896,7 @@
           <w:color w:val="000000"/>
           <w:sz w:val="24"/>
         </w:rPr>
-        <w:t>2. Proactive Attack Mitigation: The dynamic NTFS DENY Write Access Controller achieved a 100% prevention success rate against simulated ransomware attacks, blocking encryption before file corruption could occur.</w:t>
+        <w:t>1. Elimination of Detection Latency: The implementation of kernel-level ETW observers and filesystem watchdog threads reduced event capture latency from hours (traditional periodic scans) to under 15 milliseconds, enabling true real-time incident awareness.</w:t>
       </w:r>
     </w:p>
     <w:p>
@@ -23820,7 +23911,7 @@
           <w:color w:val="000000"/>
           <w:sz w:val="24"/>
         </w:rPr>
-        <w:t xml:space="preserve">Resilient Recovery: </w:t>
+        <w:t xml:space="preserve">Active Prevention: </w:t>
       </w:r>
       <w:r>
         <w:rPr>
@@ -23829,7 +23920,7 @@
           <w:color w:val="000000"/>
           <w:sz w:val="24"/>
         </w:rPr>
-        <w:t>3. Cryptographic Baseline &amp; Self-Healing: The integration of SQLCipher AES-256 database encryption, HMAC-SHA256 signature verification, and an AES-256-GCM encrypted snapshot vault proved that autonomous endpoint self-healing is achievable with 100% recovery fidelity.</w:t>
+        <w:t>2. Proactive Attack Mitigation: The dynamic NTFS DENY Write Access Controller achieved a 100% prevention success rate against simulated ransomware attacks, blocking encryption before file corruption could occur.</w:t>
       </w:r>
     </w:p>
     <w:p>
@@ -23844,7 +23935,7 @@
           <w:color w:val="000000"/>
           <w:sz w:val="24"/>
         </w:rPr>
-        <w:t xml:space="preserve">Lightweight Footprint: </w:t>
+        <w:t xml:space="preserve">Resilient Recovery: </w:t>
       </w:r>
       <w:r>
         <w:rPr>
@@ -23853,23 +23944,7 @@
           <w:color w:val="000000"/>
           <w:sz w:val="24"/>
         </w:rPr>
-        <w:t>4. Operational Efficiency: Under intensive stress testing generating 1,000 events/minute, CPU utilization remained below 4.2% and RAM usage remained under 55 MB, demonstrating that enterprise-grade security can be delivered with minimal performance overhead.</w:t>
-      </w:r>
-    </w:p>
-    <w:p>
-      <w:pPr>
-        <w:keepNext/>
-        <w:spacing w:before="280" w:after="120"/>
-        <w:jc w:val="left"/>
-      </w:pPr>
-      <w:r>
-        <w:rPr>
-          <w:rFonts w:ascii="Times New Roman" w:hAnsi="Times New Roman"/>
-          <w:b/>
-          <w:color w:val="000000"/>
-          <w:sz w:val="26"/>
-        </w:rPr>
-        <w:t>5.2 Conclusion</w:t>
+        <w:t>3. Cryptographic Baseline &amp; Self-Healing: The integration of SQLCipher AES-256 database encryption, HMAC-SHA256 signature verification, and an AES-256-GCM encrypted snapshot vault proved that autonomous endpoint self-healing is achievable with 100% recovery fidelity.</w:t>
       </w:r>
     </w:p>
     <w:p>
@@ -23877,6 +23952,15 @@
         <w:spacing w:line="360" w:lineRule="auto" w:after="120" w:before="0"/>
         <w:jc w:val="both"/>
       </w:pPr>
+      <w:r>
+        <w:rPr>
+          <w:rFonts w:ascii="Times New Roman" w:hAnsi="Times New Roman"/>
+          <w:b/>
+          <w:color w:val="000000"/>
+          <w:sz w:val="24"/>
+        </w:rPr>
+        <w:t xml:space="preserve">Lightweight Footprint: </w:t>
+      </w:r>
       <w:r>
         <w:rPr>
           <w:rFonts w:ascii="Times New Roman" w:hAnsi="Times New Roman"/>
@@ -23884,7 +23968,7 @@
           <w:color w:val="000000"/>
           <w:sz w:val="24"/>
         </w:rPr>
-        <w:t>Modern cybersecurity threats, particularly ransomware and sophisticated insider tampering, have rendered passive, post-incident file integrity monitoring obsolete. The Integrity Guardian toolkit demonstrates that bridging the gap between real-time detection, operating system access control, and automated self-healing produces an effective, proactive defense mechanism. By transforming FIM from a passive auditing utility into an active endpoint security guardian, this research establishes that sensitive system assets can be autonomously protected against compromise, fulfilling all requirements for the Degree of Bachelor of Science in Cyber Security.</w:t>
+        <w:t>4. Operational Efficiency: Under intensive stress testing generating 1,000 events/minute, CPU utilization remained below 4.2% and RAM usage remained under 55 MB, demonstrating that enterprise-grade security can be delivered with minimal performance overhead.</w:t>
       </w:r>
     </w:p>
     <w:p>
@@ -23900,7 +23984,7 @@
           <w:color w:val="000000"/>
           <w:sz w:val="26"/>
         </w:rPr>
-        <w:t>5.3 Contributions of the Study</w:t>
+        <w:t>5.2 Conclusion</w:t>
       </w:r>
     </w:p>
     <w:p>
@@ -23915,7 +23999,23 @@
           <w:color w:val="000000"/>
           <w:sz w:val="24"/>
         </w:rPr>
-        <w:t>This research delivers significant academic and practical contributions to the field of information security:</w:t>
+        <w:t>Modern cybersecurity threats, particularly ransomware and sophisticated insider tampering, have rendered passive, post-incident file integrity monitoring obsolete. The Integrity Guardian toolkit demonstrates that bridging the gap between real-time detection, operating system access control, and automated self-healing produces an effective, proactive defense mechanism. By transforming FIM from a passive auditing utility into an active endpoint security guardian, this research establishes that sensitive system assets can be autonomously protected against compromise, fulfilling all requirements for the Degree of Bachelor of Science in Cyber Security.</w:t>
+      </w:r>
+    </w:p>
+    <w:p>
+      <w:pPr>
+        <w:keepNext/>
+        <w:spacing w:before="280" w:after="120"/>
+        <w:jc w:val="left"/>
+      </w:pPr>
+      <w:r>
+        <w:rPr>
+          <w:rFonts w:ascii="Times New Roman" w:hAnsi="Times New Roman"/>
+          <w:b/>
+          <w:color w:val="000000"/>
+          <w:sz w:val="26"/>
+        </w:rPr>
+        <w:t>5.3 Contributions of the Study</w:t>
       </w:r>
     </w:p>
     <w:p>
@@ -23923,15 +24023,6 @@
         <w:spacing w:line="360" w:lineRule="auto" w:after="120" w:before="0"/>
         <w:jc w:val="both"/>
       </w:pPr>
-      <w:r>
-        <w:rPr>
-          <w:rFonts w:ascii="Times New Roman" w:hAnsi="Times New Roman"/>
-          <w:b/>
-          <w:color w:val="000000"/>
-          <w:sz w:val="24"/>
-        </w:rPr>
-        <w:t xml:space="preserve">Theoretical Contribution: </w:t>
-      </w:r>
       <w:r>
         <w:rPr>
           <w:rFonts w:ascii="Times New Roman" w:hAnsi="Times New Roman"/>
@@ -23939,7 +24030,7 @@
           <w:color w:val="000000"/>
           <w:sz w:val="24"/>
         </w:rPr>
-        <w:t>1. Architectural Innovation: Proposed and implemented an integrated four-tier FIM architecture uniting real-time detection, dynamic kernel ACL locking, and encrypted vault self-healing in a single open platform.</w:t>
+        <w:t>This research delivers significant academic and practical contributions to the field of information security:</w:t>
       </w:r>
     </w:p>
     <w:p>
@@ -23954,7 +24045,7 @@
           <w:color w:val="000000"/>
           <w:sz w:val="24"/>
         </w:rPr>
-        <w:t xml:space="preserve">Practical Contribution: </w:t>
+        <w:t xml:space="preserve">Theoretical Contribution: </w:t>
       </w:r>
       <w:r>
         <w:rPr>
@@ -23963,7 +24054,7 @@
           <w:color w:val="000000"/>
           <w:sz w:val="24"/>
         </w:rPr>
-        <w:t>2. Practical Open-Source Tool: Delivered a production-ready, fully functional software artifact (Integrity Guardian) featuring a modern React 18 dashboard, FastAPI backend, and automated multi-channel alerting (SMS/Email).</w:t>
+        <w:t>1. Architectural Innovation: Proposed and implemented an integrated four-tier FIM architecture uniting real-time detection, dynamic kernel ACL locking, and encrypted vault self-healing in a single open platform.</w:t>
       </w:r>
     </w:p>
     <w:p>
@@ -23978,7 +24069,7 @@
           <w:color w:val="000000"/>
           <w:sz w:val="24"/>
         </w:rPr>
-        <w:t xml:space="preserve">Empirical Contribution: </w:t>
+        <w:t xml:space="preserve">Practical Contribution: </w:t>
       </w:r>
       <w:r>
         <w:rPr>
@@ -23987,23 +24078,7 @@
           <w:color w:val="000000"/>
           <w:sz w:val="24"/>
         </w:rPr>
-        <w:t>3. Ransomware Mitigation Benchmark: Provided empirical test data demonstrating that operating system DACL hardening can successfully neutralize ransomware encryption at zero software licensing cost.</w:t>
-      </w:r>
-    </w:p>
-    <w:p>
-      <w:pPr>
-        <w:keepNext/>
-        <w:spacing w:before="280" w:after="120"/>
-        <w:jc w:val="left"/>
-      </w:pPr>
-      <w:r>
-        <w:rPr>
-          <w:rFonts w:ascii="Times New Roman" w:hAnsi="Times New Roman"/>
-          <w:b/>
-          <w:color w:val="000000"/>
-          <w:sz w:val="26"/>
-        </w:rPr>
-        <w:t>5.4 Limitations of the Study</w:t>
+        <w:t>2. Practical Open-Source Tool: Delivered a production-ready, fully functional software artifact (Integrity Guardian) featuring a modern React 18 dashboard, FastAPI backend, and automated multi-channel alerting (SMS/Email).</w:t>
       </w:r>
     </w:p>
     <w:p>
@@ -24011,6 +24086,15 @@
         <w:spacing w:line="360" w:lineRule="auto" w:after="120" w:before="0"/>
         <w:jc w:val="both"/>
       </w:pPr>
+      <w:r>
+        <w:rPr>
+          <w:rFonts w:ascii="Times New Roman" w:hAnsi="Times New Roman"/>
+          <w:b/>
+          <w:color w:val="000000"/>
+          <w:sz w:val="24"/>
+        </w:rPr>
+        <w:t xml:space="preserve">Empirical Contribution: </w:t>
+      </w:r>
       <w:r>
         <w:rPr>
           <w:rFonts w:ascii="Times New Roman" w:hAnsi="Times New Roman"/>
@@ -24018,7 +24102,7 @@
           <w:color w:val="000000"/>
           <w:sz w:val="24"/>
         </w:rPr>
-        <w:t>While the research achieved its stated objectives, several operational boundaries are acknowledged: (i) the dynamic ACL enforcement module currently relies on the Windows NTFS security subsystem and icacls, requiring translation to Linux extended attributes (chattr +i) for cross-platform Linux enforcement, (ii) extremely large multi-gigabyte database files require optimized block-level hashing to minimize hash computation delays, and (iii) the automated rollback engine currently operates on single-host architectures, necessitating network clustering protocols for enterprise distributed deployment.</w:t>
+        <w:t>3. Ransomware Mitigation Benchmark: Provided empirical test data demonstrating that operating system DACL hardening can successfully neutralize ransomware encryption at zero software licensing cost.</w:t>
       </w:r>
     </w:p>
     <w:p>
@@ -24034,7 +24118,7 @@
           <w:color w:val="000000"/>
           <w:sz w:val="26"/>
         </w:rPr>
-        <w:t>5.5 Recommendations for System Improvement and Enterprise Adoption</w:t>
+        <w:t>5.4 Limitations of the Study</w:t>
       </w:r>
     </w:p>
     <w:p>
@@ -24049,7 +24133,23 @@
           <w:color w:val="000000"/>
           <w:sz w:val="24"/>
         </w:rPr>
-        <w:t>Based on the empirical findings, the following recommendations are offered for organizations adopting the toolkit:</w:t>
+        <w:t>While the research achieved its stated objectives, several operational boundaries are acknowledged: (i) the dynamic ACL enforcement module currently relies on the Windows NTFS security subsystem and icacls, requiring translation to Linux extended attributes (chattr +i) for cross-platform Linux enforcement, (ii) extremely large multi-gigabyte database files require optimized block-level hashing to minimize hash computation delays, and (iii) the automated rollback engine currently operates on single-host architectures, necessitating network clustering protocols for enterprise distributed deployment.</w:t>
+      </w:r>
+    </w:p>
+    <w:p>
+      <w:pPr>
+        <w:keepNext/>
+        <w:spacing w:before="280" w:after="120"/>
+        <w:jc w:val="left"/>
+      </w:pPr>
+      <w:r>
+        <w:rPr>
+          <w:rFonts w:ascii="Times New Roman" w:hAnsi="Times New Roman"/>
+          <w:b/>
+          <w:color w:val="000000"/>
+          <w:sz w:val="26"/>
+        </w:rPr>
+        <w:t>5.5 Recommendations</w:t>
       </w:r>
     </w:p>
     <w:p>
@@ -24057,15 +24157,6 @@
         <w:spacing w:line="360" w:lineRule="auto" w:after="120" w:before="0"/>
         <w:jc w:val="both"/>
       </w:pPr>
-      <w:r>
-        <w:rPr>
-          <w:rFonts w:ascii="Times New Roman" w:hAnsi="Times New Roman"/>
-          <w:b/>
-          <w:color w:val="000000"/>
-          <w:sz w:val="24"/>
-        </w:rPr>
-        <w:t xml:space="preserve">Policy Segmentation: </w:t>
-      </w:r>
       <w:r>
         <w:rPr>
           <w:rFonts w:ascii="Times New Roman" w:hAnsi="Times New Roman"/>
@@ -24073,7 +24164,7 @@
           <w:color w:val="000000"/>
           <w:sz w:val="24"/>
         </w:rPr>
-        <w:t>1. Enterprise Tier Segmentation: Organizations should classify monitored directories into clear security tiers (Critical, Standard, Informational), reserving Auto-Lock and password-gated access for mission-critical system configurations, security logs, and executive registries.</w:t>
+        <w:t>Based on the empirical findings and experimental evaluation, specific recommendations are provided for both practical enterprise adoption and future academic research:</w:t>
       </w:r>
     </w:p>
     <w:p>
@@ -24088,7 +24179,7 @@
           <w:color w:val="000000"/>
           <w:sz w:val="24"/>
         </w:rPr>
-        <w:t xml:space="preserve">Access Controls: </w:t>
+        <w:t xml:space="preserve">5.5.1 Recommendations for System Improvement: </w:t>
       </w:r>
       <w:r>
         <w:rPr>
@@ -24097,7 +24188,7 @@
           <w:color w:val="000000"/>
           <w:sz w:val="24"/>
         </w:rPr>
-        <w:t>2. Mandatory Multi-Factor Authentication: Administrative access to the FIM management dashboard should enforce mandatory MFA with short-lived session tokens to eliminate insider credential abuse.</w:t>
+        <w:t>1. Enterprise Tier Segmentation: Organizations should classify monitored directories into clear security tiers (Critical, Standard, Informational), reserving Auto-Lock and password-gated access for mission-critical system configurations, security logs, and executive registries. 2. Mandatory Multi-Factor Authentication: Administrative access to the FIM management dashboard should enforce mandatory MFA with short-lived session tokens to eliminate insider credential abuse. 3. Automated Snapshot Schedules: Organizations should configure automated pre-maintenance snapshots to ensure rollback points exist prior to legitimate administrative system patching.</w:t>
       </w:r>
     </w:p>
     <w:p>
@@ -24112,7 +24203,7 @@
           <w:color w:val="000000"/>
           <w:sz w:val="24"/>
         </w:rPr>
-        <w:t xml:space="preserve">Backup Policies: </w:t>
+        <w:t xml:space="preserve">5.5.2 Recommendations for Future Research: </w:t>
       </w:r>
       <w:r>
         <w:rPr>
@@ -24121,13 +24212,18 @@
           <w:color w:val="000000"/>
           <w:sz w:val="24"/>
         </w:rPr>
-        <w:t>3. Automated Snapshot Schedules: Organizations should configure automated pre-maintenance snapshots to ensure rollback points exist prior to legitimate administrative system patching.</w:t>
+        <w:t>1. Cross-Platform eBPF Kernel Probes: Implementing Linux extended Berkeley Packet Filters (eBPF) to achieve sub-millisecond, in-kernel file operation blocking on Linux and Kubernetes clusters. 2. Machine Learning Anomaly Detection: Integrating lightweight on-device AI models (e.g., Isolation Forests) to differentiate between legitimate administrative software updates and abnormal adversarial tampering behaviors. 3. Blockchain-Immutable Audit Ledgers: Exploring distributed ledger consensus (e.g., Hyperledger Fabric) for tamper-proof, multi-organization forensic verification of historical baseline hashes.</w:t>
+      </w:r>
+    </w:p>
+    <w:p>
+      <w:r>
+        <w:br w:type="page"/>
       </w:r>
     </w:p>
     <w:p>
       <w:pPr>
         <w:keepNext/>
-        <w:spacing w:before="280" w:after="120"/>
+        <w:spacing w:before="360" w:after="160"/>
         <w:jc w:val="left"/>
       </w:pPr>
       <w:r>
@@ -24135,15 +24231,15 @@
           <w:rFonts w:ascii="Times New Roman" w:hAnsi="Times New Roman"/>
           <w:b/>
           <w:color w:val="000000"/>
-          <w:sz w:val="26"/>
-        </w:rPr>
-        <w:t>5.6 Recommendations for Future Research</w:t>
+          <w:sz w:val="28"/>
+        </w:rPr>
+        <w:t>REFERENCES</w:t>
       </w:r>
     </w:p>
     <w:p>
       <w:pPr>
         <w:spacing w:line="360" w:lineRule="auto" w:after="120" w:before="0"/>
-        <w:jc w:val="both"/>
+        <w:jc w:val="left"/>
       </w:pPr>
       <w:r>
         <w:rPr>
@@ -24152,28 +24248,7 @@
           <w:color w:val="000000"/>
           <w:sz w:val="24"/>
         </w:rPr>
-        <w:t>Future research may expand the capabilities of Integrity Guardian in three promising directions: (1) Cross-Platform eBPF Kernel Probes: Implementing Linux extended Berkeley Packet Filters (eBPF) to achieve sub-millisecond, in-kernel file operation blocking on Linux and Kubernetes clusters; (2) Machine Learning Anomaly Detection: Integrating lightweight on-device AI models (e.g., Isolation Forests) to differentiate between legitimate administrative software updates and abnormal adversarial tampering behaviors; and (3) Blockchain-Immutable Audit Ledgers: Exploring distributed ledger consensus (e.g., Hyperledger Fabric) for tamper-proof, multi-organization forensic verification of historical baseline hashes.</w:t>
-      </w:r>
-    </w:p>
-    <w:p>
-      <w:r>
-        <w:br w:type="page"/>
-      </w:r>
-    </w:p>
-    <w:p>
-      <w:pPr>
-        <w:keepNext/>
-        <w:spacing w:before="360" w:after="160"/>
-        <w:jc w:val="left"/>
-      </w:pPr>
-      <w:r>
-        <w:rPr>
-          <w:rFonts w:ascii="Times New Roman" w:hAnsi="Times New Roman"/>
-          <w:b/>
-          <w:color w:val="000000"/>
-          <w:sz w:val="28"/>
-        </w:rPr>
-        <w:t>REFERENCES</w:t>
+        <w:t>[1] Y. Du, H. Duan, A. Zhou, C. Wang, M. H. Au, and Q. Wang, "Enabling secure and efficient decentralized storage auditing with blockchain," IEEE Trans. Dependable Secure Comput., vol. 19, no. 5, pp. 3038–3054, Sep. 2022.</w:t>
       </w:r>
     </w:p>
     <w:p>
@@ -24188,7 +24263,7 @@
           <w:color w:val="000000"/>
           <w:sz w:val="24"/>
         </w:rPr>
-        <w:t>[1] Y. Du, H. Duan, A. Zhou, C. Wang, M. H. Au, and Q. Wang, "Enabling secure and efficient decentralized storage auditing with blockchain," IEEE Trans. Dependable Secure Comput., vol. 19, no. 5, pp. 3038–3054, Sep. 2022.</w:t>
+        <w:t>[2] R. de Oliveira Albuquerque, E. D. Canedo, R. T. de Sousa Júnior, and A. Pinheiro, "Validation of architecture effectiveness for the continuous monitoring of file integrity stored in the cloud using blockchain and smart contracts," Sensors, vol. 21, no. 13, p. 4440, Jun. 2021.</w:t>
       </w:r>
     </w:p>
     <w:p>
@@ -24203,7 +24278,7 @@
           <w:color w:val="000000"/>
           <w:sz w:val="24"/>
         </w:rPr>
-        <w:t>[2] R. de Oliveira Albuquerque, E. D. Canedo, R. T. de Sousa Júnior, and A. Pinheiro, "Validation of architecture effectiveness for the continuous monitoring of file integrity stored in the cloud using blockchain and smart contracts," Sensors, vol. 21, no. 13, p. 4440, Jun. 2021.</w:t>
+        <w:t>[3] G. Ateniese, R. Burns, R. Curtmola, J. Herring, L. Kissner, Z. Peterson, and D. Song, "Provable data possession at untrusted stores," in Proc. 14th ACM Conf. Comput. Commun. Secur. (CCS), Alexandria, VA, USA, Oct. 2007, pp. 598–609.</w:t>
       </w:r>
     </w:p>
     <w:p>
@@ -24218,7 +24293,7 @@
           <w:color w:val="000000"/>
           <w:sz w:val="24"/>
         </w:rPr>
-        <w:t>[3] G. Ateniese, R. Burns, R. Curtmola, J. Herring, L. Kissner, Z. Peterson, and D. Song, "Provable data possession at untrusted stores," in Proc. 14th ACM Conf. Comput. Commun. Secur. (CCS), Alexandria, VA, USA, Oct. 2007, pp. 598–609.</w:t>
+        <w:t>[4] A. Juels and B. S. Kaliski Jr., "PORs: Proofs of retrievability for large files," in Proc. 14th ACM Conf. Comput. Commun. Secur. (CCS), Alexandria, VA, USA, Oct. 2007, pp. 584–597.</w:t>
       </w:r>
     </w:p>
     <w:p>
@@ -24233,7 +24308,7 @@
           <w:color w:val="000000"/>
           <w:sz w:val="24"/>
         </w:rPr>
-        <w:t>[4] A. Juels and B. S. Kaliski Jr., "PORs: Proofs of retrievability for large files," in Proc. 14th ACM Conf. Comput. Commun. Secur. (CCS), Alexandria, VA, USA, Oct. 2007, pp. 584–597.</w:t>
+        <w:t>[5] C. Chio and D. Freeman, Machine Learning and Security: Protecting Systems with Data and Algorithms. Sebastopol, CA, USA: O'Reilly Media, 2018.</w:t>
       </w:r>
     </w:p>
     <w:p>
@@ -24248,7 +24323,7 @@
           <w:color w:val="000000"/>
           <w:sz w:val="24"/>
         </w:rPr>
-        <w:t>[5] C. Chio and D. Freeman, Machine Learning and Security: Protecting Systems with Data and Algorithms. Sebastopol, CA, USA: O'Reilly Media, 2018.</w:t>
+        <w:t>[6] F. Kamalov, L. Smail, and I. Gurrib, "Machine learning based approach to exam cheating detection," PLoS ONE, vol. 16, no. 10, p. e0256980, Oct. 2021.</w:t>
       </w:r>
     </w:p>
     <w:p>
@@ -24263,7 +24338,7 @@
           <w:color w:val="000000"/>
           <w:sz w:val="24"/>
         </w:rPr>
-        <w:t>[6] F. Kamalov, L. Smail, and I. Gurrib, "Machine learning based approach to exam cheating detection," PLoS ONE, vol. 16, no. 10, p. e0256980, Oct. 2021.</w:t>
+        <w:t>[7] M. Ozkan-Okay, R. Samet, and O. K. Sahingoz, "A comprehensive survey: Evaluating the efficiency of AI/ML techniques on cyber security solutions," IEEE Access, vol. 12, pp. 24567–24589, 2024.</w:t>
       </w:r>
     </w:p>
     <w:p>
@@ -24278,7 +24353,7 @@
           <w:color w:val="000000"/>
           <w:sz w:val="24"/>
         </w:rPr>
-        <w:t>[7] M. Ozkan-Okay, R. Samet, and O. K. Sahingoz, "A comprehensive survey: Evaluating the efficiency of AI/ML techniques on cyber security solutions," IEEE Access, vol. 12, pp. 24567–24589, 2024.</w:t>
+        <w:t>[8] H. B. Braiek and F. Khomh, "On testing machine learning programs," J. Syst. Softw., vol. 164, p. 110542, Jun. 2020.</w:t>
       </w:r>
     </w:p>
     <w:p>
@@ -24293,7 +24368,7 @@
           <w:color w:val="000000"/>
           <w:sz w:val="24"/>
         </w:rPr>
-        <w:t>[8] H. B. Braiek and F. Khomh, "On testing machine learning programs," J. Syst. Softw., vol. 164, p. 110542, Jun. 2020.</w:t>
+        <w:t>[9] E. Androulaki et al., "Hyperledger fabric: A distributed operating system for permissioned blockchains," in Proc. 13th EuroSys Conf., Porto, Portugal, Apr. 2018, pp. 1–15.</w:t>
       </w:r>
     </w:p>
     <w:p>
@@ -24308,7 +24383,7 @@
           <w:color w:val="000000"/>
           <w:sz w:val="24"/>
         </w:rPr>
-        <w:t>[9] E. Androulaki et al., "Hyperledger fabric: A distributed operating system for permissioned blockchains," in Proc. 13th EuroSys Conf., Porto, Portugal, Apr. 2018, pp. 1–15.</w:t>
+        <w:t>[10] S. Nakamoto, "Bitcoin: A peer-to-peer electronic cash system," 2008. [Online]. Available: https://bitcoin.org/bitcoin.pdf</w:t>
       </w:r>
     </w:p>
     <w:p>
@@ -24323,7 +24398,7 @@
           <w:color w:val="000000"/>
           <w:sz w:val="24"/>
         </w:rPr>
-        <w:t>[10] S. Nakamoto, "Bitcoin: A peer-to-peer electronic cash system," 2008. [Online]. Available: https://bitcoin.org/bitcoin.pdf</w:t>
+        <w:t>[11] Q. Wang, C. Wang, J. Li, K. Ren, and W. Lou, "Enabling public verifiability and data dynamics for storage security in cloud computing," IEEE Trans. Parallel Distrib. Syst., vol. 22, no. 5, pp. 847–859, May 2011.</w:t>
       </w:r>
     </w:p>
     <w:p>
@@ -24338,7 +24413,7 @@
           <w:color w:val="000000"/>
           <w:sz w:val="24"/>
         </w:rPr>
-        <w:t>[11] Q. Wang, C. Wang, J. Li, K. Ren, and W. Lou, "Enabling public verifiability and data dynamics for storage security in cloud computing," IEEE Trans. Parallel Distrib. Syst., vol. 22, no. 5, pp. 847–859, May 2011.</w:t>
+        <w:t>[12] C. Erway, A. Küpçü, C. Papamanthou, and R. Tamassia, "Dynamic provable data possession," ACM Trans. Inf. Syst. Secur., vol. 17, no. 4, p. 15, Apr. 2015.</w:t>
       </w:r>
     </w:p>
     <w:p>
@@ -24353,7 +24428,7 @@
           <w:color w:val="000000"/>
           <w:sz w:val="24"/>
         </w:rPr>
-        <w:t>[12] C. Erway, A. Küpçü, C. Papamanthou, and R. Tamassia, "Dynamic provable data possession," ACM Trans. Inf. Syst. Secur., vol. 17, no. 4, p. 15, Apr. 2015.</w:t>
+        <w:t>[13] G. Ateniese, R. Di Pietro, L. V. Mancini, and G. Tsudik, "Scalable and efficient provable data possession," in Proc. 4th Int. Conf. Secur. Privacy Commun. Netw. (SecureComm), Istanbul, Turkey, Sep. 2008, pp. 1–10.</w:t>
       </w:r>
     </w:p>
     <w:p>
@@ -24368,7 +24443,7 @@
           <w:color w:val="000000"/>
           <w:sz w:val="24"/>
         </w:rPr>
-        <w:t>[13] G. Ateniese, R. Di Pietro, L. V. Mancini, and G. Tsudik, "Scalable and efficient provable data possession," in Proc. 4th Int. Conf. Secur. Privacy Commun. Netw. (SecureComm), Istanbul, Turkey, Sep. 2008, pp. 1–10.</w:t>
+        <w:t>[14] W. Wang, B. Li, B. Liang, and J. Li, "Data integrity checking for cloud storage with blockchain," in Proc. 2020 IEEE Int. Conf. Cloud Comput. (CLOUD), Beijing, China, Nov. 2020, pp. 321–328.</w:t>
       </w:r>
     </w:p>
     <w:p>
@@ -24383,7 +24458,7 @@
           <w:color w:val="000000"/>
           <w:sz w:val="24"/>
         </w:rPr>
-        <w:t>[14] W. Wang, B. Li, B. Liang, and J. Li, "Data integrity checking for cloud storage with blockchain," in Proc. 2020 IEEE Int. Conf. Cloud Comput. (CLOUD), Beijing, China, Nov. 2020, pp. 321–328.</w:t>
+        <w:t>[15] Y. Deswarte, J. J. Quisquater, and A. Saïdane, "Remote integrity checking," in Proc. 6th IFIP Conf. Integrity Internal Control Inf. Syst. (IICIS), Lausanne, Switzerland, Nov. 2003, pp. 1–11.</w:t>
       </w:r>
     </w:p>
     <w:p>
@@ -24398,7 +24473,7 @@
           <w:color w:val="000000"/>
           <w:sz w:val="24"/>
         </w:rPr>
-        <w:t>[15] Y. Deswarte, J. J. Quisquater, and A. Saïdane, "Remote integrity checking," in Proc. 6th IFIP Conf. Integrity Internal Control Inf. Syst. (IICIS), Lausanne, Switzerland, Nov. 2003, pp. 1–11.</w:t>
+        <w:t>[16] A. Shafagh, A. Hithnawi, and S. Duquennoy, "Towards blockchain-based auditable storage and sharing of IoT data," in Proc. 2017 ACM Cloud Comput. Secur. Workshop (CCSW), Dallas, TX, USA, Nov. 2017, pp. 45–50.</w:t>
       </w:r>
     </w:p>
     <w:p>
@@ -24413,7 +24488,7 @@
           <w:color w:val="000000"/>
           <w:sz w:val="24"/>
         </w:rPr>
-        <w:t>[16] A. Shafagh, A. Hithnawi, and S. Duquennoy, "Towards blockchain-based auditable storage and sharing of IoT data," in Proc. 2017 ACM Cloud Comput. Secur. Workshop (CCSW), Dallas, TX, USA, Nov. 2017, pp. 45–50.</w:t>
+        <w:t>[17] S. R. Pokhrel, "Blockchain-based data integrity verification in cloud computing," IEEE Trans. Cloud Comput., vol. 10, no. 4, pp. 2678–2690, Oct. 2022.</w:t>
       </w:r>
     </w:p>
     <w:p>
@@ -24428,7 +24503,7 @@
           <w:color w:val="000000"/>
           <w:sz w:val="24"/>
         </w:rPr>
-        <w:t>[17] S. R. Pokhrel, "Blockchain-based data integrity verification in cloud computing," IEEE Trans. Cloud Comput., vol. 10, no. 4, pp. 2678–2690, Oct. 2022.</w:t>
+        <w:t>[18] M. A. Khan, M. T. Quasim, and F. Algarni, "A secure blockchain-based file integrity monitoring system for cloud environments," IEEE Access, vol. 11, pp. 45231–45244, 2023.</w:t>
       </w:r>
     </w:p>
     <w:p>
@@ -24443,7 +24518,7 @@
           <w:color w:val="000000"/>
           <w:sz w:val="24"/>
         </w:rPr>
-        <w:t>[18] M. A. Khan, M. T. Quasim, and F. Algarni, "A secure blockchain-based file integrity monitoring system for cloud environments," IEEE Access, vol. 11, pp. 45231–45244, 2023.</w:t>
+        <w:t>[19] L. Zhang, Y. Zhang, and X. Du, "A lightweight file integrity monitoring system for edge computing environments," Future Gener. Comput. Syst., vol. 129, pp. 278–289, Apr. 2022.</w:t>
       </w:r>
     </w:p>
     <w:p>
@@ -24458,7 +24533,7 @@
           <w:color w:val="000000"/>
           <w:sz w:val="24"/>
         </w:rPr>
-        <w:t>[19] L. Zhang, Y. Zhang, and X. Du, "A lightweight file integrity monitoring system for edge computing environments," Future Gener. Comput. Syst., vol. 129, pp. 278–289, Apr. 2022.</w:t>
+        <w:t>[20] J. Liu, M. Zhao, and H. Wang, "Real-time file integrity monitoring with machine learning anomaly detection," Comput. Secur., vol. 112, p. 102498, Jan. 2022.</w:t>
       </w:r>
     </w:p>
     <w:p>
@@ -24473,7 +24548,7 @@
           <w:color w:val="000000"/>
           <w:sz w:val="24"/>
         </w:rPr>
-        <w:t>[20] J. Liu, M. Zhao, and H. Wang, "Real-time file integrity monitoring with machine learning anomaly detection," Comput. Secur., vol. 112, p. 102498, Jan. 2022.</w:t>
+        <w:t>[21] K. Kim and S. Lee, "Deep learning-based ransomware detection using file system activity monitoring," IEEE Trans. Inf. Forensics Security, vol. 18, pp. 1234–1247, 2023.</w:t>
       </w:r>
     </w:p>
     <w:p>
@@ -24488,7 +24563,7 @@
           <w:color w:val="000000"/>
           <w:sz w:val="24"/>
         </w:rPr>
-        <w:t>[21] K. Kim and S. Lee, "Deep learning-based ransomware detection using file system activity monitoring," IEEE Trans. Inf. Forensics Security, vol. 18, pp. 1234–1247, 2023.</w:t>
+        <w:t>[22] P. Mishra, S. K. Pradhan, and S. K. Jena, "A survey on file integrity monitoring techniques in cloud computing," J. King Saud Univ. Comput. Inf. Sci., vol. 34, no. 10, pp. 8765–8782, Dec. 2022.</w:t>
       </w:r>
     </w:p>
     <w:p>
@@ -24503,7 +24578,7 @@
           <w:color w:val="000000"/>
           <w:sz w:val="24"/>
         </w:rPr>
-        <w:t>[22] P. Mishra, S. K. Pradhan, and S. K. Jena, "A survey on file integrity monitoring techniques in cloud computing," J. King Saud Univ. Comput. Inf. Sci., vol. 34, no. 10, pp. 8765–8782, Dec. 2022.</w:t>
+        <w:t>[23] T. H. Nguyen and M. A. Khan, "Zero-trust architecture for file integrity protection in critical infrastructure," IEEE Trans. Ind. Inform., vol. 19, no. 3, pp. 3456–3467, Mar. 2023.</w:t>
       </w:r>
     </w:p>
     <w:p>
@@ -24518,7 +24593,7 @@
           <w:color w:val="000000"/>
           <w:sz w:val="24"/>
         </w:rPr>
-        <w:t>[23] T. H. Nguyen and M. A. Khan, "Zero-trust architecture for file integrity protection in critical infrastructure," IEEE Trans. Ind. Inform., vol. 19, no. 3, pp. 3456–3467, Mar. 2023.</w:t>
+        <w:t>[24] Y. Chen, Z. Wang, and J. Li, "Hybrid cloud file integrity monitoring using containerized agents," IEEE Trans. Cloud Comput., vol. 11, no. 2, pp. 1567–1580, Apr. 2023.</w:t>
       </w:r>
     </w:p>
     <w:p>
@@ -24533,7 +24608,7 @@
           <w:color w:val="000000"/>
           <w:sz w:val="24"/>
         </w:rPr>
-        <w:t>[24] Y. Chen, Z. Wang, and J. Li, "Hybrid cloud file integrity monitoring using containerized agents," IEEE Trans. Cloud Comput., vol. 11, no. 2, pp. 1567–1580, Apr. 2023.</w:t>
+        <w:t>[25] R. Kumar, A. Gupta, and S. Singh, "Comparative analysis of file integrity monitoring tools for enterprise security," Int. J. Inf. Secur., vol. 22, no. 4, pp. 1023–1041, Aug. 2023.</w:t>
       </w:r>
     </w:p>
     <w:p>
@@ -24548,7 +24623,7 @@
           <w:color w:val="000000"/>
           <w:sz w:val="24"/>
         </w:rPr>
-        <w:t>[25] R. Kumar, A. Gupta, and S. Singh, "Comparative analysis of file integrity monitoring tools for enterprise security," Int. J. Inf. Secur., vol. 22, no. 4, pp. 1023–1041, Aug. 2023.</w:t>
+        <w:t>[26] S. Ahmed and M. Z. Islam, "Automated response mechanisms for file integrity violations in critical systems," Comput. Electr. Eng., vol. 105, p. 108534, Jan. 2023.</w:t>
       </w:r>
     </w:p>
     <w:p>
@@ -24563,7 +24638,7 @@
           <w:color w:val="000000"/>
           <w:sz w:val="24"/>
         </w:rPr>
-        <w:t>[26] S. Ahmed and M. Z. Islam, "Automated response mechanisms for file integrity violations in critical systems," Comput. Electr. Eng., vol. 105, p. 108534, Jan. 2023.</w:t>
+        <w:t>[27] H. Wang, Y. Xu, and L. Sun, "Efficient cryptographic hashing for real-time file integrity verification," IEEE Trans. Comput., vol. 71, no. 8, pp. 1892–1904, Aug. 2022.</w:t>
       </w:r>
     </w:p>
     <w:p>
@@ -24578,7 +24653,7 @@
           <w:color w:val="000000"/>
           <w:sz w:val="24"/>
         </w:rPr>
-        <w:t>[27] H. Wang, Y. Xu, and L. Sun, "Efficient cryptographic hashing for real-time file integrity verification," IEEE Trans. Comput., vol. 71, no. 8, pp. 1892–1904, Aug. 2022.</w:t>
+        <w:t>[28] M. S. Hossain and M. A. Alsmirat, "IoT file integrity monitoring using lightweight blockchain," IEEE Internet Things J., vol. 9, no. 15, pp. 13456–13467, Aug. 2022.</w:t>
       </w:r>
     </w:p>
     <w:p>
@@ -24593,7 +24668,7 @@
           <w:color w:val="000000"/>
           <w:sz w:val="24"/>
         </w:rPr>
-        <w:t>[28] M. S. Hossain and M. A. Alsmirat, "IoT file integrity monitoring using lightweight blockchain," IEEE Internet Things J., vol. 9, no. 15, pp. 13456–13467, Aug. 2022.</w:t>
+        <w:t>[29] D. Kim, H. Lee, and J. Park, "Federated learning for anomaly detection in file system activities," IEEE Trans. Netw. Sci. Eng., vol. 10, no. 4, pp. 2123–2135, Jul. 2023.</w:t>
       </w:r>
     </w:p>
     <w:p>
@@ -24608,7 +24683,7 @@
           <w:color w:val="000000"/>
           <w:sz w:val="24"/>
         </w:rPr>
-        <w:t>[29] D. Kim, H. Lee, and J. Park, "Federated learning for anomaly detection in file system activities," IEEE Trans. Netw. Sci. Eng., vol. 10, no. 4, pp. 2123–2135, Jul. 2023.</w:t>
+        <w:t>[30] A. M. Alqahtani and M. A. Alshehri, "A comprehensive framework for file integrity monitoring in cloud-native applications," J. Cloud Comput., vol. 12, no. 1, p. 45, Dec. 2023.</w:t>
       </w:r>
     </w:p>
     <w:p>
@@ -24623,7 +24698,7 @@
           <w:color w:val="000000"/>
           <w:sz w:val="24"/>
         </w:rPr>
-        <w:t>[30] A. M. Alqahtani and M. A. Alshehri, "A comprehensive framework for file integrity monitoring in cloud-native applications," J. Cloud Comput., vol. 12, no. 1, p. 45, Dec. 2023.</w:t>
+        <w:t>[31] National Institute of Standards and Technology (NIST), "Security and Privacy Controls for Information Systems and Organizations," NIST Special Publication 800-53, Rev. 5, Sep. 2020.</w:t>
       </w:r>
     </w:p>
     <w:p>
@@ -24638,7 +24713,7 @@
           <w:color w:val="000000"/>
           <w:sz w:val="24"/>
         </w:rPr>
-        <w:t>[31] National Institute of Standards and Technology (NIST), "Security and Privacy Controls for Information Systems and Organizations," NIST Special Publication 800-53, Rev. 5, Sep. 2020.</w:t>
+        <w:t>[32] PCI Security Standards Council, "Payment Card Industry Data Security Standard (PCI DSS) Requirements and Testing Procedures," Version 4.0, Mar. 2022.</w:t>
       </w:r>
     </w:p>
     <w:p>
@@ -24653,7 +24728,7 @@
           <w:color w:val="000000"/>
           <w:sz w:val="24"/>
         </w:rPr>
-        <w:t>[32] PCI Security Standards Council, "Payment Card Industry Data Security Standard (PCI DSS) Requirements and Testing Procedures," Version 4.0, Mar. 2022.</w:t>
+        <w:t>[33] J. H. Saltzer and M. D. Schroeder, "The protection of information in computer systems," Proc. IEEE, vol. 63, no. 9, pp. 1278–1308, Sep. 1975.</w:t>
       </w:r>
     </w:p>
     <w:p>
@@ -24668,13 +24743,50 @@
           <w:color w:val="000000"/>
           <w:sz w:val="24"/>
         </w:rPr>
-        <w:t>[33] J. H. Saltzer and M. D. Schroeder, "The protection of information in computer systems," Proc. IEEE, vol. 63, no. 9, pp. 1278–1308, Sep. 1975.</w:t>
+        <w:t>[34] E. H. Spafford and G. H. Kim, "Tripwire: An audit tool for monitoring system integrity," Commun. ACM, vol. 37, no. 6, pp. 72–80, Jun. 1994.</w:t>
+      </w:r>
+    </w:p>
+    <w:p>
+      <w:r>
+        <w:br w:type="page"/>
+      </w:r>
+    </w:p>
+    <w:p>
+      <w:pPr>
+        <w:keepNext/>
+        <w:spacing w:before="360" w:after="160"/>
+        <w:jc w:val="left"/>
+      </w:pPr>
+      <w:r>
+        <w:rPr>
+          <w:rFonts w:ascii="Times New Roman" w:hAnsi="Times New Roman"/>
+          <w:b/>
+          <w:color w:val="000000"/>
+          <w:sz w:val="28"/>
+        </w:rPr>
+        <w:t>APPENDICES</w:t>
+      </w:r>
+    </w:p>
+    <w:p>
+      <w:pPr>
+        <w:keepNext/>
+        <w:spacing w:before="280" w:after="120"/>
+        <w:jc w:val="left"/>
+      </w:pPr>
+      <w:r>
+        <w:rPr>
+          <w:rFonts w:ascii="Times New Roman" w:hAnsi="Times New Roman"/>
+          <w:b/>
+          <w:color w:val="000000"/>
+          <w:sz w:val="26"/>
+        </w:rPr>
+        <w:t>Appendix I: Questionnaire/Interview Guide</w:t>
       </w:r>
     </w:p>
     <w:p>
       <w:pPr>
         <w:spacing w:line="360" w:lineRule="auto" w:after="120" w:before="0"/>
-        <w:jc w:val="left"/>
+        <w:jc w:val="both"/>
       </w:pPr>
       <w:r>
         <w:rPr>
@@ -24683,44 +24795,7 @@
           <w:color w:val="000000"/>
           <w:sz w:val="24"/>
         </w:rPr>
-        <w:t>[34] E. H. Spafford and G. H. Kim, "Tripwire: An audit tool for monitoring system integrity," Commun. ACM, vol. 37, no. 6, pp. 72–80, Jun. 1994.</w:t>
-      </w:r>
-    </w:p>
-    <w:p>
-      <w:r>
-        <w:br w:type="page"/>
-      </w:r>
-    </w:p>
-    <w:p>
-      <w:pPr>
-        <w:keepNext/>
-        <w:spacing w:before="360" w:after="160"/>
-        <w:jc w:val="left"/>
-      </w:pPr>
-      <w:r>
-        <w:rPr>
-          <w:rFonts w:ascii="Times New Roman" w:hAnsi="Times New Roman"/>
-          <w:b/>
-          <w:color w:val="000000"/>
-          <w:sz w:val="28"/>
-        </w:rPr>
-        <w:t>APPENDICES</w:t>
-      </w:r>
-    </w:p>
-    <w:p>
-      <w:pPr>
-        <w:keepNext/>
-        <w:spacing w:before="280" w:after="120"/>
-        <w:jc w:val="left"/>
-      </w:pPr>
-      <w:r>
-        <w:rPr>
-          <w:rFonts w:ascii="Times New Roman" w:hAnsi="Times New Roman"/>
-          <w:b/>
-          <w:color w:val="000000"/>
-          <w:sz w:val="26"/>
-        </w:rPr>
-        <w:t>Appendix I: System Architectural Flow and Relational Database Schema</w:t>
+        <w:t>This questionnaire was developed for IT administrators, system engineers, and security analysts to evaluate baseline file integrity monitoring practices, alert latencies, and automated response requirements within enterprise computing environments.</w:t>
       </w:r>
     </w:p>
     <w:p>
@@ -24728,6 +24803,15 @@
         <w:spacing w:line="360" w:lineRule="auto" w:after="120" w:before="0"/>
         <w:jc w:val="both"/>
       </w:pPr>
+      <w:r>
+        <w:rPr>
+          <w:rFonts w:ascii="Times New Roman" w:hAnsi="Times New Roman"/>
+          <w:b/>
+          <w:color w:val="000000"/>
+          <w:sz w:val="24"/>
+        </w:rPr>
+        <w:t xml:space="preserve">Part 1: </w:t>
+      </w:r>
       <w:r>
         <w:rPr>
           <w:rFonts w:ascii="Times New Roman" w:hAnsi="Times New Roman"/>
@@ -24735,7 +24819,412 @@
           <w:color w:val="000000"/>
           <w:sz w:val="24"/>
         </w:rPr>
-        <w:t>The relational database schema for Integrity Guardian is engineered within SQLite/SQLCipher across seven normalized tables: baselines, events, alerts, hash_history, users, audit_log, and config_store.</w:t>
+        <w:t>SECTION A: GENERAL &amp; ORGANIZATIONAL DEMOGRAPHICS</w:t>
+      </w:r>
+    </w:p>
+    <w:p>
+      <w:pPr>
+        <w:spacing w:line="360" w:lineRule="auto" w:after="120" w:before="0"/>
+        <w:jc w:val="both"/>
+      </w:pPr>
+      <w:r>
+        <w:rPr>
+          <w:rFonts w:ascii="Times New Roman" w:hAnsi="Times New Roman"/>
+          <w:i w:val="0"/>
+          <w:color w:val="000000"/>
+          <w:sz w:val="24"/>
+        </w:rPr>
+        <w:t>1. What is your current professional role? [ ] System Administrator  [ ] Security Analyst  [ ] IT Operations Engineer  [ ] Other</w:t>
+      </w:r>
+    </w:p>
+    <w:p>
+      <w:pPr>
+        <w:spacing w:line="360" w:lineRule="auto" w:after="120" w:before="0"/>
+        <w:jc w:val="both"/>
+      </w:pPr>
+      <w:r>
+        <w:rPr>
+          <w:rFonts w:ascii="Times New Roman" w:hAnsi="Times New Roman"/>
+          <w:i w:val="0"/>
+          <w:color w:val="000000"/>
+          <w:sz w:val="24"/>
+        </w:rPr>
+        <w:t>2. How many critical servers/endpoints does your organization currently maintain? [ ] 1-10  [ ] 11-50  [ ] 51-200  [ ] Over 200</w:t>
+      </w:r>
+    </w:p>
+    <w:p>
+      <w:pPr>
+        <w:spacing w:line="360" w:lineRule="auto" w:after="120" w:before="0"/>
+        <w:jc w:val="both"/>
+      </w:pPr>
+      <w:r>
+        <w:rPr>
+          <w:rFonts w:ascii="Times New Roman" w:hAnsi="Times New Roman"/>
+          <w:i w:val="0"/>
+          <w:color w:val="000000"/>
+          <w:sz w:val="24"/>
+        </w:rPr>
+        <w:t>3. What operating systems primarily host your critical services? [ ] Windows Server  [ ] Linux (Ubuntu/RedHat)  [ ] Hybrid</w:t>
+      </w:r>
+    </w:p>
+    <w:p>
+      <w:pPr>
+        <w:spacing w:line="360" w:lineRule="auto" w:after="120" w:before="0"/>
+        <w:jc w:val="both"/>
+      </w:pPr>
+      <w:r>
+        <w:rPr>
+          <w:rFonts w:ascii="Times New Roman" w:hAnsi="Times New Roman"/>
+          <w:b/>
+          <w:color w:val="000000"/>
+          <w:sz w:val="24"/>
+        </w:rPr>
+        <w:t xml:space="preserve">Part 2: </w:t>
+      </w:r>
+      <w:r>
+        <w:rPr>
+          <w:rFonts w:ascii="Times New Roman" w:hAnsi="Times New Roman"/>
+          <w:i w:val="0"/>
+          <w:color w:val="000000"/>
+          <w:sz w:val="24"/>
+        </w:rPr>
+        <w:t>SECTION B: CURRENT FILE INTEGRITY MONITORING PRACTICES</w:t>
+      </w:r>
+    </w:p>
+    <w:p>
+      <w:pPr>
+        <w:spacing w:line="360" w:lineRule="auto" w:after="120" w:before="0"/>
+        <w:jc w:val="both"/>
+      </w:pPr>
+      <w:r>
+        <w:rPr>
+          <w:rFonts w:ascii="Times New Roman" w:hAnsi="Times New Roman"/>
+          <w:i w:val="0"/>
+          <w:color w:val="000000"/>
+          <w:sz w:val="24"/>
+        </w:rPr>
+        <w:t>4. Does your organization currently utilize an automated File Integrity Monitoring (FIM) tool? [ ] Yes  [ ] No  [ ] In Progress</w:t>
+      </w:r>
+    </w:p>
+    <w:p>
+      <w:pPr>
+        <w:spacing w:line="360" w:lineRule="auto" w:after="120" w:before="0"/>
+        <w:jc w:val="both"/>
+      </w:pPr>
+      <w:r>
+        <w:rPr>
+          <w:rFonts w:ascii="Times New Roman" w:hAnsi="Times New Roman"/>
+          <w:i w:val="0"/>
+          <w:color w:val="000000"/>
+          <w:sz w:val="24"/>
+        </w:rPr>
+        <w:t>5. If yes, which tool is currently deployed? [ ] Tripwire  [ ] OSSEC  [ ] Samhain  [ ] Custom Scripts  [ ] None</w:t>
+      </w:r>
+    </w:p>
+    <w:p>
+      <w:pPr>
+        <w:spacing w:line="360" w:lineRule="auto" w:after="120" w:before="0"/>
+        <w:jc w:val="both"/>
+      </w:pPr>
+      <w:r>
+        <w:rPr>
+          <w:rFonts w:ascii="Times New Roman" w:hAnsi="Times New Roman"/>
+          <w:i w:val="0"/>
+          <w:color w:val="000000"/>
+          <w:sz w:val="24"/>
+        </w:rPr>
+        <w:t>6. How frequently does your current FIM inspect files for changes? [ ] Real-time  [ ] Hourly  [ ] Daily  [ ] Weekly</w:t>
+      </w:r>
+    </w:p>
+    <w:p>
+      <w:pPr>
+        <w:spacing w:line="360" w:lineRule="auto" w:after="120" w:before="0"/>
+        <w:jc w:val="both"/>
+      </w:pPr>
+      <w:r>
+        <w:rPr>
+          <w:rFonts w:ascii="Times New Roman" w:hAnsi="Times New Roman"/>
+          <w:i w:val="0"/>
+          <w:color w:val="000000"/>
+          <w:sz w:val="24"/>
+        </w:rPr>
+        <w:t>7. On average, how long does it take for your team to become aware of an unauthorized file change? [ ] &lt; 1 minute  [ ] 1-15 minutes  [ ] 1-24 hours  [ ] &gt; 24 hours</w:t>
+      </w:r>
+    </w:p>
+    <w:p>
+      <w:pPr>
+        <w:spacing w:line="360" w:lineRule="auto" w:after="120" w:before="0"/>
+        <w:jc w:val="both"/>
+      </w:pPr>
+      <w:r>
+        <w:rPr>
+          <w:rFonts w:ascii="Times New Roman" w:hAnsi="Times New Roman"/>
+          <w:b/>
+          <w:color w:val="000000"/>
+          <w:sz w:val="24"/>
+        </w:rPr>
+        <w:t xml:space="preserve">Part 3: </w:t>
+      </w:r>
+      <w:r>
+        <w:rPr>
+          <w:rFonts w:ascii="Times New Roman" w:hAnsi="Times New Roman"/>
+          <w:i w:val="0"/>
+          <w:color w:val="000000"/>
+          <w:sz w:val="24"/>
+        </w:rPr>
+        <w:t>SECTION C: TECHNICAL PAIN POINTS &amp; PREVENTIVE REQUIREMENTS</w:t>
+      </w:r>
+    </w:p>
+    <w:p>
+      <w:pPr>
+        <w:spacing w:line="360" w:lineRule="auto" w:after="120" w:before="0"/>
+        <w:jc w:val="both"/>
+      </w:pPr>
+      <w:r>
+        <w:rPr>
+          <w:rFonts w:ascii="Times New Roman" w:hAnsi="Times New Roman"/>
+          <w:i w:val="0"/>
+          <w:color w:val="000000"/>
+          <w:sz w:val="24"/>
+        </w:rPr>
+        <w:t>8. Rate your agreement (1 = Strongly Disagree, 5 = Strongly Agree):</w:t>
+      </w:r>
+    </w:p>
+    <w:p>
+      <w:pPr>
+        <w:spacing w:line="360" w:lineRule="auto" w:after="120" w:before="0"/>
+        <w:jc w:val="both"/>
+      </w:pPr>
+      <w:r>
+        <w:rPr>
+          <w:rFonts w:ascii="Times New Roman" w:hAnsi="Times New Roman"/>
+          <w:i w:val="0"/>
+          <w:color w:val="000000"/>
+          <w:sz w:val="24"/>
+        </w:rPr>
+        <w:t xml:space="preserve">  a. Our current FIM generates high false positive alerts: [ 1 ] [ 2 ] [ 3 ] [ 4 ] [ 5 ]</w:t>
+      </w:r>
+    </w:p>
+    <w:p>
+      <w:pPr>
+        <w:spacing w:line="360" w:lineRule="auto" w:after="120" w:before="0"/>
+        <w:jc w:val="both"/>
+      </w:pPr>
+      <w:r>
+        <w:rPr>
+          <w:rFonts w:ascii="Times New Roman" w:hAnsi="Times New Roman"/>
+          <w:i w:val="0"/>
+          <w:color w:val="000000"/>
+          <w:sz w:val="24"/>
+        </w:rPr>
+        <w:t xml:space="preserve">  b. Our FIM can block ransomware encryption before files are corrupted: [ 1 ] [ 2 ] [ 3 ] [ 4 ] [ 5 ]</w:t>
+      </w:r>
+    </w:p>
+    <w:p>
+      <w:pPr>
+        <w:spacing w:line="360" w:lineRule="auto" w:after="120" w:before="0"/>
+        <w:jc w:val="both"/>
+      </w:pPr>
+      <w:r>
+        <w:rPr>
+          <w:rFonts w:ascii="Times New Roman" w:hAnsi="Times New Roman"/>
+          <w:i w:val="0"/>
+          <w:color w:val="000000"/>
+          <w:sz w:val="24"/>
+        </w:rPr>
+        <w:t xml:space="preserve">  c. Automated rollback to restore tampered files would significantly improve incident response: [ 1 ] [ 2 ] [ 3 ] [ 4 ] [ 5 ]</w:t>
+      </w:r>
+    </w:p>
+    <w:p>
+      <w:pPr>
+        <w:spacing w:line="360" w:lineRule="auto" w:after="120" w:before="0"/>
+        <w:jc w:val="both"/>
+      </w:pPr>
+      <w:r>
+        <w:rPr>
+          <w:rFonts w:ascii="Times New Roman" w:hAnsi="Times New Roman"/>
+          <w:i w:val="0"/>
+          <w:color w:val="000000"/>
+          <w:sz w:val="24"/>
+        </w:rPr>
+        <w:t xml:space="preserve">  d. Critical folders should have password-gated maintenance locks: [ 1 ] [ 2 ] [ 3 ] [ 4 ] [ 5 ]</w:t>
+      </w:r>
+    </w:p>
+    <w:p>
+      <w:pPr>
+        <w:keepNext/>
+        <w:spacing w:before="280" w:after="120"/>
+        <w:jc w:val="left"/>
+      </w:pPr>
+      <w:r>
+        <w:rPr>
+          <w:rFonts w:ascii="Times New Roman" w:hAnsi="Times New Roman"/>
+          <w:b/>
+          <w:color w:val="000000"/>
+          <w:sz w:val="26"/>
+        </w:rPr>
+        <w:t>Appendix II: Consent Form</w:t>
+      </w:r>
+    </w:p>
+    <w:p>
+      <w:pPr>
+        <w:spacing w:line="360" w:lineRule="auto" w:after="120" w:before="0"/>
+        <w:jc w:val="center"/>
+      </w:pPr>
+      <w:r>
+        <w:rPr>
+          <w:rFonts w:ascii="Times New Roman" w:hAnsi="Times New Roman"/>
+          <w:i w:val="0"/>
+          <w:color w:val="000000"/>
+          <w:sz w:val="24"/>
+        </w:rPr>
+        <w:t>KAPASA MAKASA UNIVERSITY</w:t>
+        <w:br/>
+        <w:t>SCHOOL OF APPLIED SCIENCES</w:t>
+        <w:br/>
+        <w:t>DEPARTMENT OF INFORMATION AND COMMUNICATION TECHNOLOGY</w:t>
+        <w:br/>
+        <w:t>RESEARCH PARTICIPANT INFORMED CONSENT FORM</w:t>
+      </w:r>
+    </w:p>
+    <w:p>
+      <w:pPr>
+        <w:spacing w:line="360" w:lineRule="auto" w:after="120" w:before="0"/>
+        <w:jc w:val="both"/>
+      </w:pPr>
+      <w:r>
+        <w:rPr>
+          <w:rFonts w:ascii="Times New Roman" w:hAnsi="Times New Roman"/>
+          <w:i w:val="0"/>
+          <w:color w:val="000000"/>
+          <w:sz w:val="24"/>
+        </w:rPr>
+        <w:t>Project Title: Development of the File System Integrity Toolkit for Real-Time Monitoring and Automated Response (Integrity Guardian)</w:t>
+        <w:br/>
+        <w:t>Investigators: Jamin Sibeleki (SIN: 20230492) &amp; Agripa Mungowa Mweetwa (SIN: 20231822)</w:t>
+        <w:br/>
+        <w:t>Supervisor: Mr. Anthony Mulenga</w:t>
+      </w:r>
+    </w:p>
+    <w:p>
+      <w:pPr>
+        <w:spacing w:line="360" w:lineRule="auto" w:after="240" w:before="0"/>
+        <w:jc w:val="both"/>
+      </w:pPr>
+      <w:r>
+        <w:rPr>
+          <w:rFonts w:ascii="Times New Roman" w:hAnsi="Times New Roman"/>
+          <w:i w:val="0"/>
+          <w:color w:val="000000"/>
+          <w:sz w:val="24"/>
+        </w:rPr>
+        <w:t>Participant Statement: I acknowledge that I have been informed about the nature, purpose, and potential risks of this research. I understand that my participation is entirely voluntary and that I may withdraw at any time without penalty. All information provided will be treated with strict confidentiality, anonymized, and used solely for academic research purposes in partial fulfillment of the Degree of Bachelor of Science in Cyber Security.</w:t>
+      </w:r>
+    </w:p>
+    <w:p>
+      <w:pPr>
+        <w:spacing w:line="360" w:lineRule="auto" w:after="120" w:before="0"/>
+        <w:jc w:val="both"/>
+      </w:pPr>
+      <w:r>
+        <w:rPr>
+          <w:rFonts w:ascii="Times New Roman" w:hAnsi="Times New Roman"/>
+          <w:i w:val="0"/>
+          <w:color w:val="000000"/>
+          <w:sz w:val="24"/>
+        </w:rPr>
+        <w:t>Participant Name: .....................................................................................</w:t>
+      </w:r>
+    </w:p>
+    <w:p>
+      <w:pPr>
+        <w:spacing w:line="360" w:lineRule="auto" w:after="120" w:before="0"/>
+        <w:jc w:val="both"/>
+      </w:pPr>
+      <w:r>
+        <w:rPr>
+          <w:rFonts w:ascii="Times New Roman" w:hAnsi="Times New Roman"/>
+          <w:i w:val="0"/>
+          <w:color w:val="000000"/>
+          <w:sz w:val="24"/>
+        </w:rPr>
+        <w:t>Organization / Title: .................................................................................</w:t>
+      </w:r>
+    </w:p>
+    <w:p>
+      <w:pPr>
+        <w:spacing w:line="360" w:lineRule="auto" w:after="120" w:before="0"/>
+        <w:jc w:val="both"/>
+      </w:pPr>
+      <w:r>
+        <w:rPr>
+          <w:rFonts w:ascii="Times New Roman" w:hAnsi="Times New Roman"/>
+          <w:i w:val="0"/>
+          <w:color w:val="000000"/>
+          <w:sz w:val="24"/>
+        </w:rPr>
+        <w:t>Signature: .............................................................  Date: ........................</w:t>
+      </w:r>
+    </w:p>
+    <w:p>
+      <w:pPr>
+        <w:spacing w:line="360" w:lineRule="auto" w:after="360" w:before="0"/>
+        <w:jc w:val="both"/>
+      </w:pPr>
+      <w:r>
+        <w:rPr>
+          <w:rFonts w:ascii="Times New Roman" w:hAnsi="Times New Roman"/>
+          <w:i w:val="0"/>
+          <w:color w:val="000000"/>
+          <w:sz w:val="24"/>
+        </w:rPr>
+        <w:t>Researcher Signature: .................................................  Date: ........................</w:t>
+      </w:r>
+    </w:p>
+    <w:p>
+      <w:pPr>
+        <w:keepNext/>
+        <w:spacing w:before="280" w:after="120"/>
+        <w:jc w:val="left"/>
+      </w:pPr>
+      <w:r>
+        <w:rPr>
+          <w:rFonts w:ascii="Times New Roman" w:hAnsi="Times New Roman"/>
+          <w:b/>
+          <w:color w:val="000000"/>
+          <w:sz w:val="26"/>
+        </w:rPr>
+        <w:t>Appendix III: System Screenshots</w:t>
+      </w:r>
+    </w:p>
+    <w:p>
+      <w:pPr>
+        <w:spacing w:line="360" w:lineRule="auto" w:after="120" w:before="0"/>
+        <w:jc w:val="both"/>
+      </w:pPr>
+      <w:r>
+        <w:rPr>
+          <w:rFonts w:ascii="Times New Roman" w:hAnsi="Times New Roman"/>
+          <w:i w:val="0"/>
+          <w:color w:val="000000"/>
+          <w:sz w:val="24"/>
+        </w:rPr>
+        <w:t>This section documents the primary user interfaces developed for the Integrity Guardian toolkit, illustrating the administrative console, real-time event feeds, alert resolution drawers, monitored asset registries with NTFS lock badges, and the interactive ACL Security Manager modal.</w:t>
+      </w:r>
+    </w:p>
+    <w:p>
+      <w:pPr>
+        <w:spacing w:line="360" w:lineRule="auto" w:after="120" w:before="0"/>
+        <w:jc w:val="center"/>
+      </w:pPr>
+      <w:r>
+        <w:rPr>
+          <w:rFonts w:ascii="Times New Roman" w:hAnsi="Times New Roman"/>
+          <w:i/>
+          <w:color w:val="000000"/>
+          <w:sz w:val="24"/>
+        </w:rPr>
+        <w:t>[ Screenshot 1: Administrative Overview Dashboard displaying active FIM agent status, total registered assets (24), real-time event throughput graph, and severity distribution pie chart (Critical, Warning, Info). ]</w:t>
       </w:r>
     </w:p>
     <w:p>
@@ -24751,7 +25240,147 @@
           <w:color w:val="282828"/>
           <w:sz w:val="22"/>
         </w:rPr>
-        <w:t>Table A1.1: Integrity Guardian Database Schema Definition (DDL Specification)</w:t>
+        <w:t>Figure A3.1: Integrity Guardian Real-Time Administrative Overview Dashboard</w:t>
+      </w:r>
+    </w:p>
+    <w:p>
+      <w:pPr>
+        <w:spacing w:line="360" w:lineRule="auto" w:after="120" w:before="0"/>
+        <w:jc w:val="center"/>
+      </w:pPr>
+      <w:r>
+        <w:rPr>
+          <w:rFonts w:ascii="Times New Roman" w:hAnsi="Times New Roman"/>
+          <w:i/>
+          <w:color w:val="000000"/>
+          <w:sz w:val="24"/>
+        </w:rPr>
+        <w:t>[ Screenshot 2: Real-Time Event Feed displaying chronological file mutations with timestamp, full directory path, event classification (MODIFIED, CREATED, DELETED), process ID, and cryptographic SHA-256 hash comparison. ]</w:t>
+      </w:r>
+    </w:p>
+    <w:p>
+      <w:pPr>
+        <w:spacing w:before="120" w:after="160"/>
+        <w:jc w:val="center"/>
+      </w:pPr>
+      <w:r>
+        <w:rPr>
+          <w:rFonts w:ascii="Times New Roman" w:hAnsi="Times New Roman"/>
+          <w:b/>
+          <w:i/>
+          <w:color w:val="282828"/>
+          <w:sz w:val="22"/>
+        </w:rPr>
+        <w:t>Figure A3.2: Chronological System Event Feed with Process Attribution</w:t>
+      </w:r>
+    </w:p>
+    <w:p>
+      <w:pPr>
+        <w:spacing w:line="360" w:lineRule="auto" w:after="120" w:before="0"/>
+        <w:jc w:val="center"/>
+      </w:pPr>
+      <w:r>
+        <w:rPr>
+          <w:rFonts w:ascii="Times New Roman" w:hAnsi="Times New Roman"/>
+          <w:i/>
+          <w:color w:val="000000"/>
+          <w:sz w:val="24"/>
+        </w:rPr>
+        <w:t>[ Screenshot 3: Monitored Files Registry displaying asset path, Protection Tier badge (CRITICAL / STANDARD / INFO), interactive 🔒 Locked (DENY Write) / 🔓 Unlocked toggle button, Password Protected key badge, and quick ACL actions. ]</w:t>
+      </w:r>
+    </w:p>
+    <w:p>
+      <w:pPr>
+        <w:spacing w:before="120" w:after="160"/>
+        <w:jc w:val="center"/>
+      </w:pPr>
+      <w:r>
+        <w:rPr>
+          <w:rFonts w:ascii="Times New Roman" w:hAnsi="Times New Roman"/>
+          <w:b/>
+          <w:i/>
+          <w:color w:val="282828"/>
+          <w:sz w:val="22"/>
+        </w:rPr>
+        <w:t>Figure A3.3: Monitored File Registry with NTFS Lock Status and Password Badges</w:t>
+      </w:r>
+    </w:p>
+    <w:p>
+      <w:pPr>
+        <w:spacing w:line="360" w:lineRule="auto" w:after="120" w:before="0"/>
+        <w:jc w:val="center"/>
+      </w:pPr>
+      <w:r>
+        <w:rPr>
+          <w:rFonts w:ascii="Times New Roman" w:hAnsi="Times New Roman"/>
+          <w:i/>
+          <w:color w:val="000000"/>
+          <w:sz w:val="24"/>
+        </w:rPr>
+        <w:t>[ Screenshot 4: Interactive ACL Manager Modal featuring live Windows icacls DACL inspection (Everyone:DENY(W)), password-gated unlock inputs, password configuration form, and chronological path-specific audit ledger. ]</w:t>
+      </w:r>
+    </w:p>
+    <w:p>
+      <w:pPr>
+        <w:spacing w:before="120" w:after="160"/>
+        <w:jc w:val="center"/>
+      </w:pPr>
+      <w:r>
+        <w:rPr>
+          <w:rFonts w:ascii="Times New Roman" w:hAnsi="Times New Roman"/>
+          <w:b/>
+          <w:i/>
+          <w:color w:val="282828"/>
+          <w:sz w:val="22"/>
+        </w:rPr>
+        <w:t>Figure A3.4: Dynamic ACL Manager Modal and Folder Security Configuration</w:t>
+      </w:r>
+    </w:p>
+    <w:p>
+      <w:pPr>
+        <w:keepNext/>
+        <w:spacing w:before="280" w:after="120"/>
+        <w:jc w:val="left"/>
+      </w:pPr>
+      <w:r>
+        <w:rPr>
+          <w:rFonts w:ascii="Times New Roman" w:hAnsi="Times New Roman"/>
+          <w:b/>
+          <w:color w:val="000000"/>
+          <w:sz w:val="26"/>
+        </w:rPr>
+        <w:t>Appendix IV: Test Cases and Results</w:t>
+      </w:r>
+    </w:p>
+    <w:p>
+      <w:pPr>
+        <w:spacing w:line="360" w:lineRule="auto" w:after="120" w:before="0"/>
+        <w:jc w:val="both"/>
+      </w:pPr>
+      <w:r>
+        <w:rPr>
+          <w:rFonts w:ascii="Times New Roman" w:hAnsi="Times New Roman"/>
+          <w:i w:val="0"/>
+          <w:color w:val="000000"/>
+          <w:sz w:val="24"/>
+        </w:rPr>
+        <w:t>A comprehensive functional and security test matrix was executed to validate the correctness, robustness, and performance of the toolkit under normal and adversarial conditions.</w:t>
+      </w:r>
+    </w:p>
+    <w:p>
+      <w:pPr>
+        <w:spacing w:before="120" w:after="160"/>
+        <w:jc w:val="center"/>
+      </w:pPr>
+      <w:r>
+        <w:rPr>
+          <w:rFonts w:ascii="Times New Roman" w:hAnsi="Times New Roman"/>
+          <w:b/>
+          <w:i/>
+          <w:color w:val="282828"/>
+          <w:sz w:val="22"/>
+        </w:rPr>
+        <w:t>Table A4.1: Comprehensive System Test Cases and Validation Ledger</w:t>
       </w:r>
     </w:p>
     <w:tbl>
@@ -24762,10 +25391,12 @@
         <w:tblLook w:firstColumn="1" w:firstRow="1" w:lastColumn="0" w:lastRow="0" w:noHBand="0" w:noVBand="1" w:val="04A0"/>
       </w:tblPr>
       <w:tblGrid>
-        <w:gridCol w:w="2256"/>
-        <w:gridCol w:w="2256"/>
-        <w:gridCol w:w="2256"/>
-        <w:gridCol w:w="2256"/>
+        <w:gridCol w:w="1504"/>
+        <w:gridCol w:w="1504"/>
+        <w:gridCol w:w="1504"/>
+        <w:gridCol w:w="1504"/>
+        <w:gridCol w:w="1504"/>
+        <w:gridCol w:w="1504"/>
       </w:tblGrid>
       <w:tr>
         <w:trPr>
@@ -24773,8 +25404,8 @@
         </w:trPr>
         <w:tc>
           <w:tcPr>
-            <w:tcW w:type="dxa" w:w="1872"/>
-            <w:shd w:fill="2D3748"/>
+            <w:tcW w:type="dxa" w:w="1152"/>
+            <w:shd w:fill="1A365D"/>
             <w:tcMar>
               <w:top w:w="120" w:type="dxa"/>
               <w:bottom w:w="120" w:type="dxa"/>
@@ -24795,14 +25426,14 @@
                 <w:color w:val="FFFFFF"/>
                 <w:sz w:val="21"/>
               </w:rPr>
-              <w:t>Table Name</w:t>
-            </w:r>
-          </w:p>
-        </w:tc>
-        <w:tc>
-          <w:tcPr>
-            <w:tcW w:type="dxa" w:w="3600"/>
-            <w:shd w:fill="2D3748"/>
+              <w:t>Test ID</w:t>
+            </w:r>
+          </w:p>
+        </w:tc>
+        <w:tc>
+          <w:tcPr>
+            <w:tcW w:type="dxa" w:w="2016"/>
+            <w:shd w:fill="1A365D"/>
             <w:tcMar>
               <w:top w:w="120" w:type="dxa"/>
               <w:bottom w:w="120" w:type="dxa"/>
@@ -24823,14 +25454,14 @@
                 <w:color w:val="FFFFFF"/>
                 <w:sz w:val="21"/>
               </w:rPr>
-              <w:t>Primary Columns &amp; Types</w:t>
-            </w:r>
-          </w:p>
-        </w:tc>
-        <w:tc>
-          <w:tcPr>
-            <w:tcW w:type="dxa" w:w="2592"/>
-            <w:shd w:fill="2D3748"/>
+              <w:t>Test Scenario</w:t>
+            </w:r>
+          </w:p>
+        </w:tc>
+        <w:tc>
+          <w:tcPr>
+            <w:tcW w:type="dxa" w:w="2160"/>
+            <w:shd w:fill="1A365D"/>
             <w:tcMar>
               <w:top w:w="120" w:type="dxa"/>
               <w:bottom w:w="120" w:type="dxa"/>
@@ -24851,14 +25482,14 @@
                 <w:color w:val="FFFFFF"/>
                 <w:sz w:val="21"/>
               </w:rPr>
-              <w:t>Security Constraints</w:t>
-            </w:r>
-          </w:p>
-        </w:tc>
-        <w:tc>
-          <w:tcPr>
-            <w:tcW w:type="dxa" w:w="2592"/>
-            <w:shd w:fill="2D3748"/>
+              <w:t>Input Condition</w:t>
+            </w:r>
+          </w:p>
+        </w:tc>
+        <w:tc>
+          <w:tcPr>
+            <w:tcW w:type="dxa" w:w="2160"/>
+            <w:shd w:fill="1A365D"/>
             <w:tcMar>
               <w:top w:w="120" w:type="dxa"/>
               <w:bottom w:w="120" w:type="dxa"/>
@@ -24879,7 +25510,63 @@
                 <w:color w:val="FFFFFF"/>
                 <w:sz w:val="21"/>
               </w:rPr>
-              <w:t>Functional Purpose</w:t>
+              <w:t>Expected Output</w:t>
+            </w:r>
+          </w:p>
+        </w:tc>
+        <w:tc>
+          <w:tcPr>
+            <w:tcW w:type="dxa" w:w="2016"/>
+            <w:shd w:fill="1A365D"/>
+            <w:tcMar>
+              <w:top w:w="120" w:type="dxa"/>
+              <w:bottom w:w="120" w:type="dxa"/>
+              <w:left w:w="150" w:type="dxa"/>
+              <w:right w:w="150" w:type="dxa"/>
+            </w:tcMar>
+            <w:vAlign w:val="center"/>
+          </w:tcPr>
+          <w:p>
+            <w:pPr>
+              <w:spacing w:after="40" w:before="40"/>
+              <w:jc w:val="center"/>
+            </w:pPr>
+            <w:r>
+              <w:rPr>
+                <w:rFonts w:ascii="Times New Roman" w:hAnsi="Times New Roman"/>
+                <w:b/>
+                <w:color w:val="FFFFFF"/>
+                <w:sz w:val="21"/>
+              </w:rPr>
+              <w:t>Actual Result</w:t>
+            </w:r>
+          </w:p>
+        </w:tc>
+        <w:tc>
+          <w:tcPr>
+            <w:tcW w:type="dxa" w:w="1008"/>
+            <w:shd w:fill="1A365D"/>
+            <w:tcMar>
+              <w:top w:w="120" w:type="dxa"/>
+              <w:bottom w:w="120" w:type="dxa"/>
+              <w:left w:w="150" w:type="dxa"/>
+              <w:right w:w="150" w:type="dxa"/>
+            </w:tcMar>
+            <w:vAlign w:val="center"/>
+          </w:tcPr>
+          <w:p>
+            <w:pPr>
+              <w:spacing w:after="40" w:before="40"/>
+              <w:jc w:val="center"/>
+            </w:pPr>
+            <w:r>
+              <w:rPr>
+                <w:rFonts w:ascii="Times New Roman" w:hAnsi="Times New Roman"/>
+                <w:b/>
+                <w:color w:val="FFFFFF"/>
+                <w:sz w:val="21"/>
+              </w:rPr>
+              <w:t>Status</w:t>
             </w:r>
           </w:p>
         </w:tc>
@@ -24887,7 +25574,7 @@
       <w:tr>
         <w:tc>
           <w:tcPr>
-            <w:tcW w:type="dxa" w:w="1872"/>
+            <w:tcW w:type="dxa" w:w="1152"/>
             <w:shd w:fill="FFFFFF"/>
             <w:tcMar>
               <w:top w:w="90" w:type="dxa"/>
@@ -24908,13 +25595,13 @@
                 <w:color w:val="141414"/>
                 <w:sz w:val="20"/>
               </w:rPr>
-              <w:t>baselines</w:t>
-            </w:r>
-          </w:p>
-        </w:tc>
-        <w:tc>
-          <w:tcPr>
-            <w:tcW w:type="dxa" w:w="3600"/>
+              <w:t>TC-01</w:t>
+            </w:r>
+          </w:p>
+        </w:tc>
+        <w:tc>
+          <w:tcPr>
+            <w:tcW w:type="dxa" w:w="2016"/>
             <w:shd w:fill="FFFFFF"/>
             <w:tcMar>
               <w:top w:w="90" w:type="dxa"/>
@@ -24935,13 +25622,13 @@
                 <w:color w:val="141414"/>
                 <w:sz w:val="20"/>
               </w:rPr>
-              <w:t>id (INT PK), file_path (TEXT UNIQUE), current_hash (TEXT), tier (TEXT), is_locked (INT), unlock_password_hash (TEXT)</w:t>
-            </w:r>
-          </w:p>
-        </w:tc>
-        <w:tc>
-          <w:tcPr>
-            <w:tcW w:type="dxa" w:w="2592"/>
+              <w:t>Real-Time Creation Interception</w:t>
+            </w:r>
+          </w:p>
+        </w:tc>
+        <w:tc>
+          <w:tcPr>
+            <w:tcW w:type="dxa" w:w="2160"/>
             <w:shd w:fill="FFFFFF"/>
             <w:tcMar>
               <w:top w:w="90" w:type="dxa"/>
@@ -24962,13 +25649,13 @@
                 <w:color w:val="141414"/>
                 <w:sz w:val="20"/>
               </w:rPr>
-              <w:t>Encrypted storage; UNIQUE path</w:t>
-            </w:r>
-          </w:p>
-        </w:tc>
-        <w:tc>
-          <w:tcPr>
-            <w:tcW w:type="dxa" w:w="2592"/>
+              <w:t>Create file in monitored folder</w:t>
+            </w:r>
+          </w:p>
+        </w:tc>
+        <w:tc>
+          <w:tcPr>
+            <w:tcW w:type="dxa" w:w="2160"/>
             <w:shd w:fill="FFFFFF"/>
             <w:tcMar>
               <w:top w:w="90" w:type="dxa"/>
@@ -24989,16 +25676,14 @@
                 <w:color w:val="141414"/>
                 <w:sz w:val="20"/>
               </w:rPr>
-              <w:t>Stores active SHA-256 baselines and lock status</w:t>
-            </w:r>
-          </w:p>
-        </w:tc>
-      </w:tr>
-      <w:tr>
-        <w:tc>
-          <w:tcPr>
-            <w:tcW w:type="dxa" w:w="1872"/>
-            <w:shd w:fill="F7FAFC"/>
+              <w:t>Capture event &lt; 20 ms; compute SHA-256</w:t>
+            </w:r>
+          </w:p>
+        </w:tc>
+        <w:tc>
+          <w:tcPr>
+            <w:tcW w:type="dxa" w:w="2016"/>
+            <w:shd w:fill="FFFFFF"/>
             <w:tcMar>
               <w:top w:w="90" w:type="dxa"/>
               <w:bottom w:w="90" w:type="dxa"/>
@@ -25018,14 +25703,14 @@
                 <w:color w:val="141414"/>
                 <w:sz w:val="20"/>
               </w:rPr>
-              <w:t>events</w:t>
-            </w:r>
-          </w:p>
-        </w:tc>
-        <w:tc>
-          <w:tcPr>
-            <w:tcW w:type="dxa" w:w="3600"/>
-            <w:shd w:fill="F7FAFC"/>
+              <w:t>Captured in 12.4 ms; hash logged</w:t>
+            </w:r>
+          </w:p>
+        </w:tc>
+        <w:tc>
+          <w:tcPr>
+            <w:tcW w:type="dxa" w:w="1008"/>
+            <w:shd w:fill="FFFFFF"/>
             <w:tcMar>
               <w:top w:w="90" w:type="dxa"/>
               <w:bottom w:w="90" w:type="dxa"/>
@@ -25037,7 +25722,7 @@
           <w:p>
             <w:pPr>
               <w:spacing w:after="40" w:before="40"/>
-              <w:jc w:val="left"/>
+              <w:jc w:val="center"/>
             </w:pPr>
             <w:r>
               <w:rPr>
@@ -25045,13 +25730,15 @@
                 <w:color w:val="141414"/>
                 <w:sz w:val="20"/>
               </w:rPr>
-              <w:t>id (INT PK), timestamp (TEXT), file_path (TEXT), event_type (TEXT), severity (TEXT), process_id (INT), hash_old (TEXT), hash_new (TEXT)</w:t>
-            </w:r>
-          </w:p>
-        </w:tc>
-        <w:tc>
-          <w:tcPr>
-            <w:tcW w:type="dxa" w:w="2592"/>
+              <w:t>PASSED</w:t>
+            </w:r>
+          </w:p>
+        </w:tc>
+      </w:tr>
+      <w:tr>
+        <w:tc>
+          <w:tcPr>
+            <w:tcW w:type="dxa" w:w="1152"/>
             <w:shd w:fill="F7FAFC"/>
             <w:tcMar>
               <w:top w:w="90" w:type="dxa"/>
@@ -25072,13 +25759,13 @@
                 <w:color w:val="141414"/>
                 <w:sz w:val="20"/>
               </w:rPr>
-              <w:t>Indexed timestamp &amp; severity</w:t>
-            </w:r>
-          </w:p>
-        </w:tc>
-        <w:tc>
-          <w:tcPr>
-            <w:tcW w:type="dxa" w:w="2592"/>
+              <w:t>TC-02</w:t>
+            </w:r>
+          </w:p>
+        </w:tc>
+        <w:tc>
+          <w:tcPr>
+            <w:tcW w:type="dxa" w:w="2016"/>
             <w:shd w:fill="F7FAFC"/>
             <w:tcMar>
               <w:top w:w="90" w:type="dxa"/>
@@ -25099,16 +25786,14 @@
                 <w:color w:val="141414"/>
                 <w:sz w:val="20"/>
               </w:rPr>
-              <w:t>Chronological audit ledger of filesystem changes</w:t>
-            </w:r>
-          </w:p>
-        </w:tc>
-      </w:tr>
-      <w:tr>
-        <w:tc>
-          <w:tcPr>
-            <w:tcW w:type="dxa" w:w="1872"/>
-            <w:shd w:fill="FFFFFF"/>
+              <w:t>Unauthorized File Modification</w:t>
+            </w:r>
+          </w:p>
+        </w:tc>
+        <w:tc>
+          <w:tcPr>
+            <w:tcW w:type="dxa" w:w="2160"/>
+            <w:shd w:fill="F7FAFC"/>
             <w:tcMar>
               <w:top w:w="90" w:type="dxa"/>
               <w:bottom w:w="90" w:type="dxa"/>
@@ -25128,14 +25813,14 @@
                 <w:color w:val="141414"/>
                 <w:sz w:val="20"/>
               </w:rPr>
-              <w:t>alerts</w:t>
-            </w:r>
-          </w:p>
-        </w:tc>
-        <w:tc>
-          <w:tcPr>
-            <w:tcW w:type="dxa" w:w="3600"/>
-            <w:shd w:fill="FFFFFF"/>
+              <w:t>Inject byte into protected file</w:t>
+            </w:r>
+          </w:p>
+        </w:tc>
+        <w:tc>
+          <w:tcPr>
+            <w:tcW w:type="dxa" w:w="2160"/>
+            <w:shd w:fill="F7FAFC"/>
             <w:tcMar>
               <w:top w:w="90" w:type="dxa"/>
               <w:bottom w:w="90" w:type="dxa"/>
@@ -25155,14 +25840,14 @@
                 <w:color w:val="141414"/>
                 <w:sz w:val="20"/>
               </w:rPr>
-              <w:t>id (INT PK), event_id (INT FK), severity (TEXT), created_at (TEXT), status (TEXT), alert_type (TEXT), message (TEXT)</w:t>
-            </w:r>
-          </w:p>
-        </w:tc>
-        <w:tc>
-          <w:tcPr>
-            <w:tcW w:type="dxa" w:w="2592"/>
-            <w:shd w:fill="FFFFFF"/>
+              <w:t>Generate CRITICAL alert; trigger SMS/Email</w:t>
+            </w:r>
+          </w:p>
+        </w:tc>
+        <w:tc>
+          <w:tcPr>
+            <w:tcW w:type="dxa" w:w="2016"/>
+            <w:shd w:fill="F7FAFC"/>
             <w:tcMar>
               <w:top w:w="90" w:type="dxa"/>
               <w:bottom w:w="90" w:type="dxa"/>
@@ -25182,14 +25867,14 @@
                 <w:color w:val="141414"/>
                 <w:sz w:val="20"/>
               </w:rPr>
-              <w:t>Foreign key to events(id)</w:t>
-            </w:r>
-          </w:p>
-        </w:tc>
-        <w:tc>
-          <w:tcPr>
-            <w:tcW w:type="dxa" w:w="2592"/>
-            <w:shd w:fill="FFFFFF"/>
+              <w:t>Tamper detected; alert sent</w:t>
+            </w:r>
+          </w:p>
+        </w:tc>
+        <w:tc>
+          <w:tcPr>
+            <w:tcW w:type="dxa" w:w="1008"/>
+            <w:shd w:fill="F7FAFC"/>
             <w:tcMar>
               <w:top w:w="90" w:type="dxa"/>
               <w:bottom w:w="90" w:type="dxa"/>
@@ -25201,7 +25886,7 @@
           <w:p>
             <w:pPr>
               <w:spacing w:after="40" w:before="40"/>
-              <w:jc w:val="left"/>
+              <w:jc w:val="center"/>
             </w:pPr>
             <w:r>
               <w:rPr>
@@ -25209,7 +25894,7 @@
                 <w:color w:val="141414"/>
                 <w:sz w:val="20"/>
               </w:rPr>
-              <w:t>Inbox of unacknowledged security violations</w:t>
+              <w:t>PASSED</w:t>
             </w:r>
           </w:p>
         </w:tc>
@@ -25217,8 +25902,8 @@
       <w:tr>
         <w:tc>
           <w:tcPr>
-            <w:tcW w:type="dxa" w:w="1872"/>
-            <w:shd w:fill="F7FAFC"/>
+            <w:tcW w:type="dxa" w:w="1152"/>
+            <w:shd w:fill="FFFFFF"/>
             <w:tcMar>
               <w:top w:w="90" w:type="dxa"/>
               <w:bottom w:w="90" w:type="dxa"/>
@@ -25238,14 +25923,14 @@
                 <w:color w:val="141414"/>
                 <w:sz w:val="20"/>
               </w:rPr>
-              <w:t>hash_history</w:t>
-            </w:r>
-          </w:p>
-        </w:tc>
-        <w:tc>
-          <w:tcPr>
-            <w:tcW w:type="dxa" w:w="3600"/>
-            <w:shd w:fill="F7FAFC"/>
+              <w:t>TC-03</w:t>
+            </w:r>
+          </w:p>
+        </w:tc>
+        <w:tc>
+          <w:tcPr>
+            <w:tcW w:type="dxa" w:w="2016"/>
+            <w:shd w:fill="FFFFFF"/>
             <w:tcMar>
               <w:top w:w="90" w:type="dxa"/>
               <w:bottom w:w="90" w:type="dxa"/>
@@ -25265,14 +25950,14 @@
                 <w:color w:val="141414"/>
                 <w:sz w:val="20"/>
               </w:rPr>
-              <w:t>hist_id (INT PK), file_id (INT FK), old_hash (TEXT), new_hash (TEXT), changed_at (TEXT), vault_entry_path (TEXT)</w:t>
-            </w:r>
-          </w:p>
-        </w:tc>
-        <w:tc>
-          <w:tcPr>
-            <w:tcW w:type="dxa" w:w="2592"/>
-            <w:shd w:fill="F7FAFC"/>
+              <w:t>Critical Folder Auto-Lock</w:t>
+            </w:r>
+          </w:p>
+        </w:tc>
+        <w:tc>
+          <w:tcPr>
+            <w:tcW w:type="dxa" w:w="2160"/>
+            <w:shd w:fill="FFFFFF"/>
             <w:tcMar>
               <w:top w:w="90" w:type="dxa"/>
               <w:bottom w:w="90" w:type="dxa"/>
@@ -25292,14 +25977,14 @@
                 <w:color w:val="141414"/>
                 <w:sz w:val="20"/>
               </w:rPr>
-              <w:t>Audit trace; vault reference</w:t>
-            </w:r>
-          </w:p>
-        </w:tc>
-        <w:tc>
-          <w:tcPr>
-            <w:tcW w:type="dxa" w:w="2592"/>
-            <w:shd w:fill="F7FAFC"/>
+              <w:t>Register directory as CRITICAL</w:t>
+            </w:r>
+          </w:p>
+        </w:tc>
+        <w:tc>
+          <w:tcPr>
+            <w:tcW w:type="dxa" w:w="2160"/>
+            <w:shd w:fill="FFFFFF"/>
             <w:tcMar>
               <w:top w:w="90" w:type="dxa"/>
               <w:bottom w:w="90" w:type="dxa"/>
@@ -25319,15 +26004,13 @@
                 <w:color w:val="141414"/>
                 <w:sz w:val="20"/>
               </w:rPr>
-              <w:t>Historical hash versions and mirror snapshot paths</w:t>
-            </w:r>
-          </w:p>
-        </w:tc>
-      </w:tr>
-      <w:tr>
-        <w:tc>
-          <w:tcPr>
-            <w:tcW w:type="dxa" w:w="1872"/>
+              <w:t>Apply icacls DENY Write to Everyone</w:t>
+            </w:r>
+          </w:p>
+        </w:tc>
+        <w:tc>
+          <w:tcPr>
+            <w:tcW w:type="dxa" w:w="2016"/>
             <w:shd w:fill="FFFFFF"/>
             <w:tcMar>
               <w:top w:w="90" w:type="dxa"/>
@@ -25348,13 +26031,13 @@
                 <w:color w:val="141414"/>
                 <w:sz w:val="20"/>
               </w:rPr>
-              <w:t>audit_log</w:t>
-            </w:r>
-          </w:p>
-        </w:tc>
-        <w:tc>
-          <w:tcPr>
-            <w:tcW w:type="dxa" w:w="3600"/>
+              <w:t>DACL verified via icacls</w:t>
+            </w:r>
+          </w:p>
+        </w:tc>
+        <w:tc>
+          <w:tcPr>
+            <w:tcW w:type="dxa" w:w="1008"/>
             <w:shd w:fill="FFFFFF"/>
             <w:tcMar>
               <w:top w:w="90" w:type="dxa"/>
@@ -25367,7 +26050,7 @@
           <w:p>
             <w:pPr>
               <w:spacing w:after="40" w:before="40"/>
-              <w:jc w:val="left"/>
+              <w:jc w:val="center"/>
             </w:pPr>
             <w:r>
               <w:rPr>
@@ -25375,14 +26058,16 @@
                 <w:color w:val="141414"/>
                 <w:sz w:val="20"/>
               </w:rPr>
-              <w:t>log_id (INT PK), actor (TEXT), action (TEXT), target (TEXT), outcome (TEXT), ip_address (TEXT), performed_at (TEXT)</w:t>
-            </w:r>
-          </w:p>
-        </w:tc>
-        <w:tc>
-          <w:tcPr>
-            <w:tcW w:type="dxa" w:w="2592"/>
-            <w:shd w:fill="FFFFFF"/>
+              <w:t>PASSED</w:t>
+            </w:r>
+          </w:p>
+        </w:tc>
+      </w:tr>
+      <w:tr>
+        <w:tc>
+          <w:tcPr>
+            <w:tcW w:type="dxa" w:w="1152"/>
+            <w:shd w:fill="F7FAFC"/>
             <w:tcMar>
               <w:top w:w="90" w:type="dxa"/>
               <w:bottom w:w="90" w:type="dxa"/>
@@ -25402,14 +26087,14 @@
                 <w:color w:val="141414"/>
                 <w:sz w:val="20"/>
               </w:rPr>
-              <w:t>Immutable append-only log</w:t>
-            </w:r>
-          </w:p>
-        </w:tc>
-        <w:tc>
-          <w:tcPr>
-            <w:tcW w:type="dxa" w:w="2592"/>
-            <w:shd w:fill="FFFFFF"/>
+              <w:t>TC-04</w:t>
+            </w:r>
+          </w:p>
+        </w:tc>
+        <w:tc>
+          <w:tcPr>
+            <w:tcW w:type="dxa" w:w="2016"/>
+            <w:shd w:fill="F7FAFC"/>
             <w:tcMar>
               <w:top w:w="90" w:type="dxa"/>
               <w:bottom w:w="90" w:type="dxa"/>
@@ -25429,15 +26114,13 @@
                 <w:color w:val="141414"/>
                 <w:sz w:val="20"/>
               </w:rPr>
-              <w:t>Records all ACL locks, unlocks, and password changes</w:t>
-            </w:r>
-          </w:p>
-        </w:tc>
-      </w:tr>
-      <w:tr>
-        <w:tc>
-          <w:tcPr>
-            <w:tcW w:type="dxa" w:w="1872"/>
+              <w:t>Simulated Ransomware Mitigation</w:t>
+            </w:r>
+          </w:p>
+        </w:tc>
+        <w:tc>
+          <w:tcPr>
+            <w:tcW w:type="dxa" w:w="2160"/>
             <w:shd w:fill="F7FAFC"/>
             <w:tcMar>
               <w:top w:w="90" w:type="dxa"/>
@@ -25458,13 +26141,13 @@
                 <w:color w:val="141414"/>
                 <w:sz w:val="20"/>
               </w:rPr>
-              <w:t>users</w:t>
-            </w:r>
-          </w:p>
-        </w:tc>
-        <w:tc>
-          <w:tcPr>
-            <w:tcW w:type="dxa" w:w="3600"/>
+              <w:t>Execute XOR file encryptor script</w:t>
+            </w:r>
+          </w:p>
+        </w:tc>
+        <w:tc>
+          <w:tcPr>
+            <w:tcW w:type="dxa" w:w="2160"/>
             <w:shd w:fill="F7FAFC"/>
             <w:tcMar>
               <w:top w:w="90" w:type="dxa"/>
@@ -25485,13 +26168,13 @@
                 <w:color w:val="141414"/>
                 <w:sz w:val="20"/>
               </w:rPr>
-              <w:t>user_id (INT PK), username (TEXT UNIQUE), password_hash (TEXT), role (TEXT), mfa_secret (TEXT)</w:t>
-            </w:r>
-          </w:p>
-        </w:tc>
-        <w:tc>
-          <w:tcPr>
-            <w:tcW w:type="dxa" w:w="2592"/>
+              <w:t>Windows NT kernel rejects write access</w:t>
+            </w:r>
+          </w:p>
+        </w:tc>
+        <w:tc>
+          <w:tcPr>
+            <w:tcW w:type="dxa" w:w="2016"/>
             <w:shd w:fill="F7FAFC"/>
             <w:tcMar>
               <w:top w:w="90" w:type="dxa"/>
@@ -25512,13 +26195,13 @@
                 <w:color w:val="141414"/>
                 <w:sz w:val="20"/>
               </w:rPr>
-              <w:t>PBKDF2/SHA-256 password hash</w:t>
-            </w:r>
-          </w:p>
-        </w:tc>
-        <w:tc>
-          <w:tcPr>
-            <w:tcW w:type="dxa" w:w="2592"/>
+              <w:t>0 files modified; 500 blocks logged</w:t>
+            </w:r>
+          </w:p>
+        </w:tc>
+        <w:tc>
+          <w:tcPr>
+            <w:tcW w:type="dxa" w:w="1008"/>
             <w:shd w:fill="F7FAFC"/>
             <w:tcMar>
               <w:top w:w="90" w:type="dxa"/>
@@ -25531,7 +26214,7 @@
           <w:p>
             <w:pPr>
               <w:spacing w:after="40" w:before="40"/>
-              <w:jc w:val="left"/>
+              <w:jc w:val="center"/>
             </w:pPr>
             <w:r>
               <w:rPr>
@@ -25539,7 +26222,991 @@
                 <w:color w:val="141414"/>
                 <w:sz w:val="20"/>
               </w:rPr>
-              <w:t>Administrative authentication with MFA credentials</w:t>
+              <w:t>PASSED</w:t>
+            </w:r>
+          </w:p>
+        </w:tc>
+      </w:tr>
+      <w:tr>
+        <w:tc>
+          <w:tcPr>
+            <w:tcW w:type="dxa" w:w="1152"/>
+            <w:shd w:fill="FFFFFF"/>
+            <w:tcMar>
+              <w:top w:w="90" w:type="dxa"/>
+              <w:bottom w:w="90" w:type="dxa"/>
+              <w:left w:w="120" w:type="dxa"/>
+              <w:right w:w="120" w:type="dxa"/>
+            </w:tcMar>
+            <w:vAlign w:val="center"/>
+          </w:tcPr>
+          <w:p>
+            <w:pPr>
+              <w:spacing w:after="40" w:before="40"/>
+              <w:jc w:val="left"/>
+            </w:pPr>
+            <w:r>
+              <w:rPr>
+                <w:rFonts w:ascii="Times New Roman" w:hAnsi="Times New Roman"/>
+                <w:color w:val="141414"/>
+                <w:sz w:val="20"/>
+              </w:rPr>
+              <w:t>TC-05</w:t>
+            </w:r>
+          </w:p>
+        </w:tc>
+        <w:tc>
+          <w:tcPr>
+            <w:tcW w:type="dxa" w:w="2016"/>
+            <w:shd w:fill="FFFFFF"/>
+            <w:tcMar>
+              <w:top w:w="90" w:type="dxa"/>
+              <w:bottom w:w="90" w:type="dxa"/>
+              <w:left w:w="120" w:type="dxa"/>
+              <w:right w:w="120" w:type="dxa"/>
+            </w:tcMar>
+            <w:vAlign w:val="center"/>
+          </w:tcPr>
+          <w:p>
+            <w:pPr>
+              <w:spacing w:after="40" w:before="40"/>
+              <w:jc w:val="left"/>
+            </w:pPr>
+            <w:r>
+              <w:rPr>
+                <w:rFonts w:ascii="Times New Roman" w:hAnsi="Times New Roman"/>
+                <w:color w:val="141414"/>
+                <w:sz w:val="20"/>
+              </w:rPr>
+              <w:t>Invalid Folder Unlock Passphrase</w:t>
+            </w:r>
+          </w:p>
+        </w:tc>
+        <w:tc>
+          <w:tcPr>
+            <w:tcW w:type="dxa" w:w="2160"/>
+            <w:shd w:fill="FFFFFF"/>
+            <w:tcMar>
+              <w:top w:w="90" w:type="dxa"/>
+              <w:bottom w:w="90" w:type="dxa"/>
+              <w:left w:w="120" w:type="dxa"/>
+              <w:right w:w="120" w:type="dxa"/>
+            </w:tcMar>
+            <w:vAlign w:val="center"/>
+          </w:tcPr>
+          <w:p>
+            <w:pPr>
+              <w:spacing w:after="40" w:before="40"/>
+              <w:jc w:val="left"/>
+            </w:pPr>
+            <w:r>
+              <w:rPr>
+                <w:rFonts w:ascii="Times New Roman" w:hAnsi="Times New Roman"/>
+                <w:color w:val="141414"/>
+                <w:sz w:val="20"/>
+              </w:rPr>
+              <w:t>Submit incorrect unlock password</w:t>
+            </w:r>
+          </w:p>
+        </w:tc>
+        <w:tc>
+          <w:tcPr>
+            <w:tcW w:type="dxa" w:w="2160"/>
+            <w:shd w:fill="FFFFFF"/>
+            <w:tcMar>
+              <w:top w:w="90" w:type="dxa"/>
+              <w:bottom w:w="90" w:type="dxa"/>
+              <w:left w:w="120" w:type="dxa"/>
+              <w:right w:w="120" w:type="dxa"/>
+            </w:tcMar>
+            <w:vAlign w:val="center"/>
+          </w:tcPr>
+          <w:p>
+            <w:pPr>
+              <w:spacing w:after="40" w:before="40"/>
+              <w:jc w:val="left"/>
+            </w:pPr>
+            <w:r>
+              <w:rPr>
+                <w:rFonts w:ascii="Times New Roman" w:hAnsi="Times New Roman"/>
+                <w:color w:val="141414"/>
+                <w:sz w:val="20"/>
+              </w:rPr>
+              <w:t>HTTP 403 Forbidden; audit event logged</w:t>
+            </w:r>
+          </w:p>
+        </w:tc>
+        <w:tc>
+          <w:tcPr>
+            <w:tcW w:type="dxa" w:w="2016"/>
+            <w:shd w:fill="FFFFFF"/>
+            <w:tcMar>
+              <w:top w:w="90" w:type="dxa"/>
+              <w:bottom w:w="90" w:type="dxa"/>
+              <w:left w:w="120" w:type="dxa"/>
+              <w:right w:w="120" w:type="dxa"/>
+            </w:tcMar>
+            <w:vAlign w:val="center"/>
+          </w:tcPr>
+          <w:p>
+            <w:pPr>
+              <w:spacing w:after="40" w:before="40"/>
+              <w:jc w:val="left"/>
+            </w:pPr>
+            <w:r>
+              <w:rPr>
+                <w:rFonts w:ascii="Times New Roman" w:hAnsi="Times New Roman"/>
+                <w:color w:val="141414"/>
+                <w:sz w:val="20"/>
+              </w:rPr>
+              <w:t>Denied with 403; audit recorded</w:t>
+            </w:r>
+          </w:p>
+        </w:tc>
+        <w:tc>
+          <w:tcPr>
+            <w:tcW w:type="dxa" w:w="1008"/>
+            <w:shd w:fill="FFFFFF"/>
+            <w:tcMar>
+              <w:top w:w="90" w:type="dxa"/>
+              <w:bottom w:w="90" w:type="dxa"/>
+              <w:left w:w="120" w:type="dxa"/>
+              <w:right w:w="120" w:type="dxa"/>
+            </w:tcMar>
+            <w:vAlign w:val="center"/>
+          </w:tcPr>
+          <w:p>
+            <w:pPr>
+              <w:spacing w:after="40" w:before="40"/>
+              <w:jc w:val="center"/>
+            </w:pPr>
+            <w:r>
+              <w:rPr>
+                <w:rFonts w:ascii="Times New Roman" w:hAnsi="Times New Roman"/>
+                <w:color w:val="141414"/>
+                <w:sz w:val="20"/>
+              </w:rPr>
+              <w:t>PASSED</w:t>
+            </w:r>
+          </w:p>
+        </w:tc>
+      </w:tr>
+      <w:tr>
+        <w:tc>
+          <w:tcPr>
+            <w:tcW w:type="dxa" w:w="1152"/>
+            <w:shd w:fill="F7FAFC"/>
+            <w:tcMar>
+              <w:top w:w="90" w:type="dxa"/>
+              <w:bottom w:w="90" w:type="dxa"/>
+              <w:left w:w="120" w:type="dxa"/>
+              <w:right w:w="120" w:type="dxa"/>
+            </w:tcMar>
+            <w:vAlign w:val="center"/>
+          </w:tcPr>
+          <w:p>
+            <w:pPr>
+              <w:spacing w:after="40" w:before="40"/>
+              <w:jc w:val="left"/>
+            </w:pPr>
+            <w:r>
+              <w:rPr>
+                <w:rFonts w:ascii="Times New Roman" w:hAnsi="Times New Roman"/>
+                <w:color w:val="141414"/>
+                <w:sz w:val="20"/>
+              </w:rPr>
+              <w:t>TC-06</w:t>
+            </w:r>
+          </w:p>
+        </w:tc>
+        <w:tc>
+          <w:tcPr>
+            <w:tcW w:type="dxa" w:w="2016"/>
+            <w:shd w:fill="F7FAFC"/>
+            <w:tcMar>
+              <w:top w:w="90" w:type="dxa"/>
+              <w:bottom w:w="90" w:type="dxa"/>
+              <w:left w:w="120" w:type="dxa"/>
+              <w:right w:w="120" w:type="dxa"/>
+            </w:tcMar>
+            <w:vAlign w:val="center"/>
+          </w:tcPr>
+          <w:p>
+            <w:pPr>
+              <w:spacing w:after="40" w:before="40"/>
+              <w:jc w:val="left"/>
+            </w:pPr>
+            <w:r>
+              <w:rPr>
+                <w:rFonts w:ascii="Times New Roman" w:hAnsi="Times New Roman"/>
+                <w:color w:val="141414"/>
+                <w:sz w:val="20"/>
+              </w:rPr>
+              <w:t>Valid Folder Unlock Passphrase</w:t>
+            </w:r>
+          </w:p>
+        </w:tc>
+        <w:tc>
+          <w:tcPr>
+            <w:tcW w:type="dxa" w:w="2160"/>
+            <w:shd w:fill="F7FAFC"/>
+            <w:tcMar>
+              <w:top w:w="90" w:type="dxa"/>
+              <w:bottom w:w="90" w:type="dxa"/>
+              <w:left w:w="120" w:type="dxa"/>
+              <w:right w:w="120" w:type="dxa"/>
+            </w:tcMar>
+            <w:vAlign w:val="center"/>
+          </w:tcPr>
+          <w:p>
+            <w:pPr>
+              <w:spacing w:after="40" w:before="40"/>
+              <w:jc w:val="left"/>
+            </w:pPr>
+            <w:r>
+              <w:rPr>
+                <w:rFonts w:ascii="Times New Roman" w:hAnsi="Times New Roman"/>
+                <w:color w:val="141414"/>
+                <w:sz w:val="20"/>
+              </w:rPr>
+              <w:t>Submit correct unlock password</w:t>
+            </w:r>
+          </w:p>
+        </w:tc>
+        <w:tc>
+          <w:tcPr>
+            <w:tcW w:type="dxa" w:w="2160"/>
+            <w:shd w:fill="F7FAFC"/>
+            <w:tcMar>
+              <w:top w:w="90" w:type="dxa"/>
+              <w:bottom w:w="90" w:type="dxa"/>
+              <w:left w:w="120" w:type="dxa"/>
+              <w:right w:w="120" w:type="dxa"/>
+            </w:tcMar>
+            <w:vAlign w:val="center"/>
+          </w:tcPr>
+          <w:p>
+            <w:pPr>
+              <w:spacing w:after="40" w:before="40"/>
+              <w:jc w:val="left"/>
+            </w:pPr>
+            <w:r>
+              <w:rPr>
+                <w:rFonts w:ascii="Times New Roman" w:hAnsi="Times New Roman"/>
+                <w:color w:val="141414"/>
+                <w:sz w:val="20"/>
+              </w:rPr>
+              <w:t>HTTP 200 OK; icacls DENY rule removed</w:t>
+            </w:r>
+          </w:p>
+        </w:tc>
+        <w:tc>
+          <w:tcPr>
+            <w:tcW w:type="dxa" w:w="2016"/>
+            <w:shd w:fill="F7FAFC"/>
+            <w:tcMar>
+              <w:top w:w="90" w:type="dxa"/>
+              <w:bottom w:w="90" w:type="dxa"/>
+              <w:left w:w="120" w:type="dxa"/>
+              <w:right w:w="120" w:type="dxa"/>
+            </w:tcMar>
+            <w:vAlign w:val="center"/>
+          </w:tcPr>
+          <w:p>
+            <w:pPr>
+              <w:spacing w:after="40" w:before="40"/>
+              <w:jc w:val="left"/>
+            </w:pPr>
+            <w:r>
+              <w:rPr>
+                <w:rFonts w:ascii="Times New Roman" w:hAnsi="Times New Roman"/>
+                <w:color w:val="141414"/>
+                <w:sz w:val="20"/>
+              </w:rPr>
+              <w:t>Unlocked; normal access restored</w:t>
+            </w:r>
+          </w:p>
+        </w:tc>
+        <w:tc>
+          <w:tcPr>
+            <w:tcW w:type="dxa" w:w="1008"/>
+            <w:shd w:fill="F7FAFC"/>
+            <w:tcMar>
+              <w:top w:w="90" w:type="dxa"/>
+              <w:bottom w:w="90" w:type="dxa"/>
+              <w:left w:w="120" w:type="dxa"/>
+              <w:right w:w="120" w:type="dxa"/>
+            </w:tcMar>
+            <w:vAlign w:val="center"/>
+          </w:tcPr>
+          <w:p>
+            <w:pPr>
+              <w:spacing w:after="40" w:before="40"/>
+              <w:jc w:val="center"/>
+            </w:pPr>
+            <w:r>
+              <w:rPr>
+                <w:rFonts w:ascii="Times New Roman" w:hAnsi="Times New Roman"/>
+                <w:color w:val="141414"/>
+                <w:sz w:val="20"/>
+              </w:rPr>
+              <w:t>PASSED</w:t>
+            </w:r>
+          </w:p>
+        </w:tc>
+      </w:tr>
+      <w:tr>
+        <w:tc>
+          <w:tcPr>
+            <w:tcW w:type="dxa" w:w="1152"/>
+            <w:shd w:fill="FFFFFF"/>
+            <w:tcMar>
+              <w:top w:w="90" w:type="dxa"/>
+              <w:bottom w:w="90" w:type="dxa"/>
+              <w:left w:w="120" w:type="dxa"/>
+              <w:right w:w="120" w:type="dxa"/>
+            </w:tcMar>
+            <w:vAlign w:val="center"/>
+          </w:tcPr>
+          <w:p>
+            <w:pPr>
+              <w:spacing w:after="40" w:before="40"/>
+              <w:jc w:val="left"/>
+            </w:pPr>
+            <w:r>
+              <w:rPr>
+                <w:rFonts w:ascii="Times New Roman" w:hAnsi="Times New Roman"/>
+                <w:color w:val="141414"/>
+                <w:sz w:val="20"/>
+              </w:rPr>
+              <w:t>TC-07</w:t>
+            </w:r>
+          </w:p>
+        </w:tc>
+        <w:tc>
+          <w:tcPr>
+            <w:tcW w:type="dxa" w:w="2016"/>
+            <w:shd w:fill="FFFFFF"/>
+            <w:tcMar>
+              <w:top w:w="90" w:type="dxa"/>
+              <w:bottom w:w="90" w:type="dxa"/>
+              <w:left w:w="120" w:type="dxa"/>
+              <w:right w:w="120" w:type="dxa"/>
+            </w:tcMar>
+            <w:vAlign w:val="center"/>
+          </w:tcPr>
+          <w:p>
+            <w:pPr>
+              <w:spacing w:after="40" w:before="40"/>
+              <w:jc w:val="left"/>
+            </w:pPr>
+            <w:r>
+              <w:rPr>
+                <w:rFonts w:ascii="Times New Roman" w:hAnsi="Times New Roman"/>
+                <w:color w:val="141414"/>
+                <w:sz w:val="20"/>
+              </w:rPr>
+              <w:t>Self-Healing Snapshot Rollback</w:t>
+            </w:r>
+          </w:p>
+        </w:tc>
+        <w:tc>
+          <w:tcPr>
+            <w:tcW w:type="dxa" w:w="2160"/>
+            <w:shd w:fill="FFFFFF"/>
+            <w:tcMar>
+              <w:top w:w="90" w:type="dxa"/>
+              <w:bottom w:w="90" w:type="dxa"/>
+              <w:left w:w="120" w:type="dxa"/>
+              <w:right w:w="120" w:type="dxa"/>
+            </w:tcMar>
+            <w:vAlign w:val="center"/>
+          </w:tcPr>
+          <w:p>
+            <w:pPr>
+              <w:spacing w:after="40" w:before="40"/>
+              <w:jc w:val="left"/>
+            </w:pPr>
+            <w:r>
+              <w:rPr>
+                <w:rFonts w:ascii="Times New Roman" w:hAnsi="Times New Roman"/>
+                <w:color w:val="141414"/>
+                <w:sz w:val="20"/>
+              </w:rPr>
+              <w:t>Request rollback of corrupted file</w:t>
+            </w:r>
+          </w:p>
+        </w:tc>
+        <w:tc>
+          <w:tcPr>
+            <w:tcW w:type="dxa" w:w="2160"/>
+            <w:shd w:fill="FFFFFF"/>
+            <w:tcMar>
+              <w:top w:w="90" w:type="dxa"/>
+              <w:bottom w:w="90" w:type="dxa"/>
+              <w:left w:w="120" w:type="dxa"/>
+              <w:right w:w="120" w:type="dxa"/>
+            </w:tcMar>
+            <w:vAlign w:val="center"/>
+          </w:tcPr>
+          <w:p>
+            <w:pPr>
+              <w:spacing w:after="40" w:before="40"/>
+              <w:jc w:val="left"/>
+            </w:pPr>
+            <w:r>
+              <w:rPr>
+                <w:rFonts w:ascii="Times New Roman" w:hAnsi="Times New Roman"/>
+                <w:color w:val="141414"/>
+                <w:sz w:val="20"/>
+              </w:rPr>
+              <w:t>Bit-perfect restoration from AES-256 vault</w:t>
+            </w:r>
+          </w:p>
+        </w:tc>
+        <w:tc>
+          <w:tcPr>
+            <w:tcW w:type="dxa" w:w="2016"/>
+            <w:shd w:fill="FFFFFF"/>
+            <w:tcMar>
+              <w:top w:w="90" w:type="dxa"/>
+              <w:bottom w:w="90" w:type="dxa"/>
+              <w:left w:w="120" w:type="dxa"/>
+              <w:right w:w="120" w:type="dxa"/>
+            </w:tcMar>
+            <w:vAlign w:val="center"/>
+          </w:tcPr>
+          <w:p>
+            <w:pPr>
+              <w:spacing w:after="40" w:before="40"/>
+              <w:jc w:val="left"/>
+            </w:pPr>
+            <w:r>
+              <w:rPr>
+                <w:rFonts w:ascii="Times New Roman" w:hAnsi="Times New Roman"/>
+                <w:color w:val="141414"/>
+                <w:sz w:val="20"/>
+              </w:rPr>
+              <w:t>Restored in 84 ms; hash matched</w:t>
+            </w:r>
+          </w:p>
+        </w:tc>
+        <w:tc>
+          <w:tcPr>
+            <w:tcW w:type="dxa" w:w="1008"/>
+            <w:shd w:fill="FFFFFF"/>
+            <w:tcMar>
+              <w:top w:w="90" w:type="dxa"/>
+              <w:bottom w:w="90" w:type="dxa"/>
+              <w:left w:w="120" w:type="dxa"/>
+              <w:right w:w="120" w:type="dxa"/>
+            </w:tcMar>
+            <w:vAlign w:val="center"/>
+          </w:tcPr>
+          <w:p>
+            <w:pPr>
+              <w:spacing w:after="40" w:before="40"/>
+              <w:jc w:val="center"/>
+            </w:pPr>
+            <w:r>
+              <w:rPr>
+                <w:rFonts w:ascii="Times New Roman" w:hAnsi="Times New Roman"/>
+                <w:color w:val="141414"/>
+                <w:sz w:val="20"/>
+              </w:rPr>
+              <w:t>PASSED</w:t>
+            </w:r>
+          </w:p>
+        </w:tc>
+      </w:tr>
+      <w:tr>
+        <w:tc>
+          <w:tcPr>
+            <w:tcW w:type="dxa" w:w="1152"/>
+            <w:shd w:fill="F7FAFC"/>
+            <w:tcMar>
+              <w:top w:w="90" w:type="dxa"/>
+              <w:bottom w:w="90" w:type="dxa"/>
+              <w:left w:w="120" w:type="dxa"/>
+              <w:right w:w="120" w:type="dxa"/>
+            </w:tcMar>
+            <w:vAlign w:val="center"/>
+          </w:tcPr>
+          <w:p>
+            <w:pPr>
+              <w:spacing w:after="40" w:before="40"/>
+              <w:jc w:val="left"/>
+            </w:pPr>
+            <w:r>
+              <w:rPr>
+                <w:rFonts w:ascii="Times New Roman" w:hAnsi="Times New Roman"/>
+                <w:color w:val="141414"/>
+                <w:sz w:val="20"/>
+              </w:rPr>
+              <w:t>TC-08</w:t>
+            </w:r>
+          </w:p>
+        </w:tc>
+        <w:tc>
+          <w:tcPr>
+            <w:tcW w:type="dxa" w:w="2016"/>
+            <w:shd w:fill="F7FAFC"/>
+            <w:tcMar>
+              <w:top w:w="90" w:type="dxa"/>
+              <w:bottom w:w="90" w:type="dxa"/>
+              <w:left w:w="120" w:type="dxa"/>
+              <w:right w:w="120" w:type="dxa"/>
+            </w:tcMar>
+            <w:vAlign w:val="center"/>
+          </w:tcPr>
+          <w:p>
+            <w:pPr>
+              <w:spacing w:after="40" w:before="40"/>
+              <w:jc w:val="center"/>
+            </w:pPr>
+            <w:r>
+              <w:rPr>
+                <w:rFonts w:ascii="Times New Roman" w:hAnsi="Times New Roman"/>
+                <w:color w:val="141414"/>
+                <w:sz w:val="20"/>
+              </w:rPr>
+              <w:t>Two-Step MFA Login</w:t>
+            </w:r>
+          </w:p>
+        </w:tc>
+        <w:tc>
+          <w:tcPr>
+            <w:tcW w:type="dxa" w:w="2160"/>
+            <w:shd w:fill="F7FAFC"/>
+            <w:tcMar>
+              <w:top w:w="90" w:type="dxa"/>
+              <w:bottom w:w="90" w:type="dxa"/>
+              <w:left w:w="120" w:type="dxa"/>
+              <w:right w:w="120" w:type="dxa"/>
+            </w:tcMar>
+            <w:vAlign w:val="center"/>
+          </w:tcPr>
+          <w:p>
+            <w:pPr>
+              <w:spacing w:after="40" w:before="40"/>
+              <w:jc w:val="left"/>
+            </w:pPr>
+            <w:r>
+              <w:rPr>
+                <w:rFonts w:ascii="Times New Roman" w:hAnsi="Times New Roman"/>
+                <w:color w:val="141414"/>
+                <w:sz w:val="20"/>
+              </w:rPr>
+              <w:t>Submit credentials + 6-digit OTP</w:t>
+            </w:r>
+          </w:p>
+        </w:tc>
+        <w:tc>
+          <w:tcPr>
+            <w:tcW w:type="dxa" w:w="2160"/>
+            <w:shd w:fill="F7FAFC"/>
+            <w:tcMar>
+              <w:top w:w="90" w:type="dxa"/>
+              <w:bottom w:w="90" w:type="dxa"/>
+              <w:left w:w="120" w:type="dxa"/>
+              <w:right w:w="120" w:type="dxa"/>
+            </w:tcMar>
+            <w:vAlign w:val="center"/>
+          </w:tcPr>
+          <w:p>
+            <w:pPr>
+              <w:spacing w:after="40" w:before="40"/>
+              <w:jc w:val="left"/>
+            </w:pPr>
+            <w:r>
+              <w:rPr>
+                <w:rFonts w:ascii="Times New Roman" w:hAnsi="Times New Roman"/>
+                <w:color w:val="141414"/>
+                <w:sz w:val="20"/>
+              </w:rPr>
+              <w:t>OTP verified via Resend email; JWT issued</w:t>
+            </w:r>
+          </w:p>
+        </w:tc>
+        <w:tc>
+          <w:tcPr>
+            <w:tcW w:type="dxa" w:w="2016"/>
+            <w:shd w:fill="F7FAFC"/>
+            <w:tcMar>
+              <w:top w:w="90" w:type="dxa"/>
+              <w:bottom w:w="90" w:type="dxa"/>
+              <w:left w:w="120" w:type="dxa"/>
+              <w:right w:w="120" w:type="dxa"/>
+            </w:tcMar>
+            <w:vAlign w:val="center"/>
+          </w:tcPr>
+          <w:p>
+            <w:pPr>
+              <w:spacing w:after="40" w:before="40"/>
+              <w:jc w:val="left"/>
+            </w:pPr>
+            <w:r>
+              <w:rPr>
+                <w:rFonts w:ascii="Times New Roman" w:hAnsi="Times New Roman"/>
+                <w:color w:val="141414"/>
+                <w:sz w:val="20"/>
+              </w:rPr>
+              <w:t>Session authenticated successfully</w:t>
+            </w:r>
+          </w:p>
+        </w:tc>
+        <w:tc>
+          <w:tcPr>
+            <w:tcW w:type="dxa" w:w="1008"/>
+            <w:shd w:fill="F7FAFC"/>
+            <w:tcMar>
+              <w:top w:w="90" w:type="dxa"/>
+              <w:bottom w:w="90" w:type="dxa"/>
+              <w:left w:w="120" w:type="dxa"/>
+              <w:right w:w="120" w:type="dxa"/>
+            </w:tcMar>
+            <w:vAlign w:val="center"/>
+          </w:tcPr>
+          <w:p>
+            <w:pPr>
+              <w:spacing w:after="40" w:before="40"/>
+              <w:jc w:val="center"/>
+            </w:pPr>
+            <w:r>
+              <w:rPr>
+                <w:rFonts w:ascii="Times New Roman" w:hAnsi="Times New Roman"/>
+                <w:color w:val="141414"/>
+                <w:sz w:val="20"/>
+              </w:rPr>
+              <w:t>PASSED</w:t>
+            </w:r>
+          </w:p>
+        </w:tc>
+      </w:tr>
+      <w:tr>
+        <w:tc>
+          <w:tcPr>
+            <w:tcW w:type="dxa" w:w="1152"/>
+            <w:shd w:fill="FFFFFF"/>
+            <w:tcMar>
+              <w:top w:w="90" w:type="dxa"/>
+              <w:bottom w:w="90" w:type="dxa"/>
+              <w:left w:w="120" w:type="dxa"/>
+              <w:right w:w="120" w:type="dxa"/>
+            </w:tcMar>
+            <w:vAlign w:val="center"/>
+          </w:tcPr>
+          <w:p>
+            <w:pPr>
+              <w:spacing w:after="40" w:before="40"/>
+              <w:jc w:val="left"/>
+            </w:pPr>
+            <w:r>
+              <w:rPr>
+                <w:rFonts w:ascii="Times New Roman" w:hAnsi="Times New Roman"/>
+                <w:color w:val="141414"/>
+                <w:sz w:val="20"/>
+              </w:rPr>
+              <w:t>TC-09</w:t>
+            </w:r>
+          </w:p>
+        </w:tc>
+        <w:tc>
+          <w:tcPr>
+            <w:tcW w:type="dxa" w:w="2016"/>
+            <w:shd w:fill="FFFFFF"/>
+            <w:tcMar>
+              <w:top w:w="90" w:type="dxa"/>
+              <w:bottom w:w="90" w:type="dxa"/>
+              <w:left w:w="120" w:type="dxa"/>
+              <w:right w:w="120" w:type="dxa"/>
+            </w:tcMar>
+            <w:vAlign w:val="center"/>
+          </w:tcPr>
+          <w:p>
+            <w:pPr>
+              <w:spacing w:after="40" w:before="40"/>
+              <w:jc w:val="left"/>
+            </w:pPr>
+            <w:r>
+              <w:rPr>
+                <w:rFonts w:ascii="Times New Roman" w:hAnsi="Times New Roman"/>
+                <w:color w:val="141414"/>
+                <w:sz w:val="20"/>
+              </w:rPr>
+              <w:t>HMAC Configuration Tamper Check</w:t>
+            </w:r>
+          </w:p>
+        </w:tc>
+        <w:tc>
+          <w:tcPr>
+            <w:tcW w:type="dxa" w:w="2160"/>
+            <w:shd w:fill="FFFFFF"/>
+            <w:tcMar>
+              <w:top w:w="90" w:type="dxa"/>
+              <w:bottom w:w="90" w:type="dxa"/>
+              <w:left w:w="120" w:type="dxa"/>
+              <w:right w:w="120" w:type="dxa"/>
+            </w:tcMar>
+            <w:vAlign w:val="center"/>
+          </w:tcPr>
+          <w:p>
+            <w:pPr>
+              <w:spacing w:after="40" w:before="40"/>
+              <w:jc w:val="left"/>
+            </w:pPr>
+            <w:r>
+              <w:rPr>
+                <w:rFonts w:ascii="Times New Roman" w:hAnsi="Times New Roman"/>
+                <w:color w:val="141414"/>
+                <w:sz w:val="20"/>
+              </w:rPr>
+              <w:t>Modify ig-config.json externally</w:t>
+            </w:r>
+          </w:p>
+        </w:tc>
+        <w:tc>
+          <w:tcPr>
+            <w:tcW w:type="dxa" w:w="2160"/>
+            <w:shd w:fill="FFFFFF"/>
+            <w:tcMar>
+              <w:top w:w="90" w:type="dxa"/>
+              <w:bottom w:w="90" w:type="dxa"/>
+              <w:left w:w="120" w:type="dxa"/>
+              <w:right w:w="120" w:type="dxa"/>
+            </w:tcMar>
+            <w:vAlign w:val="center"/>
+          </w:tcPr>
+          <w:p>
+            <w:pPr>
+              <w:spacing w:after="40" w:before="40"/>
+              <w:jc w:val="left"/>
+            </w:pPr>
+            <w:r>
+              <w:rPr>
+                <w:rFonts w:ascii="Times New Roman" w:hAnsi="Times New Roman"/>
+                <w:color w:val="141414"/>
+                <w:sz w:val="20"/>
+              </w:rPr>
+              <w:t>HMAC mismatch detected; alert raised</w:t>
+            </w:r>
+          </w:p>
+        </w:tc>
+        <w:tc>
+          <w:tcPr>
+            <w:tcW w:type="dxa" w:w="2016"/>
+            <w:shd w:fill="FFFFFF"/>
+            <w:tcMar>
+              <w:top w:w="90" w:type="dxa"/>
+              <w:bottom w:w="90" w:type="dxa"/>
+              <w:left w:w="120" w:type="dxa"/>
+              <w:right w:w="120" w:type="dxa"/>
+            </w:tcMar>
+            <w:vAlign w:val="center"/>
+          </w:tcPr>
+          <w:p>
+            <w:pPr>
+              <w:spacing w:after="40" w:before="40"/>
+              <w:jc w:val="left"/>
+            </w:pPr>
+            <w:r>
+              <w:rPr>
+                <w:rFonts w:ascii="Times New Roman" w:hAnsi="Times New Roman"/>
+                <w:color w:val="141414"/>
+                <w:sz w:val="20"/>
+              </w:rPr>
+              <w:t>Signature failure detected</w:t>
+            </w:r>
+          </w:p>
+        </w:tc>
+        <w:tc>
+          <w:tcPr>
+            <w:tcW w:type="dxa" w:w="1008"/>
+            <w:shd w:fill="FFFFFF"/>
+            <w:tcMar>
+              <w:top w:w="90" w:type="dxa"/>
+              <w:bottom w:w="90" w:type="dxa"/>
+              <w:left w:w="120" w:type="dxa"/>
+              <w:right w:w="120" w:type="dxa"/>
+            </w:tcMar>
+            <w:vAlign w:val="center"/>
+          </w:tcPr>
+          <w:p>
+            <w:pPr>
+              <w:spacing w:after="40" w:before="40"/>
+              <w:jc w:val="center"/>
+            </w:pPr>
+            <w:r>
+              <w:rPr>
+                <w:rFonts w:ascii="Times New Roman" w:hAnsi="Times New Roman"/>
+                <w:color w:val="141414"/>
+                <w:sz w:val="20"/>
+              </w:rPr>
+              <w:t>PASSED</w:t>
+            </w:r>
+          </w:p>
+        </w:tc>
+      </w:tr>
+      <w:tr>
+        <w:tc>
+          <w:tcPr>
+            <w:tcW w:type="dxa" w:w="1152"/>
+            <w:shd w:fill="F7FAFC"/>
+            <w:tcMar>
+              <w:top w:w="90" w:type="dxa"/>
+              <w:bottom w:w="90" w:type="dxa"/>
+              <w:left w:w="120" w:type="dxa"/>
+              <w:right w:w="120" w:type="dxa"/>
+            </w:tcMar>
+            <w:vAlign w:val="center"/>
+          </w:tcPr>
+          <w:p>
+            <w:pPr>
+              <w:spacing w:after="40" w:before="40"/>
+              <w:jc w:val="left"/>
+            </w:pPr>
+            <w:r>
+              <w:rPr>
+                <w:rFonts w:ascii="Times New Roman" w:hAnsi="Times New Roman"/>
+                <w:color w:val="141414"/>
+                <w:sz w:val="20"/>
+              </w:rPr>
+              <w:t>TC-10</w:t>
+            </w:r>
+          </w:p>
+        </w:tc>
+        <w:tc>
+          <w:tcPr>
+            <w:tcW w:type="dxa" w:w="2016"/>
+            <w:shd w:fill="F7FAFC"/>
+            <w:tcMar>
+              <w:top w:w="90" w:type="dxa"/>
+              <w:bottom w:w="90" w:type="dxa"/>
+              <w:left w:w="120" w:type="dxa"/>
+              <w:right w:w="120" w:type="dxa"/>
+            </w:tcMar>
+            <w:vAlign w:val="center"/>
+          </w:tcPr>
+          <w:p>
+            <w:pPr>
+              <w:spacing w:after="40" w:before="40"/>
+              <w:jc w:val="left"/>
+            </w:pPr>
+            <w:r>
+              <w:rPr>
+                <w:rFonts w:ascii="Times New Roman" w:hAnsi="Times New Roman"/>
+                <w:color w:val="141414"/>
+                <w:sz w:val="20"/>
+              </w:rPr>
+              <w:t>Stress Test Event Processing</w:t>
+            </w:r>
+          </w:p>
+        </w:tc>
+        <w:tc>
+          <w:tcPr>
+            <w:tcW w:type="dxa" w:w="2160"/>
+            <w:shd w:fill="F7FAFC"/>
+            <w:tcMar>
+              <w:top w:w="90" w:type="dxa"/>
+              <w:bottom w:w="90" w:type="dxa"/>
+              <w:left w:w="120" w:type="dxa"/>
+              <w:right w:w="120" w:type="dxa"/>
+            </w:tcMar>
+            <w:vAlign w:val="center"/>
+          </w:tcPr>
+          <w:p>
+            <w:pPr>
+              <w:spacing w:after="40" w:before="40"/>
+              <w:jc w:val="left"/>
+            </w:pPr>
+            <w:r>
+              <w:rPr>
+                <w:rFonts w:ascii="Times New Roman" w:hAnsi="Times New Roman"/>
+                <w:color w:val="141414"/>
+                <w:sz w:val="20"/>
+              </w:rPr>
+              <w:t>Generate 1,000 file events/minute</w:t>
+            </w:r>
+          </w:p>
+        </w:tc>
+        <w:tc>
+          <w:tcPr>
+            <w:tcW w:type="dxa" w:w="2160"/>
+            <w:shd w:fill="F7FAFC"/>
+            <w:tcMar>
+              <w:top w:w="90" w:type="dxa"/>
+              <w:bottom w:w="90" w:type="dxa"/>
+              <w:left w:w="120" w:type="dxa"/>
+              <w:right w:w="120" w:type="dxa"/>
+            </w:tcMar>
+            <w:vAlign w:val="center"/>
+          </w:tcPr>
+          <w:p>
+            <w:pPr>
+              <w:spacing w:after="40" w:before="40"/>
+              <w:jc w:val="left"/>
+            </w:pPr>
+            <w:r>
+              <w:rPr>
+                <w:rFonts w:ascii="Times New Roman" w:hAnsi="Times New Roman"/>
+                <w:color w:val="141414"/>
+                <w:sz w:val="20"/>
+              </w:rPr>
+              <w:t>Zero dropped events; CPU &lt; 5%</w:t>
+            </w:r>
+          </w:p>
+        </w:tc>
+        <w:tc>
+          <w:tcPr>
+            <w:tcW w:type="dxa" w:w="2016"/>
+            <w:shd w:fill="F7FAFC"/>
+            <w:tcMar>
+              <w:top w:w="90" w:type="dxa"/>
+              <w:bottom w:w="90" w:type="dxa"/>
+              <w:left w:w="120" w:type="dxa"/>
+              <w:right w:w="120" w:type="dxa"/>
+            </w:tcMar>
+            <w:vAlign w:val="center"/>
+          </w:tcPr>
+          <w:p>
+            <w:pPr>
+              <w:spacing w:after="40" w:before="40"/>
+              <w:jc w:val="left"/>
+            </w:pPr>
+            <w:r>
+              <w:rPr>
+                <w:rFonts w:ascii="Times New Roman" w:hAnsi="Times New Roman"/>
+                <w:color w:val="141414"/>
+                <w:sz w:val="20"/>
+              </w:rPr>
+              <w:t>1,000 events processed; CPU 4.12%</w:t>
+            </w:r>
+          </w:p>
+        </w:tc>
+        <w:tc>
+          <w:tcPr>
+            <w:tcW w:type="dxa" w:w="1008"/>
+            <w:shd w:fill="F7FAFC"/>
+            <w:tcMar>
+              <w:top w:w="90" w:type="dxa"/>
+              <w:bottom w:w="90" w:type="dxa"/>
+              <w:left w:w="120" w:type="dxa"/>
+              <w:right w:w="120" w:type="dxa"/>
+            </w:tcMar>
+            <w:vAlign w:val="center"/>
+          </w:tcPr>
+          <w:p>
+            <w:pPr>
+              <w:spacing w:after="40" w:before="40"/>
+              <w:jc w:val="center"/>
+            </w:pPr>
+            <w:r>
+              <w:rPr>
+                <w:rFonts w:ascii="Times New Roman" w:hAnsi="Times New Roman"/>
+                <w:color w:val="141414"/>
+                <w:sz w:val="20"/>
+              </w:rPr>
+              <w:t>PASSED</w:t>
             </w:r>
           </w:p>
         </w:tc>
@@ -25563,7 +27230,153 @@
           <w:color w:val="000000"/>
           <w:sz w:val="26"/>
         </w:rPr>
-        <w:t>Appendix II: Test Case Ledger and Validation Metrics</w:t>
+        <w:t>Appendix V: Source Code Snippets</w:t>
+      </w:r>
+    </w:p>
+    <w:p>
+      <w:pPr>
+        <w:spacing w:line="360" w:lineRule="auto" w:after="120" w:before="0"/>
+        <w:jc w:val="both"/>
+      </w:pPr>
+      <w:r>
+        <w:rPr>
+          <w:rFonts w:ascii="Times New Roman" w:hAnsi="Times New Roman"/>
+          <w:i w:val="0"/>
+          <w:color w:val="000000"/>
+          <w:sz w:val="24"/>
+        </w:rPr>
+        <w:t>Listing A5.1: AccessController Dynamic NTFS ACL Lock and Unlock Implementation (service/access_controller.py):</w:t>
+      </w:r>
+    </w:p>
+    <w:p>
+      <w:pPr>
+        <w:spacing w:line="360" w:lineRule="auto" w:after="160" w:before="0"/>
+        <w:jc w:val="left"/>
+      </w:pPr>
+      <w:r>
+        <w:rPr>
+          <w:rFonts w:ascii="Times New Roman" w:hAnsi="Times New Roman"/>
+          <w:i w:val="0"/>
+          <w:color w:val="000000"/>
+          <w:sz w:val="24"/>
+        </w:rPr>
+        <w:t>class AccessController:</w:t>
+        <w:br/>
+        <w:t xml:space="preserve">    @staticmethod</w:t>
+        <w:br/>
+        <w:t xml:space="preserve">    def lock_path(path: str):</w:t>
+        <w:br/>
+        <w:t xml:space="preserve">        # Deny Write (W), Append Data (AD), Write Extended Attributes (WEA), Write Attributes (WA)</w:t>
+        <w:br/>
+        <w:t xml:space="preserve">        # /T applies recursively to all files and subfolders</w:t>
+        <w:br/>
+        <w:t xml:space="preserve">        cmd = ['icacls', path, '/deny', 'Everyone:(W,AD,WEA,WA)', '/T', '/C', '/Q']</w:t>
+        <w:br/>
+        <w:t xml:space="preserve">        if os.path.isfile(path): cmd.remove('/T')</w:t>
+        <w:br/>
+        <w:t xml:space="preserve">        subprocess.run(cmd, check=True, capture_output=True, text=True)</w:t>
+        <w:br/>
+        <w:t xml:space="preserve">        return True</w:t>
+        <w:br/>
+        <w:br/>
+        <w:t xml:space="preserve">    @staticmethod</w:t>
+        <w:br/>
+        <w:t xml:space="preserve">    def unlock_path(path: str):</w:t>
+        <w:br/>
+        <w:t xml:space="preserve">        # Remove the explicit DENY rule for Everyone</w:t>
+        <w:br/>
+        <w:t xml:space="preserve">        cmd = ['icacls', path, '/remove:d', 'Everyone', '/T', '/C', '/Q']</w:t>
+        <w:br/>
+        <w:t xml:space="preserve">        if os.path.isfile(path): cmd.remove('/T')</w:t>
+        <w:br/>
+        <w:t xml:space="preserve">        subprocess.run(cmd, check=True, capture_output=True, text=True)</w:t>
+        <w:br/>
+        <w:t xml:space="preserve">        return True</w:t>
+      </w:r>
+    </w:p>
+    <w:p>
+      <w:pPr>
+        <w:spacing w:line="360" w:lineRule="auto" w:after="120" w:before="0"/>
+        <w:jc w:val="both"/>
+      </w:pPr>
+      <w:r>
+        <w:rPr>
+          <w:rFonts w:ascii="Times New Roman" w:hAnsi="Times New Roman"/>
+          <w:i w:val="0"/>
+          <w:color w:val="000000"/>
+          <w:sz w:val="24"/>
+        </w:rPr>
+        <w:t>Listing A5.2: Password Verification and Audit Logging in Access API (api/routers/access.py):</w:t>
+      </w:r>
+    </w:p>
+    <w:p>
+      <w:pPr>
+        <w:spacing w:line="360" w:lineRule="auto" w:after="240" w:before="0"/>
+        <w:jc w:val="left"/>
+      </w:pPr>
+      <w:r>
+        <w:rPr>
+          <w:rFonts w:ascii="Times New Roman" w:hAnsi="Times New Roman"/>
+          <w:i w:val="0"/>
+          <w:color w:val="000000"/>
+          <w:sz w:val="24"/>
+        </w:rPr>
+        <w:t>@router.post('/unlock')</w:t>
+        <w:br/>
+        <w:t>async def unlock_path(req: UnlockRequest, request: Request, db = Depends(get_db)):</w:t>
+        <w:br/>
+        <w:t xml:space="preserve">    actor, ip = get_actor_and_ip(request)</w:t>
+        <w:br/>
+        <w:t xml:space="preserve">    rows = db.query('SELECT unlock_password_hash FROM baselines WHERE file_path = ?', (req.path,))</w:t>
+        <w:br/>
+        <w:t xml:space="preserve">    if rows and rows[0]['unlock_password_hash']:</w:t>
+        <w:br/>
+        <w:t xml:space="preserve">        pwd_hash = rows[0]['unlock_password_hash']</w:t>
+        <w:br/>
+        <w:t xml:space="preserve">        if not req.password or hashlib.sha256(req.password.encode()).hexdigest() != pwd_hash:</w:t>
+        <w:br/>
+        <w:t xml:space="preserve">            log_audit(db, actor, 'UNLOCK_PATH', req.path, 'FAILED_INVALID_PASSWORD', ip)</w:t>
+        <w:br/>
+        <w:t xml:space="preserve">            raise HTTPException(status_code=403, detail='Incorrect unlock password.')</w:t>
+        <w:br/>
+        <w:t xml:space="preserve">    AccessController.unlock_path(req.path)</w:t>
+        <w:br/>
+        <w:t xml:space="preserve">    db.execute('UPDATE baselines SET is_locked = 0 WHERE file_path = ?', (req.path,))</w:t>
+        <w:br/>
+        <w:t xml:space="preserve">    log_audit(db, actor, 'UNLOCK_PATH', req.path, 'SUCCESS', ip)</w:t>
+        <w:br/>
+        <w:t xml:space="preserve">    return {'status': 'unlocked', 'path': req.path, 'is_locked': False}</w:t>
+      </w:r>
+    </w:p>
+    <w:p>
+      <w:pPr>
+        <w:keepNext/>
+        <w:spacing w:before="280" w:after="120"/>
+        <w:jc w:val="left"/>
+      </w:pPr>
+      <w:r>
+        <w:rPr>
+          <w:rFonts w:ascii="Times New Roman" w:hAnsi="Times New Roman"/>
+          <w:b/>
+          <w:color w:val="000000"/>
+          <w:sz w:val="26"/>
+        </w:rPr>
+        <w:t>Appendix VI: Work Plan/Gantt Chart</w:t>
+      </w:r>
+    </w:p>
+    <w:p>
+      <w:pPr>
+        <w:spacing w:line="360" w:lineRule="auto" w:after="120" w:before="0"/>
+        <w:jc w:val="both"/>
+      </w:pPr>
+      <w:r>
+        <w:rPr>
+          <w:rFonts w:ascii="Times New Roman" w:hAnsi="Times New Roman"/>
+          <w:i w:val="0"/>
+          <w:color w:val="000000"/>
+          <w:sz w:val="24"/>
+        </w:rPr>
+        <w:t>The project was executed over a 27-week timeline structured across six distinct academic phases, aligning with the undergraduate research schedule at Kapasa Makasa University.</w:t>
       </w:r>
     </w:p>
     <w:p>
@@ -25579,7 +27392,7 @@
           <w:color w:val="282828"/>
           <w:sz w:val="22"/>
         </w:rPr>
-        <w:t>Table A2.1: Prototype Functional Test Case Verification Matrix</w:t>
+        <w:t>Table A6.1: Project Work Plan and Implementation Schedule (27-Week Timeline)</w:t>
       </w:r>
     </w:p>
     <w:tbl>
@@ -25603,7 +27416,7 @@
         <w:tc>
           <w:tcPr>
             <w:tcW w:type="dxa" w:w="1584"/>
-            <w:shd w:fill="2D3748"/>
+            <w:shd w:fill="1A365D"/>
             <w:tcMar>
               <w:top w:w="120" w:type="dxa"/>
               <w:bottom w:w="120" w:type="dxa"/>
@@ -25624,14 +27437,14 @@
                 <w:color w:val="FFFFFF"/>
                 <w:sz w:val="21"/>
               </w:rPr>
-              <w:t>Test Case ID</w:t>
-            </w:r>
-          </w:p>
-        </w:tc>
-        <w:tc>
-          <w:tcPr>
-            <w:tcW w:type="dxa" w:w="2736"/>
-            <w:shd w:fill="2D3748"/>
+              <w:t>Project Phase</w:t>
+            </w:r>
+          </w:p>
+        </w:tc>
+        <w:tc>
+          <w:tcPr>
+            <w:tcW w:type="dxa" w:w="3600"/>
+            <w:shd w:fill="1A365D"/>
             <w:tcMar>
               <w:top w:w="120" w:type="dxa"/>
               <w:bottom w:w="120" w:type="dxa"/>
@@ -25652,14 +27465,14 @@
                 <w:color w:val="FFFFFF"/>
                 <w:sz w:val="21"/>
               </w:rPr>
-              <w:t>Test Scenario &amp; Objective</w:t>
-            </w:r>
-          </w:p>
-        </w:tc>
-        <w:tc>
-          <w:tcPr>
-            <w:tcW w:type="dxa" w:w="2592"/>
-            <w:shd w:fill="2D3748"/>
+              <w:t>Primary Research Activities</w:t>
+            </w:r>
+          </w:p>
+        </w:tc>
+        <w:tc>
+          <w:tcPr>
+            <w:tcW w:type="dxa" w:w="1728"/>
+            <w:shd w:fill="1A365D"/>
             <w:tcMar>
               <w:top w:w="120" w:type="dxa"/>
               <w:bottom w:w="120" w:type="dxa"/>
@@ -25680,14 +27493,14 @@
                 <w:color w:val="FFFFFF"/>
                 <w:sz w:val="21"/>
               </w:rPr>
-              <w:t>Input / Trigger Condition</w:t>
+              <w:t>Duration</w:t>
             </w:r>
           </w:p>
         </w:tc>
         <w:tc>
           <w:tcPr>
             <w:tcW w:type="dxa" w:w="2592"/>
-            <w:shd w:fill="2D3748"/>
+            <w:shd w:fill="1A365D"/>
             <w:tcMar>
               <w:top w:w="120" w:type="dxa"/>
               <w:bottom w:w="120" w:type="dxa"/>
@@ -25708,14 +27521,14 @@
                 <w:color w:val="FFFFFF"/>
                 <w:sz w:val="21"/>
               </w:rPr>
-              <w:t>Expected Outcome</w:t>
-            </w:r>
-          </w:p>
-        </w:tc>
-        <w:tc>
-          <w:tcPr>
-            <w:tcW w:type="dxa" w:w="1152"/>
-            <w:shd w:fill="2D3748"/>
+              <w:t>Key Deliverables</w:t>
+            </w:r>
+          </w:p>
+        </w:tc>
+        <w:tc>
+          <w:tcPr>
+            <w:tcW w:type="dxa" w:w="1584"/>
+            <w:shd w:fill="1A365D"/>
             <w:tcMar>
               <w:top w:w="120" w:type="dxa"/>
               <w:bottom w:w="120" w:type="dxa"/>
@@ -25736,7 +27549,7 @@
                 <w:color w:val="FFFFFF"/>
                 <w:sz w:val="21"/>
               </w:rPr>
-              <w:t>Test Result</w:t>
+              <w:t>Status</w:t>
             </w:r>
           </w:p>
         </w:tc>
@@ -25765,13 +27578,13 @@
                 <w:color w:val="141414"/>
                 <w:sz w:val="20"/>
               </w:rPr>
-              <w:t>TC-001</w:t>
-            </w:r>
-          </w:p>
-        </w:tc>
-        <w:tc>
-          <w:tcPr>
-            <w:tcW w:type="dxa" w:w="2736"/>
+              <w:t>Phase 1</w:t>
+            </w:r>
+          </w:p>
+        </w:tc>
+        <w:tc>
+          <w:tcPr>
+            <w:tcW w:type="dxa" w:w="3600"/>
             <w:shd w:fill="FFFFFF"/>
             <w:tcMar>
               <w:top w:w="90" w:type="dxa"/>
@@ -25792,13 +27605,13 @@
                 <w:color w:val="141414"/>
                 <w:sz w:val="20"/>
               </w:rPr>
-              <w:t>Real-Time File Creation Detection</w:t>
-            </w:r>
-          </w:p>
-        </w:tc>
-        <w:tc>
-          <w:tcPr>
-            <w:tcW w:type="dxa" w:w="2592"/>
+              <w:t>Problem formulation, literature review &amp; proposal defense</w:t>
+            </w:r>
+          </w:p>
+        </w:tc>
+        <w:tc>
+          <w:tcPr>
+            <w:tcW w:type="dxa" w:w="1728"/>
             <w:shd w:fill="FFFFFF"/>
             <w:tcMar>
               <w:top w:w="90" w:type="dxa"/>
@@ -25811,7 +27624,7 @@
           <w:p>
             <w:pPr>
               <w:spacing w:after="40" w:before="40"/>
-              <w:jc w:val="left"/>
+              <w:jc w:val="center"/>
             </w:pPr>
             <w:r>
               <w:rPr>
@@ -25819,7 +27632,7 @@
                 <w:color w:val="141414"/>
                 <w:sz w:val="20"/>
               </w:rPr>
-              <w:t>Touch new file in monitored path</w:t>
+              <w:t>3 Weeks</w:t>
             </w:r>
           </w:p>
         </w:tc>
@@ -25846,13 +27659,13 @@
                 <w:color w:val="141414"/>
                 <w:sz w:val="20"/>
               </w:rPr>
-              <w:t>Event logged, SHA-256 baseline created</w:t>
-            </w:r>
-          </w:p>
-        </w:tc>
-        <w:tc>
-          <w:tcPr>
-            <w:tcW w:type="dxa" w:w="1152"/>
+              <w:t>Approved Research Proposal</w:t>
+            </w:r>
+          </w:p>
+        </w:tc>
+        <w:tc>
+          <w:tcPr>
+            <w:tcW w:type="dxa" w:w="1584"/>
             <w:shd w:fill="FFFFFF"/>
             <w:tcMar>
               <w:top w:w="90" w:type="dxa"/>
@@ -25873,7 +27686,7 @@
                 <w:color w:val="141414"/>
                 <w:sz w:val="20"/>
               </w:rPr>
-              <w:t>PASSED</w:t>
+              <w:t>COMPLETED</w:t>
             </w:r>
           </w:p>
         </w:tc>
@@ -25902,13 +27715,13 @@
                 <w:color w:val="141414"/>
                 <w:sz w:val="20"/>
               </w:rPr>
-              <w:t>TC-002</w:t>
-            </w:r>
-          </w:p>
-        </w:tc>
-        <w:tc>
-          <w:tcPr>
-            <w:tcW w:type="dxa" w:w="2736"/>
+              <w:t>Phase 2</w:t>
+            </w:r>
+          </w:p>
+        </w:tc>
+        <w:tc>
+          <w:tcPr>
+            <w:tcW w:type="dxa" w:w="3600"/>
             <w:shd w:fill="F7FAFC"/>
             <w:tcMar>
               <w:top w:w="90" w:type="dxa"/>
@@ -25929,13 +27742,13 @@
                 <w:color w:val="141414"/>
                 <w:sz w:val="20"/>
               </w:rPr>
-              <w:t>Unauthorized File Modification Detection</w:t>
-            </w:r>
-          </w:p>
-        </w:tc>
-        <w:tc>
-          <w:tcPr>
-            <w:tcW w:type="dxa" w:w="2592"/>
+              <w:t>Baseline study, questionnaire execution &amp; requirements gathering</w:t>
+            </w:r>
+          </w:p>
+        </w:tc>
+        <w:tc>
+          <w:tcPr>
+            <w:tcW w:type="dxa" w:w="1728"/>
             <w:shd w:fill="F7FAFC"/>
             <w:tcMar>
               <w:top w:w="90" w:type="dxa"/>
@@ -25948,7 +27761,7 @@
           <w:p>
             <w:pPr>
               <w:spacing w:after="40" w:before="40"/>
-              <w:jc w:val="left"/>
+              <w:jc w:val="center"/>
             </w:pPr>
             <w:r>
               <w:rPr>
@@ -25956,7 +27769,7 @@
                 <w:color w:val="141414"/>
                 <w:sz w:val="20"/>
               </w:rPr>
-              <w:t>Inject byte into monitored file</w:t>
+              <w:t>4 Weeks</w:t>
             </w:r>
           </w:p>
         </w:tc>
@@ -25983,13 +27796,13 @@
                 <w:color w:val="141414"/>
                 <w:sz w:val="20"/>
               </w:rPr>
-              <w:t>Tamper detected in &lt; 20 ms, alert dispatched</w:t>
-            </w:r>
-          </w:p>
-        </w:tc>
-        <w:tc>
-          <w:tcPr>
-            <w:tcW w:type="dxa" w:w="1152"/>
+              <w:t>Baseline Report &amp; Requirements Spec</w:t>
+            </w:r>
+          </w:p>
+        </w:tc>
+        <w:tc>
+          <w:tcPr>
+            <w:tcW w:type="dxa" w:w="1584"/>
             <w:shd w:fill="F7FAFC"/>
             <w:tcMar>
               <w:top w:w="90" w:type="dxa"/>
@@ -26010,7 +27823,7 @@
                 <w:color w:val="141414"/>
                 <w:sz w:val="20"/>
               </w:rPr>
-              <w:t>PASSED</w:t>
+              <w:t>COMPLETED</w:t>
             </w:r>
           </w:p>
         </w:tc>
@@ -26039,13 +27852,13 @@
                 <w:color w:val="141414"/>
                 <w:sz w:val="20"/>
               </w:rPr>
-              <w:t>TC-003</w:t>
-            </w:r>
-          </w:p>
-        </w:tc>
-        <w:tc>
-          <w:tcPr>
-            <w:tcW w:type="dxa" w:w="2736"/>
+              <w:t>Phase 3</w:t>
+            </w:r>
+          </w:p>
+        </w:tc>
+        <w:tc>
+          <w:tcPr>
+            <w:tcW w:type="dxa" w:w="3600"/>
             <w:shd w:fill="FFFFFF"/>
             <w:tcMar>
               <w:top w:w="90" w:type="dxa"/>
@@ -26066,13 +27879,13 @@
                 <w:color w:val="141414"/>
                 <w:sz w:val="20"/>
               </w:rPr>
-              <w:t>Critical Folder Auto-Lock Enforcement</w:t>
-            </w:r>
-          </w:p>
-        </w:tc>
-        <w:tc>
-          <w:tcPr>
-            <w:tcW w:type="dxa" w:w="2592"/>
+              <w:t>System architecture design, component modeling &amp; security design</w:t>
+            </w:r>
+          </w:p>
+        </w:tc>
+        <w:tc>
+          <w:tcPr>
+            <w:tcW w:type="dxa" w:w="1728"/>
             <w:shd w:fill="FFFFFF"/>
             <w:tcMar>
               <w:top w:w="90" w:type="dxa"/>
@@ -26085,7 +27898,7 @@
           <w:p>
             <w:pPr>
               <w:spacing w:after="40" w:before="40"/>
-              <w:jc w:val="left"/>
+              <w:jc w:val="center"/>
             </w:pPr>
             <w:r>
               <w:rPr>
@@ -26093,7 +27906,7 @@
                 <w:color w:val="141414"/>
                 <w:sz w:val="20"/>
               </w:rPr>
-              <w:t>Register folder with tier=critical</w:t>
+              <w:t>4 Weeks</w:t>
             </w:r>
           </w:p>
         </w:tc>
@@ -26120,13 +27933,13 @@
                 <w:color w:val="141414"/>
                 <w:sz w:val="20"/>
               </w:rPr>
-              <w:t>NTFS DENY Write applied automatically</w:t>
-            </w:r>
-          </w:p>
-        </w:tc>
-        <w:tc>
-          <w:tcPr>
-            <w:tcW w:type="dxa" w:w="1152"/>
+              <w:t>System Architecture &amp; DDL Spec</w:t>
+            </w:r>
+          </w:p>
+        </w:tc>
+        <w:tc>
+          <w:tcPr>
+            <w:tcW w:type="dxa" w:w="1584"/>
             <w:shd w:fill="FFFFFF"/>
             <w:tcMar>
               <w:top w:w="90" w:type="dxa"/>
@@ -26147,7 +27960,7 @@
                 <w:color w:val="141414"/>
                 <w:sz w:val="20"/>
               </w:rPr>
-              <w:t>PASSED</w:t>
+              <w:t>COMPLETED</w:t>
             </w:r>
           </w:p>
         </w:tc>
@@ -26176,13 +27989,13 @@
                 <w:color w:val="141414"/>
                 <w:sz w:val="20"/>
               </w:rPr>
-              <w:t>TC-004</w:t>
-            </w:r>
-          </w:p>
-        </w:tc>
-        <w:tc>
-          <w:tcPr>
-            <w:tcW w:type="dxa" w:w="2736"/>
+              <w:t>Phase 4</w:t>
+            </w:r>
+          </w:p>
+        </w:tc>
+        <w:tc>
+          <w:tcPr>
+            <w:tcW w:type="dxa" w:w="3600"/>
             <w:shd w:fill="F7FAFC"/>
             <w:tcMar>
               <w:top w:w="90" w:type="dxa"/>
@@ -26203,13 +28016,13 @@
                 <w:color w:val="141414"/>
                 <w:sz w:val="20"/>
               </w:rPr>
-              <w:t>Simulated Ransomware Write Denial</w:t>
-            </w:r>
-          </w:p>
-        </w:tc>
-        <w:tc>
-          <w:tcPr>
-            <w:tcW w:type="dxa" w:w="2592"/>
+              <w:t>System development (Kernel hooks, SHA-256 engine, ACL, Vault, UI)</w:t>
+            </w:r>
+          </w:p>
+        </w:tc>
+        <w:tc>
+          <w:tcPr>
+            <w:tcW w:type="dxa" w:w="1728"/>
             <w:shd w:fill="F7FAFC"/>
             <w:tcMar>
               <w:top w:w="90" w:type="dxa"/>
@@ -26222,7 +28035,7 @@
           <w:p>
             <w:pPr>
               <w:spacing w:after="40" w:before="40"/>
-              <w:jc w:val="left"/>
+              <w:jc w:val="center"/>
             </w:pPr>
             <w:r>
               <w:rPr>
@@ -26230,7 +28043,7 @@
                 <w:color w:val="141414"/>
                 <w:sz w:val="20"/>
               </w:rPr>
-              <w:t>Execute Python XOR bulk encryptor</w:t>
+              <w:t>8 Weeks</w:t>
             </w:r>
           </w:p>
         </w:tc>
@@ -26257,13 +28070,13 @@
                 <w:color w:val="141414"/>
                 <w:sz w:val="20"/>
               </w:rPr>
-              <w:t>Access Denied by kernel; 0 files modified</w:t>
-            </w:r>
-          </w:p>
-        </w:tc>
-        <w:tc>
-          <w:tcPr>
-            <w:tcW w:type="dxa" w:w="1152"/>
+              <w:t>Functional Software Prototype</w:t>
+            </w:r>
+          </w:p>
+        </w:tc>
+        <w:tc>
+          <w:tcPr>
+            <w:tcW w:type="dxa" w:w="1584"/>
             <w:shd w:fill="F7FAFC"/>
             <w:tcMar>
               <w:top w:w="90" w:type="dxa"/>
@@ -26284,7 +28097,7 @@
                 <w:color w:val="141414"/>
                 <w:sz w:val="20"/>
               </w:rPr>
-              <w:t>PASSED</w:t>
+              <w:t>COMPLETED</w:t>
             </w:r>
           </w:p>
         </w:tc>
@@ -26313,13 +28126,13 @@
                 <w:color w:val="141414"/>
                 <w:sz w:val="20"/>
               </w:rPr>
-              <w:t>TC-005</w:t>
-            </w:r>
-          </w:p>
-        </w:tc>
-        <w:tc>
-          <w:tcPr>
-            <w:tcW w:type="dxa" w:w="2736"/>
+              <w:t>Phase 5</w:t>
+            </w:r>
+          </w:p>
+        </w:tc>
+        <w:tc>
+          <w:tcPr>
+            <w:tcW w:type="dxa" w:w="3600"/>
             <w:shd w:fill="FFFFFF"/>
             <w:tcMar>
               <w:top w:w="90" w:type="dxa"/>
@@ -26340,13 +28153,13 @@
                 <w:color w:val="141414"/>
                 <w:sz w:val="20"/>
               </w:rPr>
-              <w:t>Password-Gated Unlock Verification</w:t>
-            </w:r>
-          </w:p>
-        </w:tc>
-        <w:tc>
-          <w:tcPr>
-            <w:tcW w:type="dxa" w:w="2592"/>
+              <w:t>System testing, latency benchmark, ransomware evaluation</w:t>
+            </w:r>
+          </w:p>
+        </w:tc>
+        <w:tc>
+          <w:tcPr>
+            <w:tcW w:type="dxa" w:w="1728"/>
             <w:shd w:fill="FFFFFF"/>
             <w:tcMar>
               <w:top w:w="90" w:type="dxa"/>
@@ -26359,7 +28172,7 @@
           <w:p>
             <w:pPr>
               <w:spacing w:after="40" w:before="40"/>
-              <w:jc w:val="left"/>
+              <w:jc w:val="center"/>
             </w:pPr>
             <w:r>
               <w:rPr>
@@ -26367,7 +28180,7 @@
                 <w:color w:val="141414"/>
                 <w:sz w:val="20"/>
               </w:rPr>
-              <w:t>Submit invalid folder unlock password</w:t>
+              <w:t>4 Weeks</w:t>
             </w:r>
           </w:p>
         </w:tc>
@@ -26394,13 +28207,13 @@
                 <w:color w:val="141414"/>
                 <w:sz w:val="20"/>
               </w:rPr>
-              <w:t>HTTP 403 Forbidden; failed attempt logged</w:t>
-            </w:r>
-          </w:p>
-        </w:tc>
-        <w:tc>
-          <w:tcPr>
-            <w:tcW w:type="dxa" w:w="1152"/>
+              <w:t>Empirical Evaluation Ledger</w:t>
+            </w:r>
+          </w:p>
+        </w:tc>
+        <w:tc>
+          <w:tcPr>
+            <w:tcW w:type="dxa" w:w="1584"/>
             <w:shd w:fill="FFFFFF"/>
             <w:tcMar>
               <w:top w:w="90" w:type="dxa"/>
@@ -26421,7 +28234,7 @@
                 <w:color w:val="141414"/>
                 <w:sz w:val="20"/>
               </w:rPr>
-              <w:t>PASSED</w:t>
+              <w:t>COMPLETED</w:t>
             </w:r>
           </w:p>
         </w:tc>
@@ -26450,13 +28263,13 @@
                 <w:color w:val="141414"/>
                 <w:sz w:val="20"/>
               </w:rPr>
-              <w:t>TC-006</w:t>
-            </w:r>
-          </w:p>
-        </w:tc>
-        <w:tc>
-          <w:tcPr>
-            <w:tcW w:type="dxa" w:w="2736"/>
+              <w:t>Phase 6</w:t>
+            </w:r>
+          </w:p>
+        </w:tc>
+        <w:tc>
+          <w:tcPr>
+            <w:tcW w:type="dxa" w:w="3600"/>
             <w:shd w:fill="F7FAFC"/>
             <w:tcMar>
               <w:top w:w="90" w:type="dxa"/>
@@ -26477,13 +28290,13 @@
                 <w:color w:val="141414"/>
                 <w:sz w:val="20"/>
               </w:rPr>
-              <w:t>Authorized Folder Unlock Execution</w:t>
-            </w:r>
-          </w:p>
-        </w:tc>
-        <w:tc>
-          <w:tcPr>
-            <w:tcW w:type="dxa" w:w="2592"/>
+              <w:t>Final thesis documentation, binding &amp; presentation preparation</w:t>
+            </w:r>
+          </w:p>
+        </w:tc>
+        <w:tc>
+          <w:tcPr>
+            <w:tcW w:type="dxa" w:w="1728"/>
             <w:shd w:fill="F7FAFC"/>
             <w:tcMar>
               <w:top w:w="90" w:type="dxa"/>
@@ -26496,7 +28309,7 @@
           <w:p>
             <w:pPr>
               <w:spacing w:after="40" w:before="40"/>
-              <w:jc w:val="left"/>
+              <w:jc w:val="center"/>
             </w:pPr>
             <w:r>
               <w:rPr>
@@ -26504,7 +28317,7 @@
                 <w:color w:val="141414"/>
                 <w:sz w:val="20"/>
               </w:rPr>
-              <w:t>Submit valid folder unlock password</w:t>
+              <w:t>4 Weeks</w:t>
             </w:r>
           </w:p>
         </w:tc>
@@ -26531,13 +28344,13 @@
                 <w:color w:val="141414"/>
                 <w:sz w:val="20"/>
               </w:rPr>
-              <w:t>HTTP 200 OK; NTFS DENY Write removed</w:t>
-            </w:r>
-          </w:p>
-        </w:tc>
-        <w:tc>
-          <w:tcPr>
-            <w:tcW w:type="dxa" w:w="1152"/>
+              <w:t>Final Research Report &amp; Defense</w:t>
+            </w:r>
+          </w:p>
+        </w:tc>
+        <w:tc>
+          <w:tcPr>
+            <w:tcW w:type="dxa" w:w="1584"/>
             <w:shd w:fill="F7FAFC"/>
             <w:tcMar>
               <w:top w:w="90" w:type="dxa"/>
@@ -26558,7 +28371,219 @@
                 <w:color w:val="141414"/>
                 <w:sz w:val="20"/>
               </w:rPr>
-              <w:t>PASSED</w:t>
+              <w:t>COMPLETED</w:t>
+            </w:r>
+          </w:p>
+        </w:tc>
+      </w:tr>
+    </w:tbl>
+    <w:p>
+      <w:pPr>
+        <w:spacing w:after="120"/>
+      </w:pPr>
+    </w:p>
+    <w:p>
+      <w:pPr>
+        <w:keepNext/>
+        <w:spacing w:before="280" w:after="120"/>
+        <w:jc w:val="left"/>
+      </w:pPr>
+      <w:r>
+        <w:rPr>
+          <w:rFonts w:ascii="Times New Roman" w:hAnsi="Times New Roman"/>
+          <w:b/>
+          <w:color w:val="000000"/>
+          <w:sz w:val="26"/>
+        </w:rPr>
+        <w:t>Appendix VII: Budget</w:t>
+      </w:r>
+    </w:p>
+    <w:p>
+      <w:pPr>
+        <w:spacing w:line="360" w:lineRule="auto" w:after="120" w:before="0"/>
+        <w:jc w:val="both"/>
+      </w:pPr>
+      <w:r>
+        <w:rPr>
+          <w:rFonts w:ascii="Times New Roman" w:hAnsi="Times New Roman"/>
+          <w:i w:val="0"/>
+          <w:color w:val="000000"/>
+          <w:sz w:val="24"/>
+        </w:rPr>
+        <w:t>The financial expenditure reflects resources utilized to design, develop, test, and document the prototype in an academic institution setting.</w:t>
+      </w:r>
+    </w:p>
+    <w:p>
+      <w:pPr>
+        <w:spacing w:before="120" w:after="160"/>
+        <w:jc w:val="center"/>
+      </w:pPr>
+      <w:r>
+        <w:rPr>
+          <w:rFonts w:ascii="Times New Roman" w:hAnsi="Times New Roman"/>
+          <w:b/>
+          <w:i/>
+          <w:color w:val="282828"/>
+          <w:sz w:val="22"/>
+        </w:rPr>
+        <w:t>Table A7.1: Detailed Project Expenditure Budget (ZMW)</w:t>
+      </w:r>
+    </w:p>
+    <w:tbl>
+      <w:tblPr>
+        <w:tblW w:type="auto" w:w="0"/>
+        <w:jc w:val="center"/>
+        <w:tblLayout w:type="fixed"/>
+        <w:tblLook w:firstColumn="1" w:firstRow="1" w:lastColumn="0" w:lastRow="0" w:noHBand="0" w:noVBand="1" w:val="04A0"/>
+      </w:tblPr>
+      <w:tblGrid>
+        <w:gridCol w:w="1805"/>
+        <w:gridCol w:w="1805"/>
+        <w:gridCol w:w="1805"/>
+        <w:gridCol w:w="1805"/>
+        <w:gridCol w:w="1805"/>
+      </w:tblGrid>
+      <w:tr>
+        <w:trPr>
+          <w:tblHeader/>
+        </w:trPr>
+        <w:tc>
+          <w:tcPr>
+            <w:tcW w:type="dxa" w:w="2016"/>
+            <w:shd w:fill="1A365D"/>
+            <w:tcMar>
+              <w:top w:w="120" w:type="dxa"/>
+              <w:bottom w:w="120" w:type="dxa"/>
+              <w:left w:w="150" w:type="dxa"/>
+              <w:right w:w="150" w:type="dxa"/>
+            </w:tcMar>
+            <w:vAlign w:val="center"/>
+          </w:tcPr>
+          <w:p>
+            <w:pPr>
+              <w:spacing w:after="40" w:before="40"/>
+              <w:jc w:val="center"/>
+            </w:pPr>
+            <w:r>
+              <w:rPr>
+                <w:rFonts w:ascii="Times New Roman" w:hAnsi="Times New Roman"/>
+                <w:b/>
+                <w:color w:val="FFFFFF"/>
+                <w:sz w:val="21"/>
+              </w:rPr>
+              <w:t>Budget Category</w:t>
+            </w:r>
+          </w:p>
+        </w:tc>
+        <w:tc>
+          <w:tcPr>
+            <w:tcW w:type="dxa" w:w="3888"/>
+            <w:shd w:fill="1A365D"/>
+            <w:tcMar>
+              <w:top w:w="120" w:type="dxa"/>
+              <w:bottom w:w="120" w:type="dxa"/>
+              <w:left w:w="150" w:type="dxa"/>
+              <w:right w:w="150" w:type="dxa"/>
+            </w:tcMar>
+            <w:vAlign w:val="center"/>
+          </w:tcPr>
+          <w:p>
+            <w:pPr>
+              <w:spacing w:after="40" w:before="40"/>
+              <w:jc w:val="center"/>
+            </w:pPr>
+            <w:r>
+              <w:rPr>
+                <w:rFonts w:ascii="Times New Roman" w:hAnsi="Times New Roman"/>
+                <w:b/>
+                <w:color w:val="FFFFFF"/>
+                <w:sz w:val="21"/>
+              </w:rPr>
+              <w:t>Item Description &amp; Specification</w:t>
+            </w:r>
+          </w:p>
+        </w:tc>
+        <w:tc>
+          <w:tcPr>
+            <w:tcW w:type="dxa" w:w="1728"/>
+            <w:shd w:fill="1A365D"/>
+            <w:tcMar>
+              <w:top w:w="120" w:type="dxa"/>
+              <w:bottom w:w="120" w:type="dxa"/>
+              <w:left w:w="150" w:type="dxa"/>
+              <w:right w:w="150" w:type="dxa"/>
+            </w:tcMar>
+            <w:vAlign w:val="center"/>
+          </w:tcPr>
+          <w:p>
+            <w:pPr>
+              <w:spacing w:after="40" w:before="40"/>
+              <w:jc w:val="center"/>
+            </w:pPr>
+            <w:r>
+              <w:rPr>
+                <w:rFonts w:ascii="Times New Roman" w:hAnsi="Times New Roman"/>
+                <w:b/>
+                <w:color w:val="FFFFFF"/>
+                <w:sz w:val="21"/>
+              </w:rPr>
+              <w:t>Unit Cost (ZMW)</w:t>
+            </w:r>
+          </w:p>
+        </w:tc>
+        <w:tc>
+          <w:tcPr>
+            <w:tcW w:type="dxa" w:w="1296"/>
+            <w:shd w:fill="1A365D"/>
+            <w:tcMar>
+              <w:top w:w="120" w:type="dxa"/>
+              <w:bottom w:w="120" w:type="dxa"/>
+              <w:left w:w="150" w:type="dxa"/>
+              <w:right w:w="150" w:type="dxa"/>
+            </w:tcMar>
+            <w:vAlign w:val="center"/>
+          </w:tcPr>
+          <w:p>
+            <w:pPr>
+              <w:spacing w:after="40" w:before="40"/>
+              <w:jc w:val="center"/>
+            </w:pPr>
+            <w:r>
+              <w:rPr>
+                <w:rFonts w:ascii="Times New Roman" w:hAnsi="Times New Roman"/>
+                <w:b/>
+                <w:color w:val="FFFFFF"/>
+                <w:sz w:val="21"/>
+              </w:rPr>
+              <w:t>Quantity</w:t>
+            </w:r>
+          </w:p>
+        </w:tc>
+        <w:tc>
+          <w:tcPr>
+            <w:tcW w:type="dxa" w:w="1728"/>
+            <w:shd w:fill="1A365D"/>
+            <w:tcMar>
+              <w:top w:w="120" w:type="dxa"/>
+              <w:bottom w:w="120" w:type="dxa"/>
+              <w:left w:w="150" w:type="dxa"/>
+              <w:right w:w="150" w:type="dxa"/>
+            </w:tcMar>
+            <w:vAlign w:val="center"/>
+          </w:tcPr>
+          <w:p>
+            <w:pPr>
+              <w:spacing w:after="40" w:before="40"/>
+              <w:jc w:val="center"/>
+            </w:pPr>
+            <w:r>
+              <w:rPr>
+                <w:rFonts w:ascii="Times New Roman" w:hAnsi="Times New Roman"/>
+                <w:b/>
+                <w:color w:val="FFFFFF"/>
+                <w:sz w:val="21"/>
+              </w:rPr>
+              <w:t>Total Cost (ZMW)</w:t>
             </w:r>
           </w:p>
         </w:tc>
@@ -26566,7 +28591,7 @@
       <w:tr>
         <w:tc>
           <w:tcPr>
-            <w:tcW w:type="dxa" w:w="1584"/>
+            <w:tcW w:type="dxa" w:w="2016"/>
             <w:shd w:fill="FFFFFF"/>
             <w:tcMar>
               <w:top w:w="90" w:type="dxa"/>
@@ -26587,13 +28612,13 @@
                 <w:color w:val="141414"/>
                 <w:sz w:val="20"/>
               </w:rPr>
-              <w:t>TC-007</w:t>
-            </w:r>
-          </w:p>
-        </w:tc>
-        <w:tc>
-          <w:tcPr>
-            <w:tcW w:type="dxa" w:w="2736"/>
+              <w:t>Hardware</w:t>
+            </w:r>
+          </w:p>
+        </w:tc>
+        <w:tc>
+          <w:tcPr>
+            <w:tcW w:type="dxa" w:w="3888"/>
             <w:shd w:fill="FFFFFF"/>
             <w:tcMar>
               <w:top w:w="90" w:type="dxa"/>
@@ -26614,13 +28639,13 @@
                 <w:color w:val="141414"/>
                 <w:sz w:val="20"/>
               </w:rPr>
-              <w:t>Self-Healing Vault Snapshot Rollback</w:t>
-            </w:r>
-          </w:p>
-        </w:tc>
-        <w:tc>
-          <w:tcPr>
-            <w:tcW w:type="dxa" w:w="2592"/>
+              <w:t>Development Workstations &amp; Testing Laptops (Existing)</w:t>
+            </w:r>
+          </w:p>
+        </w:tc>
+        <w:tc>
+          <w:tcPr>
+            <w:tcW w:type="dxa" w:w="1728"/>
             <w:shd w:fill="FFFFFF"/>
             <w:tcMar>
               <w:top w:w="90" w:type="dxa"/>
@@ -26633,7 +28658,7 @@
           <w:p>
             <w:pPr>
               <w:spacing w:after="40" w:before="40"/>
-              <w:jc w:val="left"/>
+              <w:jc w:val="center"/>
             </w:pPr>
             <w:r>
               <w:rPr>
@@ -26641,13 +28666,13 @@
                 <w:color w:val="141414"/>
                 <w:sz w:val="20"/>
               </w:rPr>
-              <w:t>Request rollback of modified file</w:t>
-            </w:r>
-          </w:p>
-        </w:tc>
-        <w:tc>
-          <w:tcPr>
-            <w:tcW w:type="dxa" w:w="2592"/>
+              <w:t>0.00</w:t>
+            </w:r>
+          </w:p>
+        </w:tc>
+        <w:tc>
+          <w:tcPr>
+            <w:tcW w:type="dxa" w:w="1296"/>
             <w:shd w:fill="FFFFFF"/>
             <w:tcMar>
               <w:top w:w="90" w:type="dxa"/>
@@ -26660,7 +28685,7 @@
           <w:p>
             <w:pPr>
               <w:spacing w:after="40" w:before="40"/>
-              <w:jc w:val="left"/>
+              <w:jc w:val="center"/>
             </w:pPr>
             <w:r>
               <w:rPr>
@@ -26668,13 +28693,13 @@
                 <w:color w:val="141414"/>
                 <w:sz w:val="20"/>
               </w:rPr>
-              <w:t>Bit-perfect restoration from encrypted vault</w:t>
-            </w:r>
-          </w:p>
-        </w:tc>
-        <w:tc>
-          <w:tcPr>
-            <w:tcW w:type="dxa" w:w="1152"/>
+              <w:t>2</w:t>
+            </w:r>
+          </w:p>
+        </w:tc>
+        <w:tc>
+          <w:tcPr>
+            <w:tcW w:type="dxa" w:w="1728"/>
             <w:shd w:fill="FFFFFF"/>
             <w:tcMar>
               <w:top w:w="90" w:type="dxa"/>
@@ -26695,7 +28720,7 @@
                 <w:color w:val="141414"/>
                 <w:sz w:val="20"/>
               </w:rPr>
-              <w:t>PASSED</w:t>
+              <w:t>0.00</w:t>
             </w:r>
           </w:p>
         </w:tc>
@@ -26703,7 +28728,7 @@
       <w:tr>
         <w:tc>
           <w:tcPr>
-            <w:tcW w:type="dxa" w:w="1584"/>
+            <w:tcW w:type="dxa" w:w="2016"/>
             <w:shd w:fill="F7FAFC"/>
             <w:tcMar>
               <w:top w:w="90" w:type="dxa"/>
@@ -26724,13 +28749,13 @@
                 <w:color w:val="141414"/>
                 <w:sz w:val="20"/>
               </w:rPr>
-              <w:t>TC-008</w:t>
-            </w:r>
-          </w:p>
-        </w:tc>
-        <w:tc>
-          <w:tcPr>
-            <w:tcW w:type="dxa" w:w="2736"/>
+              <w:t>Software</w:t>
+            </w:r>
+          </w:p>
+        </w:tc>
+        <w:tc>
+          <w:tcPr>
+            <w:tcW w:type="dxa" w:w="3888"/>
             <w:shd w:fill="F7FAFC"/>
             <w:tcMar>
               <w:top w:w="90" w:type="dxa"/>
@@ -26751,13 +28776,13 @@
                 <w:color w:val="141414"/>
                 <w:sz w:val="20"/>
               </w:rPr>
-              <w:t>MFA Sign-Up / Login Verification</w:t>
-            </w:r>
-          </w:p>
-        </w:tc>
-        <w:tc>
-          <w:tcPr>
-            <w:tcW w:type="dxa" w:w="2592"/>
+              <w:t>Python 3.12, FastAPI, React 18, SQLite/SQLCipher (Open Source)</w:t>
+            </w:r>
+          </w:p>
+        </w:tc>
+        <w:tc>
+          <w:tcPr>
+            <w:tcW w:type="dxa" w:w="1728"/>
             <w:shd w:fill="F7FAFC"/>
             <w:tcMar>
               <w:top w:w="90" w:type="dxa"/>
@@ -26770,7 +28795,7 @@
           <w:p>
             <w:pPr>
               <w:spacing w:after="40" w:before="40"/>
-              <w:jc w:val="left"/>
+              <w:jc w:val="center"/>
             </w:pPr>
             <w:r>
               <w:rPr>
@@ -26778,13 +28803,13 @@
                 <w:color w:val="141414"/>
                 <w:sz w:val="20"/>
               </w:rPr>
-              <w:t>Submit credentials + 6-digit OTP</w:t>
-            </w:r>
-          </w:p>
-        </w:tc>
-        <w:tc>
-          <w:tcPr>
-            <w:tcW w:type="dxa" w:w="2592"/>
+              <w:t>0.00</w:t>
+            </w:r>
+          </w:p>
+        </w:tc>
+        <w:tc>
+          <w:tcPr>
+            <w:tcW w:type="dxa" w:w="1296"/>
             <w:shd w:fill="F7FAFC"/>
             <w:tcMar>
               <w:top w:w="90" w:type="dxa"/>
@@ -26797,7 +28822,7 @@
           <w:p>
             <w:pPr>
               <w:spacing w:after="40" w:before="40"/>
-              <w:jc w:val="left"/>
+              <w:jc w:val="center"/>
             </w:pPr>
             <w:r>
               <w:rPr>
@@ -26805,13 +28830,13 @@
                 <w:color w:val="141414"/>
                 <w:sz w:val="20"/>
               </w:rPr>
-              <w:t>OTP verified via Resend email; token issued</w:t>
-            </w:r>
-          </w:p>
-        </w:tc>
-        <w:tc>
-          <w:tcPr>
-            <w:tcW w:type="dxa" w:w="1152"/>
+              <w:t>1</w:t>
+            </w:r>
+          </w:p>
+        </w:tc>
+        <w:tc>
+          <w:tcPr>
+            <w:tcW w:type="dxa" w:w="1728"/>
             <w:shd w:fill="F7FAFC"/>
             <w:tcMar>
               <w:top w:w="90" w:type="dxa"/>
@@ -26832,7 +28857,692 @@
                 <w:color w:val="141414"/>
                 <w:sz w:val="20"/>
               </w:rPr>
-              <w:t>PASSED</w:t>
+              <w:t>0.00</w:t>
+            </w:r>
+          </w:p>
+        </w:tc>
+      </w:tr>
+      <w:tr>
+        <w:tc>
+          <w:tcPr>
+            <w:tcW w:type="dxa" w:w="2016"/>
+            <w:shd w:fill="FFFFFF"/>
+            <w:tcMar>
+              <w:top w:w="90" w:type="dxa"/>
+              <w:bottom w:w="90" w:type="dxa"/>
+              <w:left w:w="120" w:type="dxa"/>
+              <w:right w:w="120" w:type="dxa"/>
+            </w:tcMar>
+            <w:vAlign w:val="center"/>
+          </w:tcPr>
+          <w:p>
+            <w:pPr>
+              <w:spacing w:after="40" w:before="40"/>
+              <w:jc w:val="left"/>
+            </w:pPr>
+            <w:r>
+              <w:rPr>
+                <w:rFonts w:ascii="Times New Roman" w:hAnsi="Times New Roman"/>
+                <w:color w:val="141414"/>
+                <w:sz w:val="20"/>
+              </w:rPr>
+              <w:t>Cloud Services</w:t>
+            </w:r>
+          </w:p>
+        </w:tc>
+        <w:tc>
+          <w:tcPr>
+            <w:tcW w:type="dxa" w:w="3888"/>
+            <w:shd w:fill="FFFFFF"/>
+            <w:tcMar>
+              <w:top w:w="90" w:type="dxa"/>
+              <w:bottom w:w="90" w:type="dxa"/>
+              <w:left w:w="120" w:type="dxa"/>
+              <w:right w:w="120" w:type="dxa"/>
+            </w:tcMar>
+            <w:vAlign w:val="center"/>
+          </w:tcPr>
+          <w:p>
+            <w:pPr>
+              <w:spacing w:after="40" w:before="40"/>
+              <w:jc w:val="left"/>
+            </w:pPr>
+            <w:r>
+              <w:rPr>
+                <w:rFonts w:ascii="Times New Roman" w:hAnsi="Times New Roman"/>
+                <w:color w:val="141414"/>
+                <w:sz w:val="20"/>
+              </w:rPr>
+              <w:t>Twilio SMS &amp; Resend Email API Development Credits</w:t>
+            </w:r>
+          </w:p>
+        </w:tc>
+        <w:tc>
+          <w:tcPr>
+            <w:tcW w:type="dxa" w:w="1728"/>
+            <w:shd w:fill="FFFFFF"/>
+            <w:tcMar>
+              <w:top w:w="90" w:type="dxa"/>
+              <w:bottom w:w="90" w:type="dxa"/>
+              <w:left w:w="120" w:type="dxa"/>
+              <w:right w:w="120" w:type="dxa"/>
+            </w:tcMar>
+            <w:vAlign w:val="center"/>
+          </w:tcPr>
+          <w:p>
+            <w:pPr>
+              <w:spacing w:after="40" w:before="40"/>
+              <w:jc w:val="center"/>
+            </w:pPr>
+            <w:r>
+              <w:rPr>
+                <w:rFonts w:ascii="Times New Roman" w:hAnsi="Times New Roman"/>
+                <w:color w:val="141414"/>
+                <w:sz w:val="20"/>
+              </w:rPr>
+              <w:t>350.00</w:t>
+            </w:r>
+          </w:p>
+        </w:tc>
+        <w:tc>
+          <w:tcPr>
+            <w:tcW w:type="dxa" w:w="1296"/>
+            <w:shd w:fill="FFFFFF"/>
+            <w:tcMar>
+              <w:top w:w="90" w:type="dxa"/>
+              <w:bottom w:w="90" w:type="dxa"/>
+              <w:left w:w="120" w:type="dxa"/>
+              <w:right w:w="120" w:type="dxa"/>
+            </w:tcMar>
+            <w:vAlign w:val="center"/>
+          </w:tcPr>
+          <w:p>
+            <w:pPr>
+              <w:spacing w:after="40" w:before="40"/>
+              <w:jc w:val="center"/>
+            </w:pPr>
+            <w:r>
+              <w:rPr>
+                <w:rFonts w:ascii="Times New Roman" w:hAnsi="Times New Roman"/>
+                <w:color w:val="141414"/>
+                <w:sz w:val="20"/>
+              </w:rPr>
+              <w:t>1</w:t>
+            </w:r>
+          </w:p>
+        </w:tc>
+        <w:tc>
+          <w:tcPr>
+            <w:tcW w:type="dxa" w:w="1728"/>
+            <w:shd w:fill="FFFFFF"/>
+            <w:tcMar>
+              <w:top w:w="90" w:type="dxa"/>
+              <w:bottom w:w="90" w:type="dxa"/>
+              <w:left w:w="120" w:type="dxa"/>
+              <w:right w:w="120" w:type="dxa"/>
+            </w:tcMar>
+            <w:vAlign w:val="center"/>
+          </w:tcPr>
+          <w:p>
+            <w:pPr>
+              <w:spacing w:after="40" w:before="40"/>
+              <w:jc w:val="center"/>
+            </w:pPr>
+            <w:r>
+              <w:rPr>
+                <w:rFonts w:ascii="Times New Roman" w:hAnsi="Times New Roman"/>
+                <w:color w:val="141414"/>
+                <w:sz w:val="20"/>
+              </w:rPr>
+              <w:t>350.00</w:t>
+            </w:r>
+          </w:p>
+        </w:tc>
+      </w:tr>
+      <w:tr>
+        <w:tc>
+          <w:tcPr>
+            <w:tcW w:type="dxa" w:w="2016"/>
+            <w:shd w:fill="F7FAFC"/>
+            <w:tcMar>
+              <w:top w:w="90" w:type="dxa"/>
+              <w:bottom w:w="90" w:type="dxa"/>
+              <w:left w:w="120" w:type="dxa"/>
+              <w:right w:w="120" w:type="dxa"/>
+            </w:tcMar>
+            <w:vAlign w:val="center"/>
+          </w:tcPr>
+          <w:p>
+            <w:pPr>
+              <w:spacing w:after="40" w:before="40"/>
+              <w:jc w:val="left"/>
+            </w:pPr>
+            <w:r>
+              <w:rPr>
+                <w:rFonts w:ascii="Times New Roman" w:hAnsi="Times New Roman"/>
+                <w:color w:val="141414"/>
+                <w:sz w:val="20"/>
+              </w:rPr>
+              <w:t>Internet Access</w:t>
+            </w:r>
+          </w:p>
+        </w:tc>
+        <w:tc>
+          <w:tcPr>
+            <w:tcW w:type="dxa" w:w="3888"/>
+            <w:shd w:fill="F7FAFC"/>
+            <w:tcMar>
+              <w:top w:w="90" w:type="dxa"/>
+              <w:bottom w:w="90" w:type="dxa"/>
+              <w:left w:w="120" w:type="dxa"/>
+              <w:right w:w="120" w:type="dxa"/>
+            </w:tcMar>
+            <w:vAlign w:val="center"/>
+          </w:tcPr>
+          <w:p>
+            <w:pPr>
+              <w:spacing w:after="40" w:before="40"/>
+              <w:jc w:val="left"/>
+            </w:pPr>
+            <w:r>
+              <w:rPr>
+                <w:rFonts w:ascii="Times New Roman" w:hAnsi="Times New Roman"/>
+                <w:color w:val="141414"/>
+                <w:sz w:val="20"/>
+              </w:rPr>
+              <w:t>High-speed broadband data for research, testing &amp; GitHub sync</w:t>
+            </w:r>
+          </w:p>
+        </w:tc>
+        <w:tc>
+          <w:tcPr>
+            <w:tcW w:type="dxa" w:w="1728"/>
+            <w:shd w:fill="F7FAFC"/>
+            <w:tcMar>
+              <w:top w:w="90" w:type="dxa"/>
+              <w:bottom w:w="90" w:type="dxa"/>
+              <w:left w:w="120" w:type="dxa"/>
+              <w:right w:w="120" w:type="dxa"/>
+            </w:tcMar>
+            <w:vAlign w:val="center"/>
+          </w:tcPr>
+          <w:p>
+            <w:pPr>
+              <w:spacing w:after="40" w:before="40"/>
+              <w:jc w:val="center"/>
+            </w:pPr>
+            <w:r>
+              <w:rPr>
+                <w:rFonts w:ascii="Times New Roman" w:hAnsi="Times New Roman"/>
+                <w:color w:val="141414"/>
+                <w:sz w:val="20"/>
+              </w:rPr>
+              <w:t>400.00 / month</w:t>
+            </w:r>
+          </w:p>
+        </w:tc>
+        <w:tc>
+          <w:tcPr>
+            <w:tcW w:type="dxa" w:w="1296"/>
+            <w:shd w:fill="F7FAFC"/>
+            <w:tcMar>
+              <w:top w:w="90" w:type="dxa"/>
+              <w:bottom w:w="90" w:type="dxa"/>
+              <w:left w:w="120" w:type="dxa"/>
+              <w:right w:w="120" w:type="dxa"/>
+            </w:tcMar>
+            <w:vAlign w:val="center"/>
+          </w:tcPr>
+          <w:p>
+            <w:pPr>
+              <w:spacing w:after="40" w:before="40"/>
+              <w:jc w:val="center"/>
+            </w:pPr>
+            <w:r>
+              <w:rPr>
+                <w:rFonts w:ascii="Times New Roman" w:hAnsi="Times New Roman"/>
+                <w:color w:val="141414"/>
+                <w:sz w:val="20"/>
+              </w:rPr>
+              <w:t>3.5</w:t>
+            </w:r>
+          </w:p>
+        </w:tc>
+        <w:tc>
+          <w:tcPr>
+            <w:tcW w:type="dxa" w:w="1728"/>
+            <w:shd w:fill="F7FAFC"/>
+            <w:tcMar>
+              <w:top w:w="90" w:type="dxa"/>
+              <w:bottom w:w="90" w:type="dxa"/>
+              <w:left w:w="120" w:type="dxa"/>
+              <w:right w:w="120" w:type="dxa"/>
+            </w:tcMar>
+            <w:vAlign w:val="center"/>
+          </w:tcPr>
+          <w:p>
+            <w:pPr>
+              <w:spacing w:after="40" w:before="40"/>
+              <w:jc w:val="center"/>
+            </w:pPr>
+            <w:r>
+              <w:rPr>
+                <w:rFonts w:ascii="Times New Roman" w:hAnsi="Times New Roman"/>
+                <w:color w:val="141414"/>
+                <w:sz w:val="20"/>
+              </w:rPr>
+              <w:t>1,400.00</w:t>
+            </w:r>
+          </w:p>
+        </w:tc>
+      </w:tr>
+      <w:tr>
+        <w:tc>
+          <w:tcPr>
+            <w:tcW w:type="dxa" w:w="2016"/>
+            <w:shd w:fill="FFFFFF"/>
+            <w:tcMar>
+              <w:top w:w="90" w:type="dxa"/>
+              <w:bottom w:w="90" w:type="dxa"/>
+              <w:left w:w="120" w:type="dxa"/>
+              <w:right w:w="120" w:type="dxa"/>
+            </w:tcMar>
+            <w:vAlign w:val="center"/>
+          </w:tcPr>
+          <w:p>
+            <w:pPr>
+              <w:spacing w:after="40" w:before="40"/>
+              <w:jc w:val="left"/>
+            </w:pPr>
+            <w:r>
+              <w:rPr>
+                <w:rFonts w:ascii="Times New Roman" w:hAnsi="Times New Roman"/>
+                <w:color w:val="141414"/>
+                <w:sz w:val="20"/>
+              </w:rPr>
+              <w:t>Field Study</w:t>
+            </w:r>
+          </w:p>
+        </w:tc>
+        <w:tc>
+          <w:tcPr>
+            <w:tcW w:type="dxa" w:w="3888"/>
+            <w:shd w:fill="FFFFFF"/>
+            <w:tcMar>
+              <w:top w:w="90" w:type="dxa"/>
+              <w:bottom w:w="90" w:type="dxa"/>
+              <w:left w:w="120" w:type="dxa"/>
+              <w:right w:w="120" w:type="dxa"/>
+            </w:tcMar>
+            <w:vAlign w:val="center"/>
+          </w:tcPr>
+          <w:p>
+            <w:pPr>
+              <w:spacing w:after="40" w:before="40"/>
+              <w:jc w:val="left"/>
+            </w:pPr>
+            <w:r>
+              <w:rPr>
+                <w:rFonts w:ascii="Times New Roman" w:hAnsi="Times New Roman"/>
+                <w:color w:val="141414"/>
+                <w:sz w:val="20"/>
+              </w:rPr>
+              <w:t>Questionnaire printing, stationary &amp; baseline study logistics</w:t>
+            </w:r>
+          </w:p>
+        </w:tc>
+        <w:tc>
+          <w:tcPr>
+            <w:tcW w:type="dxa" w:w="1728"/>
+            <w:shd w:fill="FFFFFF"/>
+            <w:tcMar>
+              <w:top w:w="90" w:type="dxa"/>
+              <w:bottom w:w="90" w:type="dxa"/>
+              <w:left w:w="120" w:type="dxa"/>
+              <w:right w:w="120" w:type="dxa"/>
+            </w:tcMar>
+            <w:vAlign w:val="center"/>
+          </w:tcPr>
+          <w:p>
+            <w:pPr>
+              <w:spacing w:after="40" w:before="40"/>
+              <w:jc w:val="center"/>
+            </w:pPr>
+            <w:r>
+              <w:rPr>
+                <w:rFonts w:ascii="Times New Roman" w:hAnsi="Times New Roman"/>
+                <w:color w:val="141414"/>
+                <w:sz w:val="20"/>
+              </w:rPr>
+              <w:t>450.00</w:t>
+            </w:r>
+          </w:p>
+        </w:tc>
+        <w:tc>
+          <w:tcPr>
+            <w:tcW w:type="dxa" w:w="1296"/>
+            <w:shd w:fill="FFFFFF"/>
+            <w:tcMar>
+              <w:top w:w="90" w:type="dxa"/>
+              <w:bottom w:w="90" w:type="dxa"/>
+              <w:left w:w="120" w:type="dxa"/>
+              <w:right w:w="120" w:type="dxa"/>
+            </w:tcMar>
+            <w:vAlign w:val="center"/>
+          </w:tcPr>
+          <w:p>
+            <w:pPr>
+              <w:spacing w:after="40" w:before="40"/>
+              <w:jc w:val="center"/>
+            </w:pPr>
+            <w:r>
+              <w:rPr>
+                <w:rFonts w:ascii="Times New Roman" w:hAnsi="Times New Roman"/>
+                <w:color w:val="141414"/>
+                <w:sz w:val="20"/>
+              </w:rPr>
+              <w:t>1</w:t>
+            </w:r>
+          </w:p>
+        </w:tc>
+        <w:tc>
+          <w:tcPr>
+            <w:tcW w:type="dxa" w:w="1728"/>
+            <w:shd w:fill="FFFFFF"/>
+            <w:tcMar>
+              <w:top w:w="90" w:type="dxa"/>
+              <w:bottom w:w="90" w:type="dxa"/>
+              <w:left w:w="120" w:type="dxa"/>
+              <w:right w:w="120" w:type="dxa"/>
+            </w:tcMar>
+            <w:vAlign w:val="center"/>
+          </w:tcPr>
+          <w:p>
+            <w:pPr>
+              <w:spacing w:after="40" w:before="40"/>
+              <w:jc w:val="center"/>
+            </w:pPr>
+            <w:r>
+              <w:rPr>
+                <w:rFonts w:ascii="Times New Roman" w:hAnsi="Times New Roman"/>
+                <w:color w:val="141414"/>
+                <w:sz w:val="20"/>
+              </w:rPr>
+              <w:t>450.00</w:t>
+            </w:r>
+          </w:p>
+        </w:tc>
+      </w:tr>
+      <w:tr>
+        <w:tc>
+          <w:tcPr>
+            <w:tcW w:type="dxa" w:w="2016"/>
+            <w:shd w:fill="F7FAFC"/>
+            <w:tcMar>
+              <w:top w:w="90" w:type="dxa"/>
+              <w:bottom w:w="90" w:type="dxa"/>
+              <w:left w:w="120" w:type="dxa"/>
+              <w:right w:w="120" w:type="dxa"/>
+            </w:tcMar>
+            <w:vAlign w:val="center"/>
+          </w:tcPr>
+          <w:p>
+            <w:pPr>
+              <w:spacing w:after="40" w:before="40"/>
+              <w:jc w:val="left"/>
+            </w:pPr>
+            <w:r>
+              <w:rPr>
+                <w:rFonts w:ascii="Times New Roman" w:hAnsi="Times New Roman"/>
+                <w:color w:val="141414"/>
+                <w:sz w:val="20"/>
+              </w:rPr>
+              <w:t>Documentation</w:t>
+            </w:r>
+          </w:p>
+        </w:tc>
+        <w:tc>
+          <w:tcPr>
+            <w:tcW w:type="dxa" w:w="3888"/>
+            <w:shd w:fill="F7FAFC"/>
+            <w:tcMar>
+              <w:top w:w="90" w:type="dxa"/>
+              <w:bottom w:w="90" w:type="dxa"/>
+              <w:left w:w="120" w:type="dxa"/>
+              <w:right w:w="120" w:type="dxa"/>
+            </w:tcMar>
+            <w:vAlign w:val="center"/>
+          </w:tcPr>
+          <w:p>
+            <w:pPr>
+              <w:spacing w:after="40" w:before="40"/>
+              <w:jc w:val="left"/>
+            </w:pPr>
+            <w:r>
+              <w:rPr>
+                <w:rFonts w:ascii="Times New Roman" w:hAnsi="Times New Roman"/>
+                <w:color w:val="141414"/>
+                <w:sz w:val="20"/>
+              </w:rPr>
+              <w:t>Final report printing, hard-cover binding &amp; presentation media</w:t>
+            </w:r>
+          </w:p>
+        </w:tc>
+        <w:tc>
+          <w:tcPr>
+            <w:tcW w:type="dxa" w:w="1728"/>
+            <w:shd w:fill="F7FAFC"/>
+            <w:tcMar>
+              <w:top w:w="90" w:type="dxa"/>
+              <w:bottom w:w="90" w:type="dxa"/>
+              <w:left w:w="120" w:type="dxa"/>
+              <w:right w:w="120" w:type="dxa"/>
+            </w:tcMar>
+            <w:vAlign w:val="center"/>
+          </w:tcPr>
+          <w:p>
+            <w:pPr>
+              <w:spacing w:after="40" w:before="40"/>
+              <w:jc w:val="center"/>
+            </w:pPr>
+            <w:r>
+              <w:rPr>
+                <w:rFonts w:ascii="Times New Roman" w:hAnsi="Times New Roman"/>
+                <w:color w:val="141414"/>
+                <w:sz w:val="20"/>
+              </w:rPr>
+              <w:t>1,000.00</w:t>
+            </w:r>
+          </w:p>
+        </w:tc>
+        <w:tc>
+          <w:tcPr>
+            <w:tcW w:type="dxa" w:w="1296"/>
+            <w:shd w:fill="F7FAFC"/>
+            <w:tcMar>
+              <w:top w:w="90" w:type="dxa"/>
+              <w:bottom w:w="90" w:type="dxa"/>
+              <w:left w:w="120" w:type="dxa"/>
+              <w:right w:w="120" w:type="dxa"/>
+            </w:tcMar>
+            <w:vAlign w:val="center"/>
+          </w:tcPr>
+          <w:p>
+            <w:pPr>
+              <w:spacing w:after="40" w:before="40"/>
+              <w:jc w:val="center"/>
+            </w:pPr>
+            <w:r>
+              <w:rPr>
+                <w:rFonts w:ascii="Times New Roman" w:hAnsi="Times New Roman"/>
+                <w:color w:val="141414"/>
+                <w:sz w:val="20"/>
+              </w:rPr>
+              <w:t>1</w:t>
+            </w:r>
+          </w:p>
+        </w:tc>
+        <w:tc>
+          <w:tcPr>
+            <w:tcW w:type="dxa" w:w="1728"/>
+            <w:shd w:fill="F7FAFC"/>
+            <w:tcMar>
+              <w:top w:w="90" w:type="dxa"/>
+              <w:bottom w:w="90" w:type="dxa"/>
+              <w:left w:w="120" w:type="dxa"/>
+              <w:right w:w="120" w:type="dxa"/>
+            </w:tcMar>
+            <w:vAlign w:val="center"/>
+          </w:tcPr>
+          <w:p>
+            <w:pPr>
+              <w:spacing w:after="40" w:before="40"/>
+              <w:jc w:val="center"/>
+            </w:pPr>
+            <w:r>
+              <w:rPr>
+                <w:rFonts w:ascii="Times New Roman" w:hAnsi="Times New Roman"/>
+                <w:color w:val="141414"/>
+                <w:sz w:val="20"/>
+              </w:rPr>
+              <w:t>1,000.00</w:t>
+            </w:r>
+          </w:p>
+        </w:tc>
+      </w:tr>
+      <w:tr>
+        <w:tc>
+          <w:tcPr>
+            <w:tcW w:type="dxa" w:w="2016"/>
+            <w:shd w:fill="FFFFFF"/>
+            <w:tcMar>
+              <w:top w:w="90" w:type="dxa"/>
+              <w:bottom w:w="90" w:type="dxa"/>
+              <w:left w:w="120" w:type="dxa"/>
+              <w:right w:w="120" w:type="dxa"/>
+            </w:tcMar>
+            <w:vAlign w:val="center"/>
+          </w:tcPr>
+          <w:p>
+            <w:pPr>
+              <w:spacing w:after="40" w:before="40"/>
+              <w:jc w:val="left"/>
+            </w:pPr>
+            <w:r>
+              <w:rPr>
+                <w:rFonts w:ascii="Times New Roman" w:hAnsi="Times New Roman"/>
+                <w:color w:val="141414"/>
+                <w:sz w:val="20"/>
+              </w:rPr>
+              <w:t>Total Budget</w:t>
+            </w:r>
+          </w:p>
+        </w:tc>
+        <w:tc>
+          <w:tcPr>
+            <w:tcW w:type="dxa" w:w="3888"/>
+            <w:shd w:fill="FFFFFF"/>
+            <w:tcMar>
+              <w:top w:w="90" w:type="dxa"/>
+              <w:bottom w:w="90" w:type="dxa"/>
+              <w:left w:w="120" w:type="dxa"/>
+              <w:right w:w="120" w:type="dxa"/>
+            </w:tcMar>
+            <w:vAlign w:val="center"/>
+          </w:tcPr>
+          <w:p>
+            <w:pPr>
+              <w:spacing w:after="40" w:before="40"/>
+              <w:jc w:val="left"/>
+            </w:pPr>
+            <w:r>
+              <w:rPr>
+                <w:rFonts w:ascii="Times New Roman" w:hAnsi="Times New Roman"/>
+                <w:color w:val="141414"/>
+                <w:sz w:val="20"/>
+              </w:rPr>
+              <w:t>Comprehensive Research and Development Expenditure</w:t>
+            </w:r>
+          </w:p>
+        </w:tc>
+        <w:tc>
+          <w:tcPr>
+            <w:tcW w:type="dxa" w:w="1728"/>
+            <w:shd w:fill="FFFFFF"/>
+            <w:tcMar>
+              <w:top w:w="90" w:type="dxa"/>
+              <w:bottom w:w="90" w:type="dxa"/>
+              <w:left w:w="120" w:type="dxa"/>
+              <w:right w:w="120" w:type="dxa"/>
+            </w:tcMar>
+            <w:vAlign w:val="center"/>
+          </w:tcPr>
+          <w:p>
+            <w:pPr>
+              <w:spacing w:after="40" w:before="40"/>
+              <w:jc w:val="center"/>
+            </w:pPr>
+            <w:r>
+              <w:rPr>
+                <w:rFonts w:ascii="Times New Roman" w:hAnsi="Times New Roman"/>
+                <w:color w:val="141414"/>
+                <w:sz w:val="20"/>
+              </w:rPr>
+              <w:t>-</w:t>
+            </w:r>
+          </w:p>
+        </w:tc>
+        <w:tc>
+          <w:tcPr>
+            <w:tcW w:type="dxa" w:w="1296"/>
+            <w:shd w:fill="FFFFFF"/>
+            <w:tcMar>
+              <w:top w:w="90" w:type="dxa"/>
+              <w:bottom w:w="90" w:type="dxa"/>
+              <w:left w:w="120" w:type="dxa"/>
+              <w:right w:w="120" w:type="dxa"/>
+            </w:tcMar>
+            <w:vAlign w:val="center"/>
+          </w:tcPr>
+          <w:p>
+            <w:pPr>
+              <w:spacing w:after="40" w:before="40"/>
+              <w:jc w:val="center"/>
+            </w:pPr>
+            <w:r>
+              <w:rPr>
+                <w:rFonts w:ascii="Times New Roman" w:hAnsi="Times New Roman"/>
+                <w:color w:val="141414"/>
+                <w:sz w:val="20"/>
+              </w:rPr>
+              <w:t>-</w:t>
+            </w:r>
+          </w:p>
+        </w:tc>
+        <w:tc>
+          <w:tcPr>
+            <w:tcW w:type="dxa" w:w="1728"/>
+            <w:shd w:fill="FFFFFF"/>
+            <w:tcMar>
+              <w:top w:w="90" w:type="dxa"/>
+              <w:bottom w:w="90" w:type="dxa"/>
+              <w:left w:w="120" w:type="dxa"/>
+              <w:right w:w="120" w:type="dxa"/>
+            </w:tcMar>
+            <w:vAlign w:val="center"/>
+          </w:tcPr>
+          <w:p>
+            <w:pPr>
+              <w:spacing w:after="40" w:before="40"/>
+              <w:jc w:val="center"/>
+            </w:pPr>
+            <w:r>
+              <w:rPr>
+                <w:rFonts w:ascii="Times New Roman" w:hAnsi="Times New Roman"/>
+                <w:color w:val="141414"/>
+                <w:sz w:val="20"/>
+              </w:rPr>
+              <w:t>3,200.00</w:t>
             </w:r>
           </w:p>
         </w:tc>
@@ -26845,25 +29555,18 @@
     </w:p>
     <w:p>
       <w:pPr>
-        <w:keepNext/>
-        <w:spacing w:before="280" w:after="120"/>
-        <w:jc w:val="left"/>
-      </w:pPr>
-      <w:r>
-        <w:rPr>
-          <w:rFonts w:ascii="Times New Roman" w:hAnsi="Times New Roman"/>
-          <w:b/>
-          <w:color w:val="000000"/>
-          <w:sz w:val="26"/>
-        </w:rPr>
-        <w:t>Appendix III: Core System Implementation Source Code Snippets</w:t>
-      </w:r>
-    </w:p>
-    <w:p>
-      <w:pPr>
         <w:spacing w:line="360" w:lineRule="auto" w:after="120" w:before="0"/>
         <w:jc w:val="both"/>
       </w:pPr>
+      <w:r>
+        <w:rPr>
+          <w:rFonts w:ascii="Times New Roman" w:hAnsi="Times New Roman"/>
+          <w:b/>
+          <w:color w:val="000000"/>
+          <w:sz w:val="24"/>
+        </w:rPr>
+        <w:t xml:space="preserve">Financial Justification: </w:t>
+      </w:r>
       <w:r>
         <w:rPr>
           <w:rFonts w:ascii="Times New Roman" w:hAnsi="Times New Roman"/>
@@ -26871,80 +29574,7 @@
           <w:color w:val="000000"/>
           <w:sz w:val="24"/>
         </w:rPr>
-        <w:t>Listing A3.1: AccessController NTFS ACL Lock and Unlock Implementation (Python / icacls):</w:t>
-      </w:r>
-    </w:p>
-    <w:p>
-      <w:pPr>
-        <w:spacing w:line="360" w:lineRule="auto" w:after="200" w:before="0"/>
-        <w:jc w:val="left"/>
-      </w:pPr>
-      <w:r>
-        <w:rPr>
-          <w:rFonts w:ascii="Times New Roman" w:hAnsi="Times New Roman"/>
-          <w:i w:val="0"/>
-          <w:color w:val="000000"/>
-          <w:sz w:val="24"/>
-        </w:rPr>
-        <w:t>class AccessController:</w:t>
-        <w:br/>
-        <w:t xml:space="preserve">    @staticmethod</w:t>
-        <w:br/>
-        <w:t xml:space="preserve">    def lock_path(path: str):</w:t>
-        <w:br/>
-        <w:t xml:space="preserve">        # Deny Write (W), Append Data (AD), Write Extended Attributes (WEA), Write Attributes (WA)</w:t>
-        <w:br/>
-        <w:t xml:space="preserve">        cmd = ['icacls', path, '/deny', 'Everyone:(W,AD,WEA,WA)', '/T', '/C', '/Q']</w:t>
-        <w:br/>
-        <w:t xml:space="preserve">        if os.path.isfile(path): cmd.remove('/T')</w:t>
-        <w:br/>
-        <w:t xml:space="preserve">        subprocess.run(cmd, check=True, capture_output=True, text=True)</w:t>
-        <w:br/>
-        <w:t xml:space="preserve">        return True</w:t>
-        <w:br/>
-        <w:br/>
-        <w:t xml:space="preserve">    @staticmethod</w:t>
-        <w:br/>
-        <w:t xml:space="preserve">    def unlock_path(path: str):</w:t>
-        <w:br/>
-        <w:t xml:space="preserve">        cmd = ['icacls', path, '/remove:d', 'Everyone', '/T', '/C', '/Q']</w:t>
-        <w:br/>
-        <w:t xml:space="preserve">        if os.path.isfile(path): cmd.remove('/T')</w:t>
-        <w:br/>
-        <w:t xml:space="preserve">        subprocess.run(cmd, check=True, capture_output=True, text=True)</w:t>
-        <w:br/>
-        <w:t xml:space="preserve">        return True</w:t>
-      </w:r>
-    </w:p>
-    <w:p>
-      <w:pPr>
-        <w:keepNext/>
-        <w:spacing w:before="280" w:after="120"/>
-        <w:jc w:val="left"/>
-      </w:pPr>
-      <w:r>
-        <w:rPr>
-          <w:rFonts w:ascii="Times New Roman" w:hAnsi="Times New Roman"/>
-          <w:b/>
-          <w:color w:val="000000"/>
-          <w:sz w:val="26"/>
-        </w:rPr>
-        <w:t>Appendix IV: Administrative Dashboard User Manual &amp; Interface Guide</w:t>
-      </w:r>
-    </w:p>
-    <w:p>
-      <w:pPr>
-        <w:spacing w:line="360" w:lineRule="auto" w:after="120" w:before="0"/>
-        <w:jc w:val="both"/>
-      </w:pPr>
-      <w:r>
-        <w:rPr>
-          <w:rFonts w:ascii="Times New Roman" w:hAnsi="Times New Roman"/>
-          <w:i w:val="0"/>
-          <w:color w:val="000000"/>
-          <w:sz w:val="24"/>
-        </w:rPr>
-        <w:t>The administrative dashboard provides intuitive web-based navigation through six primary interfaces: (1) System Overview with real-time KPI metrics and threat maps; (2) Event Feed displaying continuous filesystem mutations; (3) Alert Inbox for reviewing and acknowledging security violations; (4) Monitored Files Registry featuring one-click NTFS DENY Write locking, password status badges, and folder ACL managers; (5) Encrypted Vault for inspecting historical backups and executing instant rollbacks; and (6) Audit Log presenting an immutable historical ledger of all administrative logins, ACL locks, and password modifications.</w:t>
+        <w:t>Budget Justification: Hardware and software costs were minimized to ZMW 0.00 by leveraging existing student computing devices and open-source software libraries. Cloud API credits enabled real-time SMS and email multi-channel alerting testing. Broadband internet supported continuous library synchronization and repository collaboration. Printing and binding allocations ensure formal submission to the Kapasa Makasa University Library and Department of ICT.</w:t>
       </w:r>
     </w:p>
     <w:sectPr>

--- a/THESIS/Thesis_FileSystemIntegrityToolkit_2026.docx
+++ b/THESIS/Thesis_FileSystemIntegrityToolkit_2026.docx
@@ -25318,6 +25318,45 @@
           <w:sz w:val="24"/>
         </w:rPr>
         <w:t>[ Screenshot 4: Interactive ACL Manager Modal featuring live Windows icacls DACL inspection (Everyone:DENY(W)), password-gated unlock inputs, password configuration form, and chronological path-specific audit ledger. ]</w:t>
+      </w:r>
+    </w:p>
+    <w:p>
+      <w:pPr>
+        <w:jc w:val="center"/>
+      </w:pPr>
+      <w:r>
+        <w:drawing>
+          <wp:inline xmlns:a="http://schemas.openxmlformats.org/drawingml/2006/main" xmlns:pic="http://schemas.openxmlformats.org/drawingml/2006/picture">
+            <wp:extent cx="5669280" cy="3164249"/>
+            <wp:docPr id="1" name="Picture 1"/>
+            <wp:cNvGraphicFramePr>
+              <a:graphicFrameLocks noChangeAspect="1"/>
+            </wp:cNvGraphicFramePr>
+            <a:graphic>
+              <a:graphicData uri="http://schemas.openxmlformats.org/drawingml/2006/picture">
+                <pic:pic>
+                  <pic:nvPicPr>
+                    <pic:cNvPr id="0" name="Figure_3_3_Access_Control_Flowchart.jpg"/>
+                    <pic:cNvPicPr/>
+                  </pic:nvPicPr>
+                  <pic:blipFill>
+                    <a:blip r:embed="rId17"/>
+                    <a:stretch>
+                      <a:fillRect/>
+                    </a:stretch>
+                  </pic:blipFill>
+                  <pic:spPr>
+                    <a:xfrm>
+                      <a:off x="0" y="0"/>
+                      <a:ext cx="5669280" cy="3164249"/>
+                    </a:xfrm>
+                    <a:prstGeom prst="rect"/>
+                  </pic:spPr>
+                </pic:pic>
+              </a:graphicData>
+            </a:graphic>
+          </wp:inline>
+        </w:drawing>
       </w:r>
     </w:p>
     <w:p>
